--- a/docs/manager-manual.docx
+++ b/docs/manager-manual.docx
@@ -2389,7 +2389,7 @@
         </w:numPr>
         <w:spacing w:after="0"/>
         <w:rPr>
-          <w:rFonts w:ascii="TH SarabunPSK" w:hAnsi="TH SarabunPSK" w:cs="TH SarabunPSK" w:hint="cs"/>
+          <w:rFonts w:ascii="TH SarabunPSK" w:hAnsi="TH SarabunPSK" w:cs="TH SarabunPSK"/>
           <w:color w:val="auto"/>
           <w:sz w:val="28"/>
           <w:szCs w:val="28"/>
@@ -2406,6 +2406,335 @@
         <w:t>คลิกแถวพนักงานเพื่อดูประวัติการลารายบุคคล</w:t>
       </w:r>
       <w:proofErr w:type="spellEnd"/>
+    </w:p>
+    <w:p>
+      <w:pPr>
+        <w:pStyle w:val="Numbered"/>
+        <w:spacing w:after="0"/>
+        <w:rPr>
+          <w:rFonts w:ascii="TH SarabunPSK" w:hAnsi="TH SarabunPSK" w:cs="TH SarabunPSK" w:hint="cs"/>
+          <w:color w:val="auto"/>
+          <w:sz w:val="20"/>
+        </w:rPr>
+      </w:pPr>
+    </w:p>
+    <w:p>
+      <w:pPr>
+        <w:pStyle w:val="Heading1"/>
+        <w:spacing w:before="0" w:after="0"/>
+        <w:rPr>
+          <w:rFonts w:ascii="TH SarabunPSK" w:hAnsi="TH SarabunPSK" w:cs="TH SarabunPSK" w:hint="cs"/>
+          <w:color w:val="auto"/>
+          <w:szCs w:val="32"/>
+        </w:rPr>
+      </w:pPr>
+      <w:r>
+        <w:rPr>
+          <w:rFonts w:ascii="TH SarabunPSK" w:hAnsi="TH SarabunPSK" w:cs="TH SarabunPSK" w:hint="cs"/>
+          <w:color w:val="auto"/>
+          <w:szCs w:val="32"/>
+        </w:rPr>
+        <w:t xml:space="preserve">5. </w:t>
+      </w:r>
+      <w:proofErr w:type="spellStart"/>
+      <w:r>
+        <w:rPr>
+          <w:rFonts w:ascii="TH SarabunPSK" w:hAnsi="TH SarabunPSK" w:cs="TH SarabunPSK" w:hint="cs"/>
+          <w:color w:val="auto"/>
+          <w:szCs w:val="32"/>
+        </w:rPr>
+        <w:t>ภาพรวม</w:t>
+      </w:r>
+      <w:proofErr w:type="spellEnd"/>
+      <w:r>
+        <w:rPr>
+          <w:rFonts w:ascii="TH SarabunPSK" w:hAnsi="TH SarabunPSK" w:cs="TH SarabunPSK" w:hint="cs"/>
+          <w:color w:val="auto"/>
+          <w:szCs w:val="32"/>
+        </w:rPr>
+        <w:t xml:space="preserve"> (Report)</w:t>
+      </w:r>
+    </w:p>
+    <w:p>
+      <w:pPr>
+        <w:pStyle w:val="BodyText"/>
+        <w:spacing w:after="0"/>
+        <w:rPr>
+          <w:rFonts w:ascii="TH SarabunPSK" w:hAnsi="TH SarabunPSK" w:cs="TH SarabunPSK" w:hint="cs"/>
+          <w:color w:val="auto"/>
+          <w:sz w:val="28"/>
+          <w:szCs w:val="28"/>
+        </w:rPr>
+      </w:pPr>
+      <w:proofErr w:type="spellStart"/>
+      <w:r>
+        <w:rPr>
+          <w:rFonts w:ascii="TH SarabunPSK" w:hAnsi="TH SarabunPSK" w:cs="TH SarabunPSK" w:hint="cs"/>
+          <w:color w:val="auto"/>
+          <w:sz w:val="28"/>
+          <w:szCs w:val="28"/>
+        </w:rPr>
+        <w:t>แท็บภาพรวมช่วยให้</w:t>
+      </w:r>
+      <w:proofErr w:type="spellEnd"/>
+      <w:r>
+        <w:rPr>
+          <w:rFonts w:ascii="TH SarabunPSK" w:hAnsi="TH SarabunPSK" w:cs="TH SarabunPSK" w:hint="cs"/>
+          <w:color w:val="auto"/>
+          <w:sz w:val="28"/>
+          <w:szCs w:val="28"/>
+        </w:rPr>
+        <w:t xml:space="preserve"> Manager </w:t>
+      </w:r>
+      <w:proofErr w:type="spellStart"/>
+      <w:r>
+        <w:rPr>
+          <w:rFonts w:ascii="TH SarabunPSK" w:hAnsi="TH SarabunPSK" w:cs="TH SarabunPSK" w:hint="cs"/>
+          <w:color w:val="auto"/>
+          <w:sz w:val="28"/>
+          <w:szCs w:val="28"/>
+        </w:rPr>
+        <w:t>ตรวจสถานะทีมในภาพรวม</w:t>
+      </w:r>
+      <w:proofErr w:type="spellEnd"/>
+      <w:r>
+        <w:rPr>
+          <w:rFonts w:ascii="TH SarabunPSK" w:hAnsi="TH SarabunPSK" w:cs="TH SarabunPSK" w:hint="cs"/>
+          <w:color w:val="auto"/>
+          <w:sz w:val="28"/>
+          <w:szCs w:val="28"/>
+        </w:rPr>
+        <w:t xml:space="preserve"> </w:t>
+      </w:r>
+      <w:proofErr w:type="spellStart"/>
+      <w:r>
+        <w:rPr>
+          <w:rFonts w:ascii="TH SarabunPSK" w:hAnsi="TH SarabunPSK" w:cs="TH SarabunPSK" w:hint="cs"/>
+          <w:color w:val="auto"/>
+          <w:sz w:val="28"/>
+          <w:szCs w:val="28"/>
+        </w:rPr>
+        <w:t>เช่น</w:t>
+      </w:r>
+      <w:proofErr w:type="spellEnd"/>
+      <w:r>
+        <w:rPr>
+          <w:rFonts w:ascii="TH SarabunPSK" w:hAnsi="TH SarabunPSK" w:cs="TH SarabunPSK" w:hint="cs"/>
+          <w:color w:val="auto"/>
+          <w:sz w:val="28"/>
+          <w:szCs w:val="28"/>
+        </w:rPr>
+        <w:t xml:space="preserve"> </w:t>
+      </w:r>
+      <w:proofErr w:type="spellStart"/>
+      <w:r>
+        <w:rPr>
+          <w:rFonts w:ascii="TH SarabunPSK" w:hAnsi="TH SarabunPSK" w:cs="TH SarabunPSK" w:hint="cs"/>
+          <w:color w:val="auto"/>
+          <w:sz w:val="28"/>
+          <w:szCs w:val="28"/>
+        </w:rPr>
+        <w:t>จำนวนพนักงาน</w:t>
+      </w:r>
+      <w:proofErr w:type="spellEnd"/>
+      <w:r>
+        <w:rPr>
+          <w:rFonts w:ascii="TH SarabunPSK" w:hAnsi="TH SarabunPSK" w:cs="TH SarabunPSK" w:hint="cs"/>
+          <w:color w:val="auto"/>
+          <w:sz w:val="28"/>
+          <w:szCs w:val="28"/>
+        </w:rPr>
+        <w:t xml:space="preserve"> </w:t>
+      </w:r>
+      <w:proofErr w:type="spellStart"/>
+      <w:r>
+        <w:rPr>
+          <w:rFonts w:ascii="TH SarabunPSK" w:hAnsi="TH SarabunPSK" w:cs="TH SarabunPSK" w:hint="cs"/>
+          <w:color w:val="auto"/>
+          <w:sz w:val="28"/>
+          <w:szCs w:val="28"/>
+        </w:rPr>
+        <w:t>คำขอรออนุมัติ</w:t>
+      </w:r>
+      <w:proofErr w:type="spellEnd"/>
+      <w:r>
+        <w:rPr>
+          <w:rFonts w:ascii="TH SarabunPSK" w:hAnsi="TH SarabunPSK" w:cs="TH SarabunPSK" w:hint="cs"/>
+          <w:color w:val="auto"/>
+          <w:sz w:val="28"/>
+          <w:szCs w:val="28"/>
+        </w:rPr>
+        <w:t xml:space="preserve"> </w:t>
+      </w:r>
+      <w:proofErr w:type="spellStart"/>
+      <w:r>
+        <w:rPr>
+          <w:rFonts w:ascii="TH SarabunPSK" w:hAnsi="TH SarabunPSK" w:cs="TH SarabunPSK" w:hint="cs"/>
+          <w:color w:val="auto"/>
+          <w:sz w:val="28"/>
+          <w:szCs w:val="28"/>
+        </w:rPr>
+        <w:t>คำขอล่าสุด</w:t>
+      </w:r>
+      <w:proofErr w:type="spellEnd"/>
+      <w:r>
+        <w:rPr>
+          <w:rFonts w:ascii="TH SarabunPSK" w:hAnsi="TH SarabunPSK" w:cs="TH SarabunPSK" w:hint="cs"/>
+          <w:color w:val="auto"/>
+          <w:sz w:val="28"/>
+          <w:szCs w:val="28"/>
+        </w:rPr>
+        <w:t xml:space="preserve"> </w:t>
+      </w:r>
+      <w:proofErr w:type="spellStart"/>
+      <w:r>
+        <w:rPr>
+          <w:rFonts w:ascii="TH SarabunPSK" w:hAnsi="TH SarabunPSK" w:cs="TH SarabunPSK" w:hint="cs"/>
+          <w:color w:val="auto"/>
+          <w:sz w:val="28"/>
+          <w:szCs w:val="28"/>
+        </w:rPr>
+        <w:t>โครงสร้างทีม</w:t>
+      </w:r>
+      <w:proofErr w:type="spellEnd"/>
+      <w:r>
+        <w:rPr>
+          <w:rFonts w:ascii="TH SarabunPSK" w:hAnsi="TH SarabunPSK" w:cs="TH SarabunPSK" w:hint="cs"/>
+          <w:color w:val="auto"/>
+          <w:sz w:val="28"/>
+          <w:szCs w:val="28"/>
+        </w:rPr>
+        <w:t xml:space="preserve"> </w:t>
+      </w:r>
+      <w:proofErr w:type="spellStart"/>
+      <w:r>
+        <w:rPr>
+          <w:rFonts w:ascii="TH SarabunPSK" w:hAnsi="TH SarabunPSK" w:cs="TH SarabunPSK" w:hint="cs"/>
+          <w:color w:val="auto"/>
+          <w:sz w:val="28"/>
+          <w:szCs w:val="28"/>
+        </w:rPr>
+        <w:t>และพนักงานที่วันลาเหลือน้อย</w:t>
+      </w:r>
+      <w:proofErr w:type="spellEnd"/>
+    </w:p>
+    <w:p>
+      <w:pPr>
+        <w:pStyle w:val="Bullet"/>
+        <w:numPr>
+          <w:ilvl w:val="0"/>
+          <w:numId w:val="1"/>
+        </w:numPr>
+        <w:spacing w:after="0"/>
+        <w:rPr>
+          <w:rFonts w:ascii="TH SarabunPSK" w:hAnsi="TH SarabunPSK" w:cs="TH SarabunPSK" w:hint="cs"/>
+          <w:color w:val="auto"/>
+          <w:sz w:val="28"/>
+          <w:szCs w:val="28"/>
+        </w:rPr>
+      </w:pPr>
+      <w:proofErr w:type="spellStart"/>
+      <w:r>
+        <w:rPr>
+          <w:rFonts w:ascii="TH SarabunPSK" w:hAnsi="TH SarabunPSK" w:cs="TH SarabunPSK" w:hint="cs"/>
+          <w:color w:val="auto"/>
+          <w:sz w:val="28"/>
+          <w:szCs w:val="28"/>
+        </w:rPr>
+        <w:t>ใช้เพื่อดูงานค้างอนุมัติและวางแผนกำลังคน</w:t>
+      </w:r>
+      <w:proofErr w:type="spellEnd"/>
+    </w:p>
+    <w:p>
+      <w:pPr>
+        <w:pStyle w:val="Bullet"/>
+        <w:numPr>
+          <w:ilvl w:val="0"/>
+          <w:numId w:val="1"/>
+        </w:numPr>
+        <w:spacing w:after="0"/>
+        <w:rPr>
+          <w:rFonts w:ascii="TH SarabunPSK" w:hAnsi="TH SarabunPSK" w:cs="TH SarabunPSK" w:hint="cs"/>
+          <w:color w:val="auto"/>
+          <w:sz w:val="28"/>
+          <w:szCs w:val="28"/>
+        </w:rPr>
+      </w:pPr>
+      <w:proofErr w:type="spellStart"/>
+      <w:r>
+        <w:rPr>
+          <w:rFonts w:ascii="TH SarabunPSK" w:hAnsi="TH SarabunPSK" w:cs="TH SarabunPSK" w:hint="cs"/>
+          <w:color w:val="auto"/>
+          <w:sz w:val="28"/>
+          <w:szCs w:val="28"/>
+        </w:rPr>
+        <w:t>ดูสรุปทีมตามหัวหน้าเพื่อเข้าใจภาระงานของแต่ละทีม</w:t>
+      </w:r>
+      <w:proofErr w:type="spellEnd"/>
+    </w:p>
+    <w:p>
+      <w:pPr>
+        <w:pStyle w:val="Bullet"/>
+        <w:numPr>
+          <w:ilvl w:val="0"/>
+          <w:numId w:val="1"/>
+        </w:numPr>
+        <w:spacing w:after="0"/>
+        <w:rPr>
+          <w:rFonts w:ascii="TH SarabunPSK" w:hAnsi="TH SarabunPSK" w:cs="TH SarabunPSK" w:hint="cs"/>
+          <w:color w:val="auto"/>
+          <w:sz w:val="28"/>
+          <w:szCs w:val="28"/>
+        </w:rPr>
+      </w:pPr>
+      <w:proofErr w:type="spellStart"/>
+      <w:r>
+        <w:rPr>
+          <w:rFonts w:ascii="TH SarabunPSK" w:hAnsi="TH SarabunPSK" w:cs="TH SarabunPSK" w:hint="cs"/>
+          <w:color w:val="auto"/>
+          <w:sz w:val="28"/>
+          <w:szCs w:val="28"/>
+        </w:rPr>
+        <w:t>ดูพนักงานที่วันลาเหลือน้อยเพื่อประเมินความเสี่ยงด้านแผนงาน</w:t>
+      </w:r>
+      <w:proofErr w:type="spellEnd"/>
+    </w:p>
+    <w:p>
+      <w:pPr>
+        <w:pStyle w:val="Heading1"/>
+        <w:spacing w:after="0"/>
+        <w:rPr>
+          <w:rFonts w:ascii="TH SarabunPSK" w:hAnsi="TH SarabunPSK" w:cs="TH SarabunPSK" w:hint="cs"/>
+          <w:color w:val="auto"/>
+          <w:szCs w:val="32"/>
+        </w:rPr>
+      </w:pPr>
+      <w:r>
+        <w:rPr>
+          <w:rFonts w:ascii="TH SarabunPSK" w:hAnsi="TH SarabunPSK" w:cs="TH SarabunPSK" w:hint="cs"/>
+          <w:color w:val="auto"/>
+          <w:szCs w:val="32"/>
+        </w:rPr>
+        <w:t xml:space="preserve">6. </w:t>
+      </w:r>
+      <w:proofErr w:type="spellStart"/>
+      <w:r>
+        <w:rPr>
+          <w:rFonts w:ascii="TH SarabunPSK" w:hAnsi="TH SarabunPSK" w:cs="TH SarabunPSK" w:hint="cs"/>
+          <w:color w:val="auto"/>
+          <w:szCs w:val="32"/>
+        </w:rPr>
+        <w:t>การสร้าง</w:t>
+      </w:r>
+      <w:proofErr w:type="spellEnd"/>
+      <w:r>
+        <w:rPr>
+          <w:rFonts w:ascii="TH SarabunPSK" w:hAnsi="TH SarabunPSK" w:cs="TH SarabunPSK" w:hint="cs"/>
+          <w:color w:val="auto"/>
+          <w:szCs w:val="32"/>
+        </w:rPr>
+        <w:t xml:space="preserve"> Event</w:t>
+      </w:r>
     </w:p>
     <w:p>
       <w:pPr>
@@ -2430,7 +2759,43 @@
           <w:sz w:val="28"/>
           <w:szCs w:val="28"/>
         </w:rPr>
-        <w:t>หากมีสิทธิ์</w:t>
+        <w:t>เปิดแท็บ</w:t>
+      </w:r>
+      <w:proofErr w:type="spellEnd"/>
+      <w:r>
+        <w:rPr>
+          <w:rFonts w:ascii="TH SarabunPSK" w:hAnsi="TH SarabunPSK" w:cs="TH SarabunPSK" w:hint="cs"/>
+          <w:color w:val="auto"/>
+          <w:sz w:val="28"/>
+          <w:szCs w:val="28"/>
+        </w:rPr>
+        <w:t xml:space="preserve"> Event</w:t>
+      </w:r>
+    </w:p>
+    <w:p>
+      <w:pPr>
+        <w:pStyle w:val="Numbered"/>
+        <w:numPr>
+          <w:ilvl w:val="0"/>
+          <w:numId w:val="1"/>
+        </w:numPr>
+        <w:spacing w:after="0"/>
+        <w:rPr>
+          <w:rFonts w:ascii="TH SarabunPSK" w:hAnsi="TH SarabunPSK" w:cs="TH SarabunPSK" w:hint="cs"/>
+          <w:color w:val="auto"/>
+          <w:sz w:val="28"/>
+          <w:szCs w:val="28"/>
+        </w:rPr>
+      </w:pPr>
+      <w:proofErr w:type="spellStart"/>
+      <w:r>
+        <w:rPr>
+          <w:rFonts w:ascii="TH SarabunPSK" w:hAnsi="TH SarabunPSK" w:cs="TH SarabunPSK" w:hint="cs"/>
+          <w:color w:val="auto"/>
+          <w:sz w:val="28"/>
+          <w:szCs w:val="28"/>
+        </w:rPr>
+        <w:t>กด</w:t>
       </w:r>
       <w:proofErr w:type="spellEnd"/>
       <w:r>
@@ -2450,49 +2815,211 @@
           <w:sz w:val="28"/>
           <w:szCs w:val="28"/>
         </w:rPr>
-        <w:t>ให้กด</w:t>
-      </w:r>
-      <w:proofErr w:type="spellEnd"/>
-      <w:r>
-        <w:rPr>
-          <w:rFonts w:ascii="TH SarabunPSK" w:hAnsi="TH SarabunPSK" w:cs="TH SarabunPSK" w:hint="cs"/>
-          <w:color w:val="auto"/>
-          <w:sz w:val="28"/>
-          <w:szCs w:val="28"/>
-        </w:rPr>
-        <w:t xml:space="preserve"> </w:t>
-      </w:r>
-      <w:proofErr w:type="spellStart"/>
-      <w:r>
-        <w:rPr>
-          <w:rFonts w:ascii="TH SarabunPSK" w:hAnsi="TH SarabunPSK" w:cs="TH SarabunPSK" w:hint="cs"/>
-          <w:color w:val="auto"/>
-          <w:sz w:val="28"/>
-          <w:szCs w:val="28"/>
-        </w:rPr>
-        <w:t>กำหนดวันลา</w:t>
-      </w:r>
-      <w:proofErr w:type="spellEnd"/>
-      <w:r>
-        <w:rPr>
-          <w:rFonts w:ascii="TH SarabunPSK" w:hAnsi="TH SarabunPSK" w:cs="TH SarabunPSK" w:hint="cs"/>
-          <w:color w:val="auto"/>
-          <w:sz w:val="28"/>
-          <w:szCs w:val="28"/>
-        </w:rPr>
-        <w:t xml:space="preserve"> </w:t>
-      </w:r>
-      <w:proofErr w:type="spellStart"/>
-      <w:r>
-        <w:rPr>
-          <w:rFonts w:ascii="TH SarabunPSK" w:hAnsi="TH SarabunPSK" w:cs="TH SarabunPSK" w:hint="cs"/>
-          <w:color w:val="auto"/>
-          <w:sz w:val="28"/>
-          <w:szCs w:val="28"/>
-        </w:rPr>
-        <w:t>เพื่อปรับสิทธิ์วันลาของพนักงาน</w:t>
-      </w:r>
-      <w:proofErr w:type="spellEnd"/>
+        <w:t>สร้าง</w:t>
+      </w:r>
+      <w:proofErr w:type="spellEnd"/>
+      <w:r>
+        <w:rPr>
+          <w:rFonts w:ascii="TH SarabunPSK" w:hAnsi="TH SarabunPSK" w:cs="TH SarabunPSK" w:hint="cs"/>
+          <w:color w:val="auto"/>
+          <w:sz w:val="28"/>
+          <w:szCs w:val="28"/>
+        </w:rPr>
+        <w:t xml:space="preserve"> Event</w:t>
+      </w:r>
+    </w:p>
+    <w:p>
+      <w:pPr>
+        <w:pStyle w:val="Numbered"/>
+        <w:numPr>
+          <w:ilvl w:val="0"/>
+          <w:numId w:val="1"/>
+        </w:numPr>
+        <w:spacing w:after="0"/>
+        <w:rPr>
+          <w:rFonts w:ascii="TH SarabunPSK" w:hAnsi="TH SarabunPSK" w:cs="TH SarabunPSK" w:hint="cs"/>
+          <w:color w:val="auto"/>
+          <w:sz w:val="28"/>
+          <w:szCs w:val="28"/>
+        </w:rPr>
+      </w:pPr>
+      <w:proofErr w:type="spellStart"/>
+      <w:r>
+        <w:rPr>
+          <w:rFonts w:ascii="TH SarabunPSK" w:hAnsi="TH SarabunPSK" w:cs="TH SarabunPSK" w:hint="cs"/>
+          <w:color w:val="auto"/>
+          <w:sz w:val="28"/>
+          <w:szCs w:val="28"/>
+        </w:rPr>
+        <w:t>กรอกชื่อ</w:t>
+      </w:r>
+      <w:proofErr w:type="spellEnd"/>
+      <w:r>
+        <w:rPr>
+          <w:rFonts w:ascii="TH SarabunPSK" w:hAnsi="TH SarabunPSK" w:cs="TH SarabunPSK" w:hint="cs"/>
+          <w:color w:val="auto"/>
+          <w:sz w:val="28"/>
+          <w:szCs w:val="28"/>
+        </w:rPr>
+        <w:t xml:space="preserve"> Event</w:t>
+      </w:r>
+    </w:p>
+    <w:p>
+      <w:pPr>
+        <w:pStyle w:val="Numbered"/>
+        <w:numPr>
+          <w:ilvl w:val="0"/>
+          <w:numId w:val="1"/>
+        </w:numPr>
+        <w:spacing w:after="0"/>
+        <w:rPr>
+          <w:rFonts w:ascii="TH SarabunPSK" w:hAnsi="TH SarabunPSK" w:cs="TH SarabunPSK" w:hint="cs"/>
+          <w:color w:val="auto"/>
+          <w:sz w:val="28"/>
+          <w:szCs w:val="28"/>
+        </w:rPr>
+      </w:pPr>
+      <w:proofErr w:type="spellStart"/>
+      <w:r>
+        <w:rPr>
+          <w:rFonts w:ascii="TH SarabunPSK" w:hAnsi="TH SarabunPSK" w:cs="TH SarabunPSK" w:hint="cs"/>
+          <w:color w:val="auto"/>
+          <w:sz w:val="28"/>
+          <w:szCs w:val="28"/>
+        </w:rPr>
+        <w:t>เลือกวันที่เริ่มและวันที่สิ้นสุด</w:t>
+      </w:r>
+      <w:proofErr w:type="spellEnd"/>
+    </w:p>
+    <w:p>
+      <w:pPr>
+        <w:pStyle w:val="Numbered"/>
+        <w:numPr>
+          <w:ilvl w:val="0"/>
+          <w:numId w:val="1"/>
+        </w:numPr>
+        <w:spacing w:after="0"/>
+        <w:rPr>
+          <w:rFonts w:ascii="TH SarabunPSK" w:hAnsi="TH SarabunPSK" w:cs="TH SarabunPSK" w:hint="cs"/>
+          <w:color w:val="auto"/>
+          <w:sz w:val="28"/>
+          <w:szCs w:val="28"/>
+        </w:rPr>
+      </w:pPr>
+      <w:proofErr w:type="spellStart"/>
+      <w:r>
+        <w:rPr>
+          <w:rFonts w:ascii="TH SarabunPSK" w:hAnsi="TH SarabunPSK" w:cs="TH SarabunPSK" w:hint="cs"/>
+          <w:color w:val="auto"/>
+          <w:sz w:val="28"/>
+          <w:szCs w:val="28"/>
+        </w:rPr>
+        <w:t>เลือกผู้รับผิดชอบอย่างน้อย</w:t>
+      </w:r>
+      <w:proofErr w:type="spellEnd"/>
+      <w:r>
+        <w:rPr>
+          <w:rFonts w:ascii="TH SarabunPSK" w:hAnsi="TH SarabunPSK" w:cs="TH SarabunPSK" w:hint="cs"/>
+          <w:color w:val="auto"/>
+          <w:sz w:val="28"/>
+          <w:szCs w:val="28"/>
+        </w:rPr>
+        <w:t xml:space="preserve"> 1 </w:t>
+      </w:r>
+      <w:proofErr w:type="spellStart"/>
+      <w:r>
+        <w:rPr>
+          <w:rFonts w:ascii="TH SarabunPSK" w:hAnsi="TH SarabunPSK" w:cs="TH SarabunPSK" w:hint="cs"/>
+          <w:color w:val="auto"/>
+          <w:sz w:val="28"/>
+          <w:szCs w:val="28"/>
+        </w:rPr>
+        <w:t>คนจากรายชื่อ</w:t>
+      </w:r>
+      <w:proofErr w:type="spellEnd"/>
+      <w:r>
+        <w:rPr>
+          <w:rFonts w:ascii="TH SarabunPSK" w:hAnsi="TH SarabunPSK" w:cs="TH SarabunPSK" w:hint="cs"/>
+          <w:color w:val="auto"/>
+          <w:sz w:val="28"/>
+          <w:szCs w:val="28"/>
+        </w:rPr>
+        <w:t xml:space="preserve"> Lead/</w:t>
+      </w:r>
+      <w:proofErr w:type="spellStart"/>
+      <w:r>
+        <w:rPr>
+          <w:rFonts w:ascii="TH SarabunPSK" w:hAnsi="TH SarabunPSK" w:cs="TH SarabunPSK" w:hint="cs"/>
+          <w:color w:val="auto"/>
+          <w:sz w:val="28"/>
+          <w:szCs w:val="28"/>
+        </w:rPr>
+        <w:t>ผู้เกี่ยวข้องที่ระบบแสดง</w:t>
+      </w:r>
+      <w:proofErr w:type="spellEnd"/>
+    </w:p>
+    <w:p>
+      <w:pPr>
+        <w:pStyle w:val="Numbered"/>
+        <w:numPr>
+          <w:ilvl w:val="0"/>
+          <w:numId w:val="1"/>
+        </w:numPr>
+        <w:spacing w:after="0"/>
+        <w:rPr>
+          <w:rFonts w:ascii="TH SarabunPSK" w:hAnsi="TH SarabunPSK" w:cs="TH SarabunPSK" w:hint="cs"/>
+          <w:color w:val="auto"/>
+          <w:sz w:val="28"/>
+          <w:szCs w:val="28"/>
+        </w:rPr>
+      </w:pPr>
+      <w:proofErr w:type="spellStart"/>
+      <w:r>
+        <w:rPr>
+          <w:rFonts w:ascii="TH SarabunPSK" w:hAnsi="TH SarabunPSK" w:cs="TH SarabunPSK" w:hint="cs"/>
+          <w:color w:val="auto"/>
+          <w:sz w:val="28"/>
+          <w:szCs w:val="28"/>
+        </w:rPr>
+        <w:t>กรอกรายละเอียดเพิ่มเติมถ้ามี</w:t>
+      </w:r>
+      <w:proofErr w:type="spellEnd"/>
+    </w:p>
+    <w:p>
+      <w:pPr>
+        <w:pStyle w:val="Numbered"/>
+        <w:numPr>
+          <w:ilvl w:val="0"/>
+          <w:numId w:val="1"/>
+        </w:numPr>
+        <w:spacing w:after="0"/>
+        <w:rPr>
+          <w:rFonts w:ascii="TH SarabunPSK" w:hAnsi="TH SarabunPSK" w:cs="TH SarabunPSK" w:hint="cs"/>
+          <w:color w:val="auto"/>
+          <w:sz w:val="28"/>
+          <w:szCs w:val="28"/>
+        </w:rPr>
+      </w:pPr>
+      <w:proofErr w:type="spellStart"/>
+      <w:r>
+        <w:rPr>
+          <w:rFonts w:ascii="TH SarabunPSK" w:hAnsi="TH SarabunPSK" w:cs="TH SarabunPSK" w:hint="cs"/>
+          <w:color w:val="auto"/>
+          <w:sz w:val="28"/>
+          <w:szCs w:val="28"/>
+        </w:rPr>
+        <w:t>กดบันทึกเพื่อสร้าง</w:t>
+      </w:r>
+      <w:proofErr w:type="spellEnd"/>
+      <w:r>
+        <w:rPr>
+          <w:rFonts w:ascii="TH SarabunPSK" w:hAnsi="TH SarabunPSK" w:cs="TH SarabunPSK" w:hint="cs"/>
+          <w:color w:val="auto"/>
+          <w:sz w:val="28"/>
+          <w:szCs w:val="28"/>
+        </w:rPr>
+        <w:t xml:space="preserve"> Event</w:t>
+      </w:r>
     </w:p>
     <w:tbl>
       <w:tblPr>
@@ -2540,7 +3067,7 @@
                 <w:sz w:val="28"/>
                 <w:szCs w:val="28"/>
               </w:rPr>
-              <w:t>ข้อควรระวังในการกำหนดวันลา</w:t>
+              <w:t>เงื่อนไขสำคัญ</w:t>
             </w:r>
             <w:proofErr w:type="spellEnd"/>
           </w:p>
@@ -2563,7 +3090,59 @@
                 <w:sz w:val="28"/>
                 <w:szCs w:val="28"/>
               </w:rPr>
-              <w:t>ตรวจสอบปีที่กำหนดสิทธิ์ให้ถูกต้อง</w:t>
+              <w:t>ต้องระบุชื่อ</w:t>
+            </w:r>
+            <w:proofErr w:type="spellEnd"/>
+            <w:r>
+              <w:rPr>
+                <w:rFonts w:ascii="TH SarabunPSK" w:hAnsi="TH SarabunPSK" w:cs="TH SarabunPSK" w:hint="cs"/>
+                <w:color w:val="auto"/>
+                <w:sz w:val="28"/>
+                <w:szCs w:val="28"/>
+              </w:rPr>
+              <w:t xml:space="preserve"> Event</w:t>
+            </w:r>
+          </w:p>
+          <w:p>
+            <w:pPr>
+              <w:pStyle w:val="CalloutBody"/>
+              <w:spacing w:after="0"/>
+              <w:rPr>
+                <w:rFonts w:ascii="TH SarabunPSK" w:hAnsi="TH SarabunPSK" w:cs="TH SarabunPSK" w:hint="cs"/>
+                <w:color w:val="auto"/>
+                <w:sz w:val="28"/>
+                <w:szCs w:val="28"/>
+              </w:rPr>
+            </w:pPr>
+            <w:proofErr w:type="spellStart"/>
+            <w:r>
+              <w:rPr>
+                <w:rFonts w:ascii="TH SarabunPSK" w:hAnsi="TH SarabunPSK" w:cs="TH SarabunPSK" w:hint="cs"/>
+                <w:color w:val="auto"/>
+                <w:sz w:val="28"/>
+                <w:szCs w:val="28"/>
+              </w:rPr>
+              <w:t>ต้องเลือกผู้รับผิดชอบอย่างน้อย</w:t>
+            </w:r>
+            <w:proofErr w:type="spellEnd"/>
+            <w:r>
+              <w:rPr>
+                <w:rFonts w:ascii="TH SarabunPSK" w:hAnsi="TH SarabunPSK" w:cs="TH SarabunPSK" w:hint="cs"/>
+                <w:color w:val="auto"/>
+                <w:sz w:val="28"/>
+                <w:szCs w:val="28"/>
+              </w:rPr>
+              <w:t xml:space="preserve"> 1 </w:t>
+            </w:r>
+            <w:proofErr w:type="spellStart"/>
+            <w:r>
+              <w:rPr>
+                <w:rFonts w:ascii="TH SarabunPSK" w:hAnsi="TH SarabunPSK" w:cs="TH SarabunPSK" w:hint="cs"/>
+                <w:color w:val="auto"/>
+                <w:sz w:val="28"/>
+                <w:szCs w:val="28"/>
+              </w:rPr>
+              <w:t>คน</w:t>
             </w:r>
             <w:proofErr w:type="spellEnd"/>
           </w:p>
@@ -2586,50 +3165,7 @@
                 <w:sz w:val="28"/>
                 <w:szCs w:val="28"/>
               </w:rPr>
-              <w:t>ปรับเฉพาะกรณีได้รับอนุมัติจาก</w:t>
-            </w:r>
-            <w:proofErr w:type="spellEnd"/>
-            <w:r>
-              <w:rPr>
-                <w:rFonts w:ascii="TH SarabunPSK" w:hAnsi="TH SarabunPSK" w:cs="TH SarabunPSK" w:hint="cs"/>
-                <w:color w:val="auto"/>
-                <w:sz w:val="28"/>
-                <w:szCs w:val="28"/>
-              </w:rPr>
-              <w:t xml:space="preserve"> HR </w:t>
-            </w:r>
-            <w:proofErr w:type="spellStart"/>
-            <w:r>
-              <w:rPr>
-                <w:rFonts w:ascii="TH SarabunPSK" w:hAnsi="TH SarabunPSK" w:cs="TH SarabunPSK" w:hint="cs"/>
-                <w:color w:val="auto"/>
-                <w:sz w:val="28"/>
-                <w:szCs w:val="28"/>
-              </w:rPr>
-              <w:t>หรือผู้รับผิดชอบนโยบายวันลา</w:t>
-            </w:r>
-            <w:proofErr w:type="spellEnd"/>
-          </w:p>
-          <w:p>
-            <w:pPr>
-              <w:pStyle w:val="CalloutBody"/>
-              <w:spacing w:after="0"/>
-              <w:rPr>
-                <w:rFonts w:ascii="TH SarabunPSK" w:hAnsi="TH SarabunPSK" w:cs="TH SarabunPSK" w:hint="cs"/>
-                <w:color w:val="auto"/>
-                <w:sz w:val="28"/>
-                <w:szCs w:val="28"/>
-              </w:rPr>
-            </w:pPr>
-            <w:proofErr w:type="spellStart"/>
-            <w:r>
-              <w:rPr>
-                <w:rFonts w:ascii="TH SarabunPSK" w:hAnsi="TH SarabunPSK" w:cs="TH SarabunPSK" w:hint="cs"/>
-                <w:color w:val="auto"/>
-                <w:sz w:val="28"/>
-                <w:szCs w:val="28"/>
-              </w:rPr>
-              <w:t>ตรวจยอดหลังบันทึกเพื่อป้องกันการกรอกผิด</w:t>
+              <w:t>วันที่สิ้นสุดต้องไม่น้อยกว่าวันที่เริ่มต้น</w:t>
             </w:r>
             <w:proofErr w:type="spellEnd"/>
           </w:p>
@@ -2652,7 +3188,7 @@
           <w:color w:val="auto"/>
           <w:szCs w:val="32"/>
         </w:rPr>
-        <w:t xml:space="preserve">5. </w:t>
+        <w:t xml:space="preserve">7. </w:t>
       </w:r>
       <w:proofErr w:type="spellStart"/>
       <w:r>
@@ -2661,288 +3197,7 @@
           <w:color w:val="auto"/>
           <w:szCs w:val="32"/>
         </w:rPr>
-        <w:t>ภาพรวม</w:t>
-      </w:r>
-      <w:proofErr w:type="spellEnd"/>
-      <w:r>
-        <w:rPr>
-          <w:rFonts w:ascii="TH SarabunPSK" w:hAnsi="TH SarabunPSK" w:cs="TH SarabunPSK" w:hint="cs"/>
-          <w:color w:val="auto"/>
-          <w:szCs w:val="32"/>
-        </w:rPr>
-        <w:t xml:space="preserve"> (Report)</w:t>
-      </w:r>
-    </w:p>
-    <w:p>
-      <w:pPr>
-        <w:pStyle w:val="BodyText"/>
-        <w:spacing w:after="0"/>
-        <w:rPr>
-          <w:rFonts w:ascii="TH SarabunPSK" w:hAnsi="TH SarabunPSK" w:cs="TH SarabunPSK" w:hint="cs"/>
-          <w:color w:val="auto"/>
-          <w:sz w:val="28"/>
-          <w:szCs w:val="28"/>
-        </w:rPr>
-      </w:pPr>
-      <w:proofErr w:type="spellStart"/>
-      <w:r>
-        <w:rPr>
-          <w:rFonts w:ascii="TH SarabunPSK" w:hAnsi="TH SarabunPSK" w:cs="TH SarabunPSK" w:hint="cs"/>
-          <w:color w:val="auto"/>
-          <w:sz w:val="28"/>
-          <w:szCs w:val="28"/>
-        </w:rPr>
-        <w:t>แท็บภาพรวมช่วยให้</w:t>
-      </w:r>
-      <w:proofErr w:type="spellEnd"/>
-      <w:r>
-        <w:rPr>
-          <w:rFonts w:ascii="TH SarabunPSK" w:hAnsi="TH SarabunPSK" w:cs="TH SarabunPSK" w:hint="cs"/>
-          <w:color w:val="auto"/>
-          <w:sz w:val="28"/>
-          <w:szCs w:val="28"/>
-        </w:rPr>
-        <w:t xml:space="preserve"> Manager </w:t>
-      </w:r>
-      <w:proofErr w:type="spellStart"/>
-      <w:r>
-        <w:rPr>
-          <w:rFonts w:ascii="TH SarabunPSK" w:hAnsi="TH SarabunPSK" w:cs="TH SarabunPSK" w:hint="cs"/>
-          <w:color w:val="auto"/>
-          <w:sz w:val="28"/>
-          <w:szCs w:val="28"/>
-        </w:rPr>
-        <w:t>ตรวจสถานะทีมในภาพรวม</w:t>
-      </w:r>
-      <w:proofErr w:type="spellEnd"/>
-      <w:r>
-        <w:rPr>
-          <w:rFonts w:ascii="TH SarabunPSK" w:hAnsi="TH SarabunPSK" w:cs="TH SarabunPSK" w:hint="cs"/>
-          <w:color w:val="auto"/>
-          <w:sz w:val="28"/>
-          <w:szCs w:val="28"/>
-        </w:rPr>
-        <w:t xml:space="preserve"> </w:t>
-      </w:r>
-      <w:proofErr w:type="spellStart"/>
-      <w:r>
-        <w:rPr>
-          <w:rFonts w:ascii="TH SarabunPSK" w:hAnsi="TH SarabunPSK" w:cs="TH SarabunPSK" w:hint="cs"/>
-          <w:color w:val="auto"/>
-          <w:sz w:val="28"/>
-          <w:szCs w:val="28"/>
-        </w:rPr>
-        <w:t>เช่น</w:t>
-      </w:r>
-      <w:proofErr w:type="spellEnd"/>
-      <w:r>
-        <w:rPr>
-          <w:rFonts w:ascii="TH SarabunPSK" w:hAnsi="TH SarabunPSK" w:cs="TH SarabunPSK" w:hint="cs"/>
-          <w:color w:val="auto"/>
-          <w:sz w:val="28"/>
-          <w:szCs w:val="28"/>
-        </w:rPr>
-        <w:t xml:space="preserve"> </w:t>
-      </w:r>
-      <w:proofErr w:type="spellStart"/>
-      <w:r>
-        <w:rPr>
-          <w:rFonts w:ascii="TH SarabunPSK" w:hAnsi="TH SarabunPSK" w:cs="TH SarabunPSK" w:hint="cs"/>
-          <w:color w:val="auto"/>
-          <w:sz w:val="28"/>
-          <w:szCs w:val="28"/>
-        </w:rPr>
-        <w:t>จำนวนพนักงาน</w:t>
-      </w:r>
-      <w:proofErr w:type="spellEnd"/>
-      <w:r>
-        <w:rPr>
-          <w:rFonts w:ascii="TH SarabunPSK" w:hAnsi="TH SarabunPSK" w:cs="TH SarabunPSK" w:hint="cs"/>
-          <w:color w:val="auto"/>
-          <w:sz w:val="28"/>
-          <w:szCs w:val="28"/>
-        </w:rPr>
-        <w:t xml:space="preserve"> </w:t>
-      </w:r>
-      <w:proofErr w:type="spellStart"/>
-      <w:r>
-        <w:rPr>
-          <w:rFonts w:ascii="TH SarabunPSK" w:hAnsi="TH SarabunPSK" w:cs="TH SarabunPSK" w:hint="cs"/>
-          <w:color w:val="auto"/>
-          <w:sz w:val="28"/>
-          <w:szCs w:val="28"/>
-        </w:rPr>
-        <w:t>คำขอรออนุมัติ</w:t>
-      </w:r>
-      <w:proofErr w:type="spellEnd"/>
-      <w:r>
-        <w:rPr>
-          <w:rFonts w:ascii="TH SarabunPSK" w:hAnsi="TH SarabunPSK" w:cs="TH SarabunPSK" w:hint="cs"/>
-          <w:color w:val="auto"/>
-          <w:sz w:val="28"/>
-          <w:szCs w:val="28"/>
-        </w:rPr>
-        <w:t xml:space="preserve"> </w:t>
-      </w:r>
-      <w:proofErr w:type="spellStart"/>
-      <w:r>
-        <w:rPr>
-          <w:rFonts w:ascii="TH SarabunPSK" w:hAnsi="TH SarabunPSK" w:cs="TH SarabunPSK" w:hint="cs"/>
-          <w:color w:val="auto"/>
-          <w:sz w:val="28"/>
-          <w:szCs w:val="28"/>
-        </w:rPr>
-        <w:t>คำขอล่าสุด</w:t>
-      </w:r>
-      <w:proofErr w:type="spellEnd"/>
-      <w:r>
-        <w:rPr>
-          <w:rFonts w:ascii="TH SarabunPSK" w:hAnsi="TH SarabunPSK" w:cs="TH SarabunPSK" w:hint="cs"/>
-          <w:color w:val="auto"/>
-          <w:sz w:val="28"/>
-          <w:szCs w:val="28"/>
-        </w:rPr>
-        <w:t xml:space="preserve"> </w:t>
-      </w:r>
-      <w:proofErr w:type="spellStart"/>
-      <w:r>
-        <w:rPr>
-          <w:rFonts w:ascii="TH SarabunPSK" w:hAnsi="TH SarabunPSK" w:cs="TH SarabunPSK" w:hint="cs"/>
-          <w:color w:val="auto"/>
-          <w:sz w:val="28"/>
-          <w:szCs w:val="28"/>
-        </w:rPr>
-        <w:t>โครงสร้างทีม</w:t>
-      </w:r>
-      <w:proofErr w:type="spellEnd"/>
-      <w:r>
-        <w:rPr>
-          <w:rFonts w:ascii="TH SarabunPSK" w:hAnsi="TH SarabunPSK" w:cs="TH SarabunPSK" w:hint="cs"/>
-          <w:color w:val="auto"/>
-          <w:sz w:val="28"/>
-          <w:szCs w:val="28"/>
-        </w:rPr>
-        <w:t xml:space="preserve"> </w:t>
-      </w:r>
-      <w:proofErr w:type="spellStart"/>
-      <w:r>
-        <w:rPr>
-          <w:rFonts w:ascii="TH SarabunPSK" w:hAnsi="TH SarabunPSK" w:cs="TH SarabunPSK" w:hint="cs"/>
-          <w:color w:val="auto"/>
-          <w:sz w:val="28"/>
-          <w:szCs w:val="28"/>
-        </w:rPr>
-        <w:t>และพนักงานที่วันลาเหลือน้อย</w:t>
-      </w:r>
-      <w:proofErr w:type="spellEnd"/>
-    </w:p>
-    <w:p>
-      <w:pPr>
-        <w:pStyle w:val="Bullet"/>
-        <w:numPr>
-          <w:ilvl w:val="0"/>
-          <w:numId w:val="1"/>
-        </w:numPr>
-        <w:spacing w:after="0"/>
-        <w:rPr>
-          <w:rFonts w:ascii="TH SarabunPSK" w:hAnsi="TH SarabunPSK" w:cs="TH SarabunPSK" w:hint="cs"/>
-          <w:color w:val="auto"/>
-          <w:sz w:val="28"/>
-          <w:szCs w:val="28"/>
-        </w:rPr>
-      </w:pPr>
-      <w:proofErr w:type="spellStart"/>
-      <w:r>
-        <w:rPr>
-          <w:rFonts w:ascii="TH SarabunPSK" w:hAnsi="TH SarabunPSK" w:cs="TH SarabunPSK" w:hint="cs"/>
-          <w:color w:val="auto"/>
-          <w:sz w:val="28"/>
-          <w:szCs w:val="28"/>
-        </w:rPr>
-        <w:t>ใช้เพื่อดูงานค้างอนุมัติและวางแผนกำลังคน</w:t>
-      </w:r>
-      <w:proofErr w:type="spellEnd"/>
-    </w:p>
-    <w:p>
-      <w:pPr>
-        <w:pStyle w:val="Bullet"/>
-        <w:numPr>
-          <w:ilvl w:val="0"/>
-          <w:numId w:val="1"/>
-        </w:numPr>
-        <w:spacing w:after="0"/>
-        <w:rPr>
-          <w:rFonts w:ascii="TH SarabunPSK" w:hAnsi="TH SarabunPSK" w:cs="TH SarabunPSK" w:hint="cs"/>
-          <w:color w:val="auto"/>
-          <w:sz w:val="28"/>
-          <w:szCs w:val="28"/>
-        </w:rPr>
-      </w:pPr>
-      <w:proofErr w:type="spellStart"/>
-      <w:r>
-        <w:rPr>
-          <w:rFonts w:ascii="TH SarabunPSK" w:hAnsi="TH SarabunPSK" w:cs="TH SarabunPSK" w:hint="cs"/>
-          <w:color w:val="auto"/>
-          <w:sz w:val="28"/>
-          <w:szCs w:val="28"/>
-        </w:rPr>
-        <w:t>ดูสรุปทีมตามหัวหน้าเพื่อเข้าใจภาระงานของแต่ละทีม</w:t>
-      </w:r>
-      <w:proofErr w:type="spellEnd"/>
-    </w:p>
-    <w:p>
-      <w:pPr>
-        <w:pStyle w:val="Bullet"/>
-        <w:numPr>
-          <w:ilvl w:val="0"/>
-          <w:numId w:val="1"/>
-        </w:numPr>
-        <w:spacing w:after="0"/>
-        <w:rPr>
-          <w:rFonts w:ascii="TH SarabunPSK" w:hAnsi="TH SarabunPSK" w:cs="TH SarabunPSK" w:hint="cs"/>
-          <w:color w:val="auto"/>
-          <w:sz w:val="28"/>
-          <w:szCs w:val="28"/>
-        </w:rPr>
-      </w:pPr>
-      <w:proofErr w:type="spellStart"/>
-      <w:r>
-        <w:rPr>
-          <w:rFonts w:ascii="TH SarabunPSK" w:hAnsi="TH SarabunPSK" w:cs="TH SarabunPSK" w:hint="cs"/>
-          <w:color w:val="auto"/>
-          <w:sz w:val="28"/>
-          <w:szCs w:val="28"/>
-        </w:rPr>
-        <w:t>ดูพนักงานที่วันลาเหลือน้อยเพื่อประเมินความเสี่ยงด้านแผนงาน</w:t>
-      </w:r>
-      <w:proofErr w:type="spellEnd"/>
-    </w:p>
-    <w:p>
-      <w:pPr>
-        <w:pStyle w:val="Heading1"/>
-        <w:spacing w:after="0"/>
-        <w:rPr>
-          <w:rFonts w:ascii="TH SarabunPSK" w:hAnsi="TH SarabunPSK" w:cs="TH SarabunPSK" w:hint="cs"/>
-          <w:color w:val="auto"/>
-          <w:szCs w:val="32"/>
-        </w:rPr>
-      </w:pPr>
-      <w:r>
-        <w:rPr>
-          <w:rFonts w:ascii="TH SarabunPSK" w:hAnsi="TH SarabunPSK" w:cs="TH SarabunPSK" w:hint="cs"/>
-          <w:color w:val="auto"/>
-          <w:szCs w:val="32"/>
-        </w:rPr>
-        <w:t xml:space="preserve">6. </w:t>
-      </w:r>
-      <w:proofErr w:type="spellStart"/>
-      <w:r>
-        <w:rPr>
-          <w:rFonts w:ascii="TH SarabunPSK" w:hAnsi="TH SarabunPSK" w:cs="TH SarabunPSK" w:hint="cs"/>
-          <w:color w:val="auto"/>
-          <w:szCs w:val="32"/>
-        </w:rPr>
-        <w:t>การสร้าง</w:t>
+        <w:t>การเลือกผู้เข้าร่วม</w:t>
       </w:r>
       <w:proofErr w:type="spellEnd"/>
       <w:r>
@@ -2977,7 +3232,47 @@
           <w:sz w:val="28"/>
           <w:szCs w:val="28"/>
         </w:rPr>
-        <w:t>เปิดแท็บ</w:t>
+        <w:t>จากรายการ</w:t>
+      </w:r>
+      <w:proofErr w:type="spellEnd"/>
+      <w:r>
+        <w:rPr>
+          <w:rFonts w:ascii="TH SarabunPSK" w:hAnsi="TH SarabunPSK" w:cs="TH SarabunPSK" w:hint="cs"/>
+          <w:color w:val="auto"/>
+          <w:sz w:val="28"/>
+          <w:szCs w:val="28"/>
+        </w:rPr>
+        <w:t xml:space="preserve"> Event </w:t>
+      </w:r>
+      <w:proofErr w:type="spellStart"/>
+      <w:r>
+        <w:rPr>
+          <w:rFonts w:ascii="TH SarabunPSK" w:hAnsi="TH SarabunPSK" w:cs="TH SarabunPSK" w:hint="cs"/>
+          <w:color w:val="auto"/>
+          <w:sz w:val="28"/>
+          <w:szCs w:val="28"/>
+        </w:rPr>
+        <w:t>กด</w:t>
+      </w:r>
+      <w:proofErr w:type="spellEnd"/>
+      <w:r>
+        <w:rPr>
+          <w:rFonts w:ascii="TH SarabunPSK" w:hAnsi="TH SarabunPSK" w:cs="TH SarabunPSK" w:hint="cs"/>
+          <w:color w:val="auto"/>
+          <w:sz w:val="28"/>
+          <w:szCs w:val="28"/>
+        </w:rPr>
+        <w:t xml:space="preserve"> </w:t>
+      </w:r>
+      <w:proofErr w:type="spellStart"/>
+      <w:r>
+        <w:rPr>
+          <w:rFonts w:ascii="TH SarabunPSK" w:hAnsi="TH SarabunPSK" w:cs="TH SarabunPSK" w:hint="cs"/>
+          <w:color w:val="auto"/>
+          <w:sz w:val="28"/>
+          <w:szCs w:val="28"/>
+        </w:rPr>
+        <w:t>เลือกคนเข้า</w:t>
       </w:r>
       <w:proofErr w:type="spellEnd"/>
       <w:r>
@@ -3013,520 +3308,7 @@
           <w:sz w:val="28"/>
           <w:szCs w:val="28"/>
         </w:rPr>
-        <w:t>กด</w:t>
-      </w:r>
-      <w:proofErr w:type="spellEnd"/>
-      <w:r>
-        <w:rPr>
-          <w:rFonts w:ascii="TH SarabunPSK" w:hAnsi="TH SarabunPSK" w:cs="TH SarabunPSK" w:hint="cs"/>
-          <w:color w:val="auto"/>
-          <w:sz w:val="28"/>
-          <w:szCs w:val="28"/>
-        </w:rPr>
-        <w:t xml:space="preserve"> </w:t>
-      </w:r>
-      <w:proofErr w:type="spellStart"/>
-      <w:r>
-        <w:rPr>
-          <w:rFonts w:ascii="TH SarabunPSK" w:hAnsi="TH SarabunPSK" w:cs="TH SarabunPSK" w:hint="cs"/>
-          <w:color w:val="auto"/>
-          <w:sz w:val="28"/>
-          <w:szCs w:val="28"/>
-        </w:rPr>
-        <w:t>สร้าง</w:t>
-      </w:r>
-      <w:proofErr w:type="spellEnd"/>
-      <w:r>
-        <w:rPr>
-          <w:rFonts w:ascii="TH SarabunPSK" w:hAnsi="TH SarabunPSK" w:cs="TH SarabunPSK" w:hint="cs"/>
-          <w:color w:val="auto"/>
-          <w:sz w:val="28"/>
-          <w:szCs w:val="28"/>
-        </w:rPr>
-        <w:t xml:space="preserve"> Event</w:t>
-      </w:r>
-    </w:p>
-    <w:p>
-      <w:pPr>
-        <w:pStyle w:val="Numbered"/>
-        <w:numPr>
-          <w:ilvl w:val="0"/>
-          <w:numId w:val="1"/>
-        </w:numPr>
-        <w:spacing w:after="0"/>
-        <w:rPr>
-          <w:rFonts w:ascii="TH SarabunPSK" w:hAnsi="TH SarabunPSK" w:cs="TH SarabunPSK" w:hint="cs"/>
-          <w:color w:val="auto"/>
-          <w:sz w:val="28"/>
-          <w:szCs w:val="28"/>
-        </w:rPr>
-      </w:pPr>
-      <w:proofErr w:type="spellStart"/>
-      <w:r>
-        <w:rPr>
-          <w:rFonts w:ascii="TH SarabunPSK" w:hAnsi="TH SarabunPSK" w:cs="TH SarabunPSK" w:hint="cs"/>
-          <w:color w:val="auto"/>
-          <w:sz w:val="28"/>
-          <w:szCs w:val="28"/>
-        </w:rPr>
-        <w:t>กรอกชื่อ</w:t>
-      </w:r>
-      <w:proofErr w:type="spellEnd"/>
-      <w:r>
-        <w:rPr>
-          <w:rFonts w:ascii="TH SarabunPSK" w:hAnsi="TH SarabunPSK" w:cs="TH SarabunPSK" w:hint="cs"/>
-          <w:color w:val="auto"/>
-          <w:sz w:val="28"/>
-          <w:szCs w:val="28"/>
-        </w:rPr>
-        <w:t xml:space="preserve"> Event</w:t>
-      </w:r>
-    </w:p>
-    <w:p>
-      <w:pPr>
-        <w:pStyle w:val="Numbered"/>
-        <w:numPr>
-          <w:ilvl w:val="0"/>
-          <w:numId w:val="1"/>
-        </w:numPr>
-        <w:spacing w:after="0"/>
-        <w:rPr>
-          <w:rFonts w:ascii="TH SarabunPSK" w:hAnsi="TH SarabunPSK" w:cs="TH SarabunPSK" w:hint="cs"/>
-          <w:color w:val="auto"/>
-          <w:sz w:val="28"/>
-          <w:szCs w:val="28"/>
-        </w:rPr>
-      </w:pPr>
-      <w:proofErr w:type="spellStart"/>
-      <w:r>
-        <w:rPr>
-          <w:rFonts w:ascii="TH SarabunPSK" w:hAnsi="TH SarabunPSK" w:cs="TH SarabunPSK" w:hint="cs"/>
-          <w:color w:val="auto"/>
-          <w:sz w:val="28"/>
-          <w:szCs w:val="28"/>
-        </w:rPr>
-        <w:t>เลือกวันที่เริ่มและวันที่สิ้นสุด</w:t>
-      </w:r>
-      <w:proofErr w:type="spellEnd"/>
-    </w:p>
-    <w:p>
-      <w:pPr>
-        <w:pStyle w:val="Numbered"/>
-        <w:numPr>
-          <w:ilvl w:val="0"/>
-          <w:numId w:val="1"/>
-        </w:numPr>
-        <w:spacing w:after="0"/>
-        <w:rPr>
-          <w:rFonts w:ascii="TH SarabunPSK" w:hAnsi="TH SarabunPSK" w:cs="TH SarabunPSK" w:hint="cs"/>
-          <w:color w:val="auto"/>
-          <w:sz w:val="28"/>
-          <w:szCs w:val="28"/>
-        </w:rPr>
-      </w:pPr>
-      <w:proofErr w:type="spellStart"/>
-      <w:r>
-        <w:rPr>
-          <w:rFonts w:ascii="TH SarabunPSK" w:hAnsi="TH SarabunPSK" w:cs="TH SarabunPSK" w:hint="cs"/>
-          <w:color w:val="auto"/>
-          <w:sz w:val="28"/>
-          <w:szCs w:val="28"/>
-        </w:rPr>
-        <w:t>เลือกผู้รับผิดชอบอย่างน้อย</w:t>
-      </w:r>
-      <w:proofErr w:type="spellEnd"/>
-      <w:r>
-        <w:rPr>
-          <w:rFonts w:ascii="TH SarabunPSK" w:hAnsi="TH SarabunPSK" w:cs="TH SarabunPSK" w:hint="cs"/>
-          <w:color w:val="auto"/>
-          <w:sz w:val="28"/>
-          <w:szCs w:val="28"/>
-        </w:rPr>
-        <w:t xml:space="preserve"> 1 </w:t>
-      </w:r>
-      <w:proofErr w:type="spellStart"/>
-      <w:r>
-        <w:rPr>
-          <w:rFonts w:ascii="TH SarabunPSK" w:hAnsi="TH SarabunPSK" w:cs="TH SarabunPSK" w:hint="cs"/>
-          <w:color w:val="auto"/>
-          <w:sz w:val="28"/>
-          <w:szCs w:val="28"/>
-        </w:rPr>
-        <w:t>คนจากรายชื่อ</w:t>
-      </w:r>
-      <w:proofErr w:type="spellEnd"/>
-      <w:r>
-        <w:rPr>
-          <w:rFonts w:ascii="TH SarabunPSK" w:hAnsi="TH SarabunPSK" w:cs="TH SarabunPSK" w:hint="cs"/>
-          <w:color w:val="auto"/>
-          <w:sz w:val="28"/>
-          <w:szCs w:val="28"/>
-        </w:rPr>
-        <w:t xml:space="preserve"> Lead/</w:t>
-      </w:r>
-      <w:proofErr w:type="spellStart"/>
-      <w:r>
-        <w:rPr>
-          <w:rFonts w:ascii="TH SarabunPSK" w:hAnsi="TH SarabunPSK" w:cs="TH SarabunPSK" w:hint="cs"/>
-          <w:color w:val="auto"/>
-          <w:sz w:val="28"/>
-          <w:szCs w:val="28"/>
-        </w:rPr>
-        <w:t>ผู้เกี่ยวข้องที่ระบบแสดง</w:t>
-      </w:r>
-      <w:proofErr w:type="spellEnd"/>
-    </w:p>
-    <w:p>
-      <w:pPr>
-        <w:pStyle w:val="Numbered"/>
-        <w:numPr>
-          <w:ilvl w:val="0"/>
-          <w:numId w:val="1"/>
-        </w:numPr>
-        <w:spacing w:after="0"/>
-        <w:rPr>
-          <w:rFonts w:ascii="TH SarabunPSK" w:hAnsi="TH SarabunPSK" w:cs="TH SarabunPSK" w:hint="cs"/>
-          <w:color w:val="auto"/>
-          <w:sz w:val="28"/>
-          <w:szCs w:val="28"/>
-        </w:rPr>
-      </w:pPr>
-      <w:proofErr w:type="spellStart"/>
-      <w:r>
-        <w:rPr>
-          <w:rFonts w:ascii="TH SarabunPSK" w:hAnsi="TH SarabunPSK" w:cs="TH SarabunPSK" w:hint="cs"/>
-          <w:color w:val="auto"/>
-          <w:sz w:val="28"/>
-          <w:szCs w:val="28"/>
-        </w:rPr>
-        <w:t>กรอกรายละเอียดเพิ่มเติมถ้ามี</w:t>
-      </w:r>
-      <w:proofErr w:type="spellEnd"/>
-    </w:p>
-    <w:p>
-      <w:pPr>
-        <w:pStyle w:val="Numbered"/>
-        <w:numPr>
-          <w:ilvl w:val="0"/>
-          <w:numId w:val="1"/>
-        </w:numPr>
-        <w:spacing w:after="0"/>
-        <w:rPr>
-          <w:rFonts w:ascii="TH SarabunPSK" w:hAnsi="TH SarabunPSK" w:cs="TH SarabunPSK" w:hint="cs"/>
-          <w:color w:val="auto"/>
-          <w:sz w:val="28"/>
-          <w:szCs w:val="28"/>
-        </w:rPr>
-      </w:pPr>
-      <w:proofErr w:type="spellStart"/>
-      <w:r>
-        <w:rPr>
-          <w:rFonts w:ascii="TH SarabunPSK" w:hAnsi="TH SarabunPSK" w:cs="TH SarabunPSK" w:hint="cs"/>
-          <w:color w:val="auto"/>
-          <w:sz w:val="28"/>
-          <w:szCs w:val="28"/>
-        </w:rPr>
-        <w:t>กดบันทึกเพื่อสร้าง</w:t>
-      </w:r>
-      <w:proofErr w:type="spellEnd"/>
-      <w:r>
-        <w:rPr>
-          <w:rFonts w:ascii="TH SarabunPSK" w:hAnsi="TH SarabunPSK" w:cs="TH SarabunPSK" w:hint="cs"/>
-          <w:color w:val="auto"/>
-          <w:sz w:val="28"/>
-          <w:szCs w:val="28"/>
-        </w:rPr>
-        <w:t xml:space="preserve"> Event</w:t>
-      </w:r>
-    </w:p>
-    <w:tbl>
-      <w:tblPr>
-        <w:tblW w:w="9360" w:type="dxa"/>
-        <w:tblInd w:w="120" w:type="dxa"/>
-        <w:tblBorders>
-          <w:top w:val="single" w:sz="4" w:space="0" w:color="CBD5E1"/>
-          <w:left w:val="single" w:sz="4" w:space="0" w:color="CBD5E1"/>
-          <w:bottom w:val="single" w:sz="4" w:space="0" w:color="CBD5E1"/>
-          <w:right w:val="single" w:sz="4" w:space="0" w:color="CBD5E1"/>
-        </w:tblBorders>
-        <w:tblCellMar>
-          <w:top w:w="160" w:type="dxa"/>
-          <w:left w:w="180" w:type="dxa"/>
-          <w:bottom w:w="160" w:type="dxa"/>
-          <w:right w:w="180" w:type="dxa"/>
-        </w:tblCellMar>
-        <w:tblLook w:val="0000" w:firstRow="0" w:lastRow="0" w:firstColumn="0" w:lastColumn="0" w:noHBand="0" w:noVBand="0"/>
-      </w:tblPr>
-      <w:tblGrid>
-        <w:gridCol w:w="9360"/>
-      </w:tblGrid>
-      <w:tr>
-        <w:tc>
-          <w:tcPr>
-            <w:tcW w:w="9360" w:type="dxa"/>
-            <w:shd w:val="clear" w:color="auto" w:fill="F4F6F9"/>
-          </w:tcPr>
-          <w:p>
-            <w:pPr>
-              <w:pStyle w:val="CalloutTitle"/>
-              <w:spacing w:after="0"/>
-              <w:rPr>
-                <w:rFonts w:ascii="TH SarabunPSK" w:hAnsi="TH SarabunPSK" w:cs="TH SarabunPSK" w:hint="cs"/>
-                <w:color w:val="auto"/>
-                <w:sz w:val="28"/>
-                <w:szCs w:val="28"/>
-              </w:rPr>
-            </w:pPr>
-            <w:proofErr w:type="spellStart"/>
-            <w:r>
-              <w:rPr>
-                <w:rFonts w:ascii="TH SarabunPSK" w:hAnsi="TH SarabunPSK" w:cs="TH SarabunPSK" w:hint="cs"/>
-                <w:color w:val="auto"/>
-                <w:sz w:val="28"/>
-                <w:szCs w:val="28"/>
-              </w:rPr>
-              <w:lastRenderedPageBreak/>
-              <w:t>เงื่อนไขสำคัญ</w:t>
-            </w:r>
-            <w:proofErr w:type="spellEnd"/>
-          </w:p>
-          <w:p>
-            <w:pPr>
-              <w:pStyle w:val="CalloutBody"/>
-              <w:spacing w:after="0"/>
-              <w:rPr>
-                <w:rFonts w:ascii="TH SarabunPSK" w:hAnsi="TH SarabunPSK" w:cs="TH SarabunPSK" w:hint="cs"/>
-                <w:color w:val="auto"/>
-                <w:sz w:val="28"/>
-                <w:szCs w:val="28"/>
-              </w:rPr>
-            </w:pPr>
-            <w:proofErr w:type="spellStart"/>
-            <w:r>
-              <w:rPr>
-                <w:rFonts w:ascii="TH SarabunPSK" w:hAnsi="TH SarabunPSK" w:cs="TH SarabunPSK" w:hint="cs"/>
-                <w:color w:val="auto"/>
-                <w:sz w:val="28"/>
-                <w:szCs w:val="28"/>
-              </w:rPr>
-              <w:t>ต้องระบุชื่อ</w:t>
-            </w:r>
-            <w:proofErr w:type="spellEnd"/>
-            <w:r>
-              <w:rPr>
-                <w:rFonts w:ascii="TH SarabunPSK" w:hAnsi="TH SarabunPSK" w:cs="TH SarabunPSK" w:hint="cs"/>
-                <w:color w:val="auto"/>
-                <w:sz w:val="28"/>
-                <w:szCs w:val="28"/>
-              </w:rPr>
-              <w:t xml:space="preserve"> Event</w:t>
-            </w:r>
-          </w:p>
-          <w:p>
-            <w:pPr>
-              <w:pStyle w:val="CalloutBody"/>
-              <w:spacing w:after="0"/>
-              <w:rPr>
-                <w:rFonts w:ascii="TH SarabunPSK" w:hAnsi="TH SarabunPSK" w:cs="TH SarabunPSK" w:hint="cs"/>
-                <w:color w:val="auto"/>
-                <w:sz w:val="28"/>
-                <w:szCs w:val="28"/>
-              </w:rPr>
-            </w:pPr>
-            <w:proofErr w:type="spellStart"/>
-            <w:r>
-              <w:rPr>
-                <w:rFonts w:ascii="TH SarabunPSK" w:hAnsi="TH SarabunPSK" w:cs="TH SarabunPSK" w:hint="cs"/>
-                <w:color w:val="auto"/>
-                <w:sz w:val="28"/>
-                <w:szCs w:val="28"/>
-              </w:rPr>
-              <w:t>ต้องเลือกผู้รับผิดชอบอย่างน้อย</w:t>
-            </w:r>
-            <w:proofErr w:type="spellEnd"/>
-            <w:r>
-              <w:rPr>
-                <w:rFonts w:ascii="TH SarabunPSK" w:hAnsi="TH SarabunPSK" w:cs="TH SarabunPSK" w:hint="cs"/>
-                <w:color w:val="auto"/>
-                <w:sz w:val="28"/>
-                <w:szCs w:val="28"/>
-              </w:rPr>
-              <w:t xml:space="preserve"> 1 </w:t>
-            </w:r>
-            <w:proofErr w:type="spellStart"/>
-            <w:r>
-              <w:rPr>
-                <w:rFonts w:ascii="TH SarabunPSK" w:hAnsi="TH SarabunPSK" w:cs="TH SarabunPSK" w:hint="cs"/>
-                <w:color w:val="auto"/>
-                <w:sz w:val="28"/>
-                <w:szCs w:val="28"/>
-              </w:rPr>
-              <w:t>คน</w:t>
-            </w:r>
-            <w:proofErr w:type="spellEnd"/>
-          </w:p>
-          <w:p>
-            <w:pPr>
-              <w:pStyle w:val="CalloutBody"/>
-              <w:spacing w:after="0"/>
-              <w:rPr>
-                <w:rFonts w:ascii="TH SarabunPSK" w:hAnsi="TH SarabunPSK" w:cs="TH SarabunPSK" w:hint="cs"/>
-                <w:color w:val="auto"/>
-                <w:sz w:val="28"/>
-                <w:szCs w:val="28"/>
-              </w:rPr>
-            </w:pPr>
-            <w:proofErr w:type="spellStart"/>
-            <w:r>
-              <w:rPr>
-                <w:rFonts w:ascii="TH SarabunPSK" w:hAnsi="TH SarabunPSK" w:cs="TH SarabunPSK" w:hint="cs"/>
-                <w:color w:val="auto"/>
-                <w:sz w:val="28"/>
-                <w:szCs w:val="28"/>
-              </w:rPr>
-              <w:t>วันที่สิ้นสุดต้องไม่น้อยกว่าวันที่เริ่มต้น</w:t>
-            </w:r>
-            <w:proofErr w:type="spellEnd"/>
-          </w:p>
-        </w:tc>
-      </w:tr>
-    </w:tbl>
-    <w:p>
-      <w:pPr>
-        <w:pStyle w:val="Heading1"/>
-        <w:spacing w:after="0"/>
-        <w:rPr>
-          <w:rFonts w:ascii="TH SarabunPSK" w:hAnsi="TH SarabunPSK" w:cs="TH SarabunPSK" w:hint="cs"/>
-          <w:color w:val="auto"/>
-          <w:szCs w:val="32"/>
-        </w:rPr>
-      </w:pPr>
-      <w:r>
-        <w:rPr>
-          <w:rFonts w:ascii="TH SarabunPSK" w:hAnsi="TH SarabunPSK" w:cs="TH SarabunPSK" w:hint="cs"/>
-          <w:color w:val="auto"/>
-          <w:szCs w:val="32"/>
-        </w:rPr>
-        <w:t xml:space="preserve">7. </w:t>
-      </w:r>
-      <w:proofErr w:type="spellStart"/>
-      <w:r>
-        <w:rPr>
-          <w:rFonts w:ascii="TH SarabunPSK" w:hAnsi="TH SarabunPSK" w:cs="TH SarabunPSK" w:hint="cs"/>
-          <w:color w:val="auto"/>
-          <w:szCs w:val="32"/>
-        </w:rPr>
-        <w:t>การเลือกผู้เข้าร่วม</w:t>
-      </w:r>
-      <w:proofErr w:type="spellEnd"/>
-      <w:r>
-        <w:rPr>
-          <w:rFonts w:ascii="TH SarabunPSK" w:hAnsi="TH SarabunPSK" w:cs="TH SarabunPSK" w:hint="cs"/>
-          <w:color w:val="auto"/>
-          <w:szCs w:val="32"/>
-        </w:rPr>
-        <w:t xml:space="preserve"> Event</w:t>
-      </w:r>
-    </w:p>
-    <w:p>
-      <w:pPr>
-        <w:pStyle w:val="Numbered"/>
-        <w:numPr>
-          <w:ilvl w:val="0"/>
-          <w:numId w:val="1"/>
-        </w:numPr>
-        <w:spacing w:after="0"/>
-        <w:rPr>
-          <w:rFonts w:ascii="TH SarabunPSK" w:hAnsi="TH SarabunPSK" w:cs="TH SarabunPSK" w:hint="cs"/>
-          <w:color w:val="auto"/>
-          <w:sz w:val="28"/>
-          <w:szCs w:val="28"/>
-        </w:rPr>
-      </w:pPr>
-      <w:proofErr w:type="spellStart"/>
-      <w:r>
-        <w:rPr>
-          <w:rFonts w:ascii="TH SarabunPSK" w:hAnsi="TH SarabunPSK" w:cs="TH SarabunPSK" w:hint="cs"/>
-          <w:color w:val="auto"/>
-          <w:sz w:val="28"/>
-          <w:szCs w:val="28"/>
-        </w:rPr>
-        <w:t>จากรายการ</w:t>
-      </w:r>
-      <w:proofErr w:type="spellEnd"/>
-      <w:r>
-        <w:rPr>
-          <w:rFonts w:ascii="TH SarabunPSK" w:hAnsi="TH SarabunPSK" w:cs="TH SarabunPSK" w:hint="cs"/>
-          <w:color w:val="auto"/>
-          <w:sz w:val="28"/>
-          <w:szCs w:val="28"/>
-        </w:rPr>
-        <w:t xml:space="preserve"> Event </w:t>
-      </w:r>
-      <w:proofErr w:type="spellStart"/>
-      <w:r>
-        <w:rPr>
-          <w:rFonts w:ascii="TH SarabunPSK" w:hAnsi="TH SarabunPSK" w:cs="TH SarabunPSK" w:hint="cs"/>
-          <w:color w:val="auto"/>
-          <w:sz w:val="28"/>
-          <w:szCs w:val="28"/>
-        </w:rPr>
-        <w:t>กด</w:t>
-      </w:r>
-      <w:proofErr w:type="spellEnd"/>
-      <w:r>
-        <w:rPr>
-          <w:rFonts w:ascii="TH SarabunPSK" w:hAnsi="TH SarabunPSK" w:cs="TH SarabunPSK" w:hint="cs"/>
-          <w:color w:val="auto"/>
-          <w:sz w:val="28"/>
-          <w:szCs w:val="28"/>
-        </w:rPr>
-        <w:t xml:space="preserve"> </w:t>
-      </w:r>
-      <w:proofErr w:type="spellStart"/>
-      <w:r>
-        <w:rPr>
-          <w:rFonts w:ascii="TH SarabunPSK" w:hAnsi="TH SarabunPSK" w:cs="TH SarabunPSK" w:hint="cs"/>
-          <w:color w:val="auto"/>
-          <w:sz w:val="28"/>
-          <w:szCs w:val="28"/>
-        </w:rPr>
-        <w:t>เลือกคนเข้า</w:t>
-      </w:r>
-      <w:proofErr w:type="spellEnd"/>
-      <w:r>
-        <w:rPr>
-          <w:rFonts w:ascii="TH SarabunPSK" w:hAnsi="TH SarabunPSK" w:cs="TH SarabunPSK" w:hint="cs"/>
-          <w:color w:val="auto"/>
-          <w:sz w:val="28"/>
-          <w:szCs w:val="28"/>
-        </w:rPr>
-        <w:t xml:space="preserve"> Event</w:t>
-      </w:r>
-    </w:p>
-    <w:p>
-      <w:pPr>
-        <w:pStyle w:val="Numbered"/>
-        <w:numPr>
-          <w:ilvl w:val="0"/>
-          <w:numId w:val="1"/>
-        </w:numPr>
-        <w:spacing w:after="0"/>
-        <w:rPr>
-          <w:rFonts w:ascii="TH SarabunPSK" w:hAnsi="TH SarabunPSK" w:cs="TH SarabunPSK" w:hint="cs"/>
-          <w:color w:val="auto"/>
-          <w:sz w:val="28"/>
-          <w:szCs w:val="28"/>
-        </w:rPr>
-      </w:pPr>
-      <w:proofErr w:type="spellStart"/>
-      <w:r>
-        <w:rPr>
-          <w:rFonts w:ascii="TH SarabunPSK" w:hAnsi="TH SarabunPSK" w:cs="TH SarabunPSK" w:hint="cs"/>
-          <w:color w:val="auto"/>
-          <w:sz w:val="28"/>
-          <w:szCs w:val="28"/>
-        </w:rPr>
+        <w:lastRenderedPageBreak/>
         <w:t>ระบบจะแสดงสมาชิกจากทีมของผู้รับผิดชอบ</w:t>
       </w:r>
       <w:proofErr w:type="spellEnd"/>
@@ -4525,7 +4307,6 @@
           <w:color w:val="auto"/>
           <w:szCs w:val="32"/>
         </w:rPr>
-        <w:lastRenderedPageBreak/>
         <w:t xml:space="preserve">9. </w:t>
       </w:r>
       <w:proofErr w:type="spellStart"/>
@@ -4965,6 +4746,7 @@
           <w:sz w:val="28"/>
           <w:szCs w:val="28"/>
         </w:rPr>
+        <w:lastRenderedPageBreak/>
         <w:t>ก่อนลบ</w:t>
       </w:r>
       <w:proofErr w:type="spellEnd"/>

--- a/docs/manager-manual.docx
+++ b/docs/manager-manual.docx
@@ -461,7 +461,7 @@
     <w:p>
       <w:pPr>
         <w:pStyle w:val="Heading1"/>
-        <w:spacing w:after="0"/>
+        <w:spacing w:before="0" w:after="0"/>
         <w:rPr>
           <w:rFonts w:ascii="TH SarabunPSK" w:hAnsi="TH SarabunPSK" w:cs="TH SarabunPSK" w:hint="cs"/>
           <w:color w:val="auto"/>
@@ -855,7 +855,7 @@
     <w:p>
       <w:pPr>
         <w:pStyle w:val="Heading1"/>
-        <w:spacing w:after="0"/>
+        <w:spacing w:before="0" w:after="0"/>
         <w:rPr>
           <w:rFonts w:ascii="TH SarabunPSK" w:hAnsi="TH SarabunPSK" w:cs="TH SarabunPSK" w:hint="cs"/>
           <w:color w:val="auto"/>
@@ -1510,7 +1510,7 @@
     <w:p>
       <w:pPr>
         <w:pStyle w:val="Heading1"/>
-        <w:spacing w:after="0"/>
+        <w:spacing w:before="0" w:after="0"/>
         <w:rPr>
           <w:rFonts w:ascii="TH SarabunPSK" w:hAnsi="TH SarabunPSK" w:cs="TH SarabunPSK" w:hint="cs"/>
           <w:color w:val="auto"/>
@@ -1680,7 +1680,6 @@
           <w:sz w:val="28"/>
           <w:szCs w:val="28"/>
         </w:rPr>
-        <w:lastRenderedPageBreak/>
         <w:t>คลิกแถวเพื่อเปิดรายละเอียดและตรวจไฟล์แนบ</w:t>
       </w:r>
       <w:proofErr w:type="spellEnd"/>
@@ -1704,6 +1703,7 @@
           <w:sz w:val="28"/>
           <w:szCs w:val="28"/>
         </w:rPr>
+        <w:lastRenderedPageBreak/>
         <w:t>การอนุมัติ</w:t>
       </w:r>
       <w:proofErr w:type="spellEnd"/>
@@ -1999,7 +1999,7 @@
     <w:p>
       <w:pPr>
         <w:pStyle w:val="Heading2"/>
-        <w:spacing w:after="0"/>
+        <w:spacing w:before="0" w:after="0"/>
         <w:rPr>
           <w:rFonts w:ascii="TH SarabunPSK" w:hAnsi="TH SarabunPSK" w:cs="TH SarabunPSK" w:hint="cs"/>
           <w:color w:val="auto"/>
@@ -2152,30 +2152,6 @@
         <w:pStyle w:val="Numbered"/>
         <w:spacing w:after="0"/>
         <w:rPr>
-          <w:rFonts w:ascii="TH SarabunPSK" w:hAnsi="TH SarabunPSK" w:cs="TH SarabunPSK"/>
-          <w:color w:val="auto"/>
-          <w:sz w:val="28"/>
-          <w:szCs w:val="28"/>
-        </w:rPr>
-      </w:pPr>
-    </w:p>
-    <w:p>
-      <w:pPr>
-        <w:pStyle w:val="Numbered"/>
-        <w:spacing w:after="0"/>
-        <w:rPr>
-          <w:rFonts w:ascii="TH SarabunPSK" w:hAnsi="TH SarabunPSK" w:cs="TH SarabunPSK"/>
-          <w:color w:val="auto"/>
-          <w:sz w:val="28"/>
-          <w:szCs w:val="28"/>
-        </w:rPr>
-      </w:pPr>
-    </w:p>
-    <w:p>
-      <w:pPr>
-        <w:pStyle w:val="Numbered"/>
-        <w:spacing w:after="0"/>
-        <w:rPr>
           <w:rFonts w:ascii="TH SarabunPSK" w:hAnsi="TH SarabunPSK" w:cs="TH SarabunPSK" w:hint="cs"/>
           <w:b/>
           <w:bCs/>
@@ -2187,22 +2163,12 @@
       <w:r>
         <w:rPr>
           <w:rFonts w:ascii="TH SarabunPSK" w:hAnsi="TH SarabunPSK" w:cs="TH SarabunPSK" w:hint="cs"/>
-          <w:color w:val="auto"/>
-          <w:sz w:val="28"/>
-          <w:szCs w:val="28"/>
-        </w:rPr>
-        <w:br w:type="page"/>
-      </w:r>
-      <w:r>
-        <w:rPr>
-          <w:rFonts w:ascii="TH SarabunPSK" w:hAnsi="TH SarabunPSK" w:cs="TH SarabunPSK" w:hint="cs"/>
           <w:b/>
           <w:bCs/>
           <w:color w:val="auto"/>
           <w:sz w:val="32"/>
           <w:szCs w:val="32"/>
         </w:rPr>
-        <w:lastRenderedPageBreak/>
         <w:t xml:space="preserve">4. </w:t>
       </w:r>
       <w:proofErr w:type="spellStart"/>
@@ -2389,7 +2355,7 @@
         </w:numPr>
         <w:spacing w:after="0"/>
         <w:rPr>
-          <w:rFonts w:ascii="TH SarabunPSK" w:hAnsi="TH SarabunPSK" w:cs="TH SarabunPSK"/>
+          <w:rFonts w:ascii="TH SarabunPSK" w:hAnsi="TH SarabunPSK" w:cs="TH SarabunPSK" w:hint="cs"/>
           <w:color w:val="auto"/>
           <w:sz w:val="28"/>
           <w:szCs w:val="28"/>
@@ -2406,17 +2372,6 @@
         <w:t>คลิกแถวพนักงานเพื่อดูประวัติการลารายบุคคล</w:t>
       </w:r>
       <w:proofErr w:type="spellEnd"/>
-    </w:p>
-    <w:p>
-      <w:pPr>
-        <w:pStyle w:val="Numbered"/>
-        <w:spacing w:after="0"/>
-        <w:rPr>
-          <w:rFonts w:ascii="TH SarabunPSK" w:hAnsi="TH SarabunPSK" w:cs="TH SarabunPSK" w:hint="cs"/>
-          <w:color w:val="auto"/>
-          <w:sz w:val="20"/>
-        </w:rPr>
-      </w:pPr>
     </w:p>
     <w:p>
       <w:pPr>
@@ -2702,7 +2657,7 @@
     <w:p>
       <w:pPr>
         <w:pStyle w:val="Heading1"/>
-        <w:spacing w:after="0"/>
+        <w:spacing w:before="0" w:after="0"/>
         <w:rPr>
           <w:rFonts w:ascii="TH SarabunPSK" w:hAnsi="TH SarabunPSK" w:cs="TH SarabunPSK" w:hint="cs"/>
           <w:color w:val="auto"/>
@@ -3008,6 +2963,7 @@
           <w:sz w:val="28"/>
           <w:szCs w:val="28"/>
         </w:rPr>
+        <w:lastRenderedPageBreak/>
         <w:t>กดบันทึกเพื่อสร้าง</w:t>
       </w:r>
       <w:proofErr w:type="spellEnd"/>
@@ -3175,7 +3131,7 @@
     <w:p>
       <w:pPr>
         <w:pStyle w:val="Heading1"/>
-        <w:spacing w:after="0"/>
+        <w:spacing w:before="0" w:after="0"/>
         <w:rPr>
           <w:rFonts w:ascii="TH SarabunPSK" w:hAnsi="TH SarabunPSK" w:cs="TH SarabunPSK" w:hint="cs"/>
           <w:color w:val="auto"/>
@@ -3308,7 +3264,6 @@
           <w:sz w:val="28"/>
           <w:szCs w:val="28"/>
         </w:rPr>
-        <w:lastRenderedPageBreak/>
         <w:t>ระบบจะแสดงสมาชิกจากทีมของผู้รับผิดชอบ</w:t>
       </w:r>
       <w:proofErr w:type="spellEnd"/>
@@ -3453,7 +3408,7 @@
     <w:p>
       <w:pPr>
         <w:pStyle w:val="Heading1"/>
-        <w:spacing w:after="0"/>
+        <w:spacing w:before="0" w:after="0"/>
         <w:rPr>
           <w:rFonts w:ascii="TH SarabunPSK" w:hAnsi="TH SarabunPSK" w:cs="TH SarabunPSK" w:hint="cs"/>
           <w:color w:val="auto"/>
@@ -4291,6 +4246,7 @@
         </w:tc>
       </w:tr>
     </w:tbl>
+    <w:p/>
     <w:p>
       <w:pPr>
         <w:pStyle w:val="Heading1"/>
@@ -4307,6 +4263,7 @@
           <w:color w:val="auto"/>
           <w:szCs w:val="32"/>
         </w:rPr>
+        <w:lastRenderedPageBreak/>
         <w:t xml:space="preserve">9. </w:t>
       </w:r>
       <w:proofErr w:type="spellStart"/>
@@ -4613,7 +4570,7 @@
     <w:p>
       <w:pPr>
         <w:pStyle w:val="Heading1"/>
-        <w:spacing w:after="0"/>
+        <w:spacing w:before="0" w:after="0"/>
         <w:rPr>
           <w:rFonts w:ascii="TH SarabunPSK" w:hAnsi="TH SarabunPSK" w:cs="TH SarabunPSK" w:hint="cs"/>
           <w:color w:val="auto"/>
@@ -4746,7 +4703,6 @@
           <w:sz w:val="28"/>
           <w:szCs w:val="28"/>
         </w:rPr>
-        <w:lastRenderedPageBreak/>
         <w:t>ก่อนลบ</w:t>
       </w:r>
       <w:proofErr w:type="spellEnd"/>
@@ -4941,7 +4897,7 @@
     <w:p>
       <w:pPr>
         <w:pStyle w:val="Heading1"/>
-        <w:spacing w:after="0"/>
+        <w:spacing w:before="0" w:after="0"/>
         <w:rPr>
           <w:rFonts w:ascii="TH SarabunPSK" w:hAnsi="TH SarabunPSK" w:cs="TH SarabunPSK" w:hint="cs"/>
           <w:color w:val="auto"/>

--- a/docs/manager-manual.docx
+++ b/docs/manager-manual.docx
@@ -8,7 +8,7 @@
         <w:spacing w:after="0"/>
         <w:jc w:val="center"/>
         <w:rPr>
-          <w:rFonts w:ascii="TH SarabunPSK" w:hAnsi="TH SarabunPSK" w:cs="TH SarabunPSK" w:hint="cs"/>
+          <w:rFonts w:ascii="TH SarabunPSK" w:hAnsi="TH SarabunPSK" w:cs="TH SarabunPSK"/>
           <w:color w:val="auto"/>
           <w:sz w:val="32"/>
           <w:szCs w:val="32"/>
@@ -40,7 +40,7 @@
         <w:pStyle w:val="Lead"/>
         <w:spacing w:after="0"/>
         <w:rPr>
-          <w:rFonts w:ascii="TH SarabunPSK" w:hAnsi="TH SarabunPSK" w:cs="TH SarabunPSK" w:hint="cs"/>
+          <w:rFonts w:ascii="TH SarabunPSK" w:hAnsi="TH SarabunPSK" w:cs="TH SarabunPSK"/>
           <w:color w:val="auto"/>
           <w:sz w:val="28"/>
           <w:szCs w:val="28"/>
@@ -238,232 +238,12 @@
       </w:r>
       <w:proofErr w:type="spellEnd"/>
     </w:p>
-    <w:tbl>
-      <w:tblPr>
-        <w:tblW w:w="9360" w:type="dxa"/>
-        <w:tblInd w:w="120" w:type="dxa"/>
-        <w:tblBorders>
-          <w:top w:val="single" w:sz="4" w:space="0" w:color="CBD5E1"/>
-          <w:left w:val="single" w:sz="4" w:space="0" w:color="CBD5E1"/>
-          <w:bottom w:val="single" w:sz="4" w:space="0" w:color="CBD5E1"/>
-          <w:right w:val="single" w:sz="4" w:space="0" w:color="CBD5E1"/>
-        </w:tblBorders>
-        <w:tblCellMar>
-          <w:top w:w="160" w:type="dxa"/>
-          <w:left w:w="180" w:type="dxa"/>
-          <w:bottom w:w="160" w:type="dxa"/>
-          <w:right w:w="180" w:type="dxa"/>
-        </w:tblCellMar>
-        <w:tblLook w:val="0000" w:firstRow="0" w:lastRow="0" w:firstColumn="0" w:lastColumn="0" w:noHBand="0" w:noVBand="0"/>
-      </w:tblPr>
-      <w:tblGrid>
-        <w:gridCol w:w="9360"/>
-      </w:tblGrid>
-      <w:tr>
-        <w:tc>
-          <w:tcPr>
-            <w:tcW w:w="9360" w:type="dxa"/>
-            <w:shd w:val="clear" w:color="auto" w:fill="F4F6F9"/>
-          </w:tcPr>
-          <w:p>
-            <w:pPr>
-              <w:pStyle w:val="CalloutTitle"/>
-              <w:spacing w:after="0"/>
-              <w:rPr>
-                <w:rFonts w:ascii="TH SarabunPSK" w:hAnsi="TH SarabunPSK" w:cs="TH SarabunPSK" w:hint="cs"/>
-                <w:color w:val="auto"/>
-                <w:sz w:val="28"/>
-                <w:szCs w:val="28"/>
-              </w:rPr>
-            </w:pPr>
-            <w:proofErr w:type="spellStart"/>
-            <w:r>
-              <w:rPr>
-                <w:rFonts w:ascii="TH SarabunPSK" w:hAnsi="TH SarabunPSK" w:cs="TH SarabunPSK" w:hint="cs"/>
-                <w:color w:val="auto"/>
-                <w:sz w:val="28"/>
-                <w:szCs w:val="28"/>
-              </w:rPr>
-              <w:t>ขอบเขตของ</w:t>
-            </w:r>
-            <w:proofErr w:type="spellEnd"/>
-            <w:r>
-              <w:rPr>
-                <w:rFonts w:ascii="TH SarabunPSK" w:hAnsi="TH SarabunPSK" w:cs="TH SarabunPSK" w:hint="cs"/>
-                <w:color w:val="auto"/>
-                <w:sz w:val="28"/>
-                <w:szCs w:val="28"/>
-              </w:rPr>
-              <w:t xml:space="preserve"> Manager</w:t>
-            </w:r>
-          </w:p>
-          <w:p>
-            <w:pPr>
-              <w:pStyle w:val="CalloutBody"/>
-              <w:spacing w:after="0"/>
-              <w:rPr>
-                <w:rFonts w:ascii="TH SarabunPSK" w:hAnsi="TH SarabunPSK" w:cs="TH SarabunPSK" w:hint="cs"/>
-                <w:color w:val="auto"/>
-                <w:sz w:val="28"/>
-                <w:szCs w:val="28"/>
-              </w:rPr>
-            </w:pPr>
-            <w:proofErr w:type="spellStart"/>
-            <w:r>
-              <w:rPr>
-                <w:rFonts w:ascii="TH SarabunPSK" w:hAnsi="TH SarabunPSK" w:cs="TH SarabunPSK" w:hint="cs"/>
-                <w:color w:val="auto"/>
-                <w:sz w:val="28"/>
-                <w:szCs w:val="28"/>
-              </w:rPr>
-              <w:t>เห็นข้อมูลตามขอบเขตแผนก</w:t>
-            </w:r>
-            <w:proofErr w:type="spellEnd"/>
-            <w:r>
-              <w:rPr>
-                <w:rFonts w:ascii="TH SarabunPSK" w:hAnsi="TH SarabunPSK" w:cs="TH SarabunPSK" w:hint="cs"/>
-                <w:color w:val="auto"/>
-                <w:sz w:val="28"/>
-                <w:szCs w:val="28"/>
-              </w:rPr>
-              <w:t>/</w:t>
-            </w:r>
-            <w:proofErr w:type="spellStart"/>
-            <w:r>
-              <w:rPr>
-                <w:rFonts w:ascii="TH SarabunPSK" w:hAnsi="TH SarabunPSK" w:cs="TH SarabunPSK" w:hint="cs"/>
-                <w:color w:val="auto"/>
-                <w:sz w:val="28"/>
-                <w:szCs w:val="28"/>
-              </w:rPr>
-              <w:t>ทีมที่ระบบกำหนดให้</w:t>
-            </w:r>
-            <w:proofErr w:type="spellEnd"/>
-          </w:p>
-          <w:p>
-            <w:pPr>
-              <w:pStyle w:val="CalloutBody"/>
-              <w:spacing w:after="0"/>
-              <w:rPr>
-                <w:rFonts w:ascii="TH SarabunPSK" w:hAnsi="TH SarabunPSK" w:cs="TH SarabunPSK" w:hint="cs"/>
-                <w:color w:val="auto"/>
-                <w:sz w:val="28"/>
-                <w:szCs w:val="28"/>
-              </w:rPr>
-            </w:pPr>
-            <w:proofErr w:type="spellStart"/>
-            <w:r>
-              <w:rPr>
-                <w:rFonts w:ascii="TH SarabunPSK" w:hAnsi="TH SarabunPSK" w:cs="TH SarabunPSK" w:hint="cs"/>
-                <w:color w:val="auto"/>
-                <w:sz w:val="28"/>
-                <w:szCs w:val="28"/>
-              </w:rPr>
-              <w:t>อนุมัติหรือปฏิเสธคำขอลาที่อยู่ในความรับผิดชอบ</w:t>
-            </w:r>
-            <w:proofErr w:type="spellEnd"/>
-          </w:p>
-          <w:p>
-            <w:pPr>
-              <w:pStyle w:val="CalloutBody"/>
-              <w:spacing w:after="0"/>
-              <w:rPr>
-                <w:rFonts w:ascii="TH SarabunPSK" w:hAnsi="TH SarabunPSK" w:cs="TH SarabunPSK" w:hint="cs"/>
-                <w:color w:val="auto"/>
-                <w:sz w:val="28"/>
-                <w:szCs w:val="28"/>
-              </w:rPr>
-            </w:pPr>
-            <w:proofErr w:type="spellStart"/>
-            <w:r>
-              <w:rPr>
-                <w:rFonts w:ascii="TH SarabunPSK" w:hAnsi="TH SarabunPSK" w:cs="TH SarabunPSK" w:hint="cs"/>
-                <w:color w:val="auto"/>
-                <w:sz w:val="28"/>
-                <w:szCs w:val="28"/>
-              </w:rPr>
-              <w:t>สร้างและจัดการ</w:t>
-            </w:r>
-            <w:proofErr w:type="spellEnd"/>
-            <w:r>
-              <w:rPr>
-                <w:rFonts w:ascii="TH SarabunPSK" w:hAnsi="TH SarabunPSK" w:cs="TH SarabunPSK" w:hint="cs"/>
-                <w:color w:val="auto"/>
-                <w:sz w:val="28"/>
-                <w:szCs w:val="28"/>
-              </w:rPr>
-              <w:t xml:space="preserve"> Event </w:t>
-            </w:r>
-            <w:proofErr w:type="spellStart"/>
-            <w:r>
-              <w:rPr>
-                <w:rFonts w:ascii="TH SarabunPSK" w:hAnsi="TH SarabunPSK" w:cs="TH SarabunPSK" w:hint="cs"/>
-                <w:color w:val="auto"/>
-                <w:sz w:val="28"/>
-                <w:szCs w:val="28"/>
-              </w:rPr>
-              <w:t>รวมถึงบันทึกเวลาแทน</w:t>
-            </w:r>
-            <w:proofErr w:type="spellEnd"/>
-            <w:r>
-              <w:rPr>
-                <w:rFonts w:ascii="TH SarabunPSK" w:hAnsi="TH SarabunPSK" w:cs="TH SarabunPSK" w:hint="cs"/>
-                <w:color w:val="auto"/>
-                <w:sz w:val="28"/>
-                <w:szCs w:val="28"/>
-              </w:rPr>
-              <w:t xml:space="preserve"> </w:t>
-            </w:r>
-            <w:proofErr w:type="spellStart"/>
-            <w:r>
-              <w:rPr>
-                <w:rFonts w:ascii="TH SarabunPSK" w:hAnsi="TH SarabunPSK" w:cs="TH SarabunPSK" w:hint="cs"/>
-                <w:color w:val="auto"/>
-                <w:sz w:val="28"/>
-                <w:szCs w:val="28"/>
-              </w:rPr>
-              <w:t>ตรวจเวลา</w:t>
-            </w:r>
-            <w:proofErr w:type="spellEnd"/>
-            <w:r>
-              <w:rPr>
-                <w:rFonts w:ascii="TH SarabunPSK" w:hAnsi="TH SarabunPSK" w:cs="TH SarabunPSK" w:hint="cs"/>
-                <w:color w:val="auto"/>
-                <w:sz w:val="28"/>
-                <w:szCs w:val="28"/>
-              </w:rPr>
-              <w:t xml:space="preserve"> </w:t>
-            </w:r>
-            <w:proofErr w:type="spellStart"/>
-            <w:r>
-              <w:rPr>
-                <w:rFonts w:ascii="TH SarabunPSK" w:hAnsi="TH SarabunPSK" w:cs="TH SarabunPSK" w:hint="cs"/>
-                <w:color w:val="auto"/>
-                <w:sz w:val="28"/>
-                <w:szCs w:val="28"/>
-              </w:rPr>
-              <w:t>และพิมพ์รายงาน</w:t>
-            </w:r>
-            <w:proofErr w:type="spellEnd"/>
-            <w:r>
-              <w:rPr>
-                <w:rFonts w:ascii="TH SarabunPSK" w:hAnsi="TH SarabunPSK" w:cs="TH SarabunPSK" w:hint="cs"/>
-                <w:color w:val="auto"/>
-                <w:sz w:val="28"/>
-                <w:szCs w:val="28"/>
-              </w:rPr>
-              <w:t xml:space="preserve"> Event</w:t>
-            </w:r>
-          </w:p>
-        </w:tc>
-      </w:tr>
-    </w:tbl>
     <w:p>
       <w:pPr>
         <w:pStyle w:val="Heading1"/>
         <w:spacing w:before="0" w:after="0"/>
         <w:rPr>
-          <w:rFonts w:ascii="TH SarabunPSK" w:hAnsi="TH SarabunPSK" w:cs="TH SarabunPSK" w:hint="cs"/>
+          <w:rFonts w:ascii="TH SarabunPSK" w:hAnsi="TH SarabunPSK" w:cs="TH SarabunPSK"/>
           <w:color w:val="auto"/>
           <w:szCs w:val="32"/>
         </w:rPr>
@@ -504,7 +284,7 @@
         </w:numPr>
         <w:spacing w:after="0"/>
         <w:rPr>
-          <w:rFonts w:ascii="TH SarabunPSK" w:hAnsi="TH SarabunPSK" w:cs="TH SarabunPSK" w:hint="cs"/>
+          <w:rFonts w:ascii="TH SarabunPSK" w:hAnsi="TH SarabunPSK" w:cs="TH SarabunPSK"/>
           <w:color w:val="auto"/>
           <w:sz w:val="28"/>
           <w:szCs w:val="28"/>
@@ -560,7 +340,7 @@
         </w:numPr>
         <w:spacing w:after="0"/>
         <w:rPr>
-          <w:rFonts w:ascii="TH SarabunPSK" w:hAnsi="TH SarabunPSK" w:cs="TH SarabunPSK" w:hint="cs"/>
+          <w:rFonts w:ascii="TH SarabunPSK" w:hAnsi="TH SarabunPSK" w:cs="TH SarabunPSK"/>
           <w:color w:val="auto"/>
           <w:sz w:val="28"/>
           <w:szCs w:val="28"/>
@@ -667,7 +447,7 @@
         </w:numPr>
         <w:spacing w:after="0"/>
         <w:rPr>
-          <w:rFonts w:ascii="TH SarabunPSK" w:hAnsi="TH SarabunPSK" w:cs="TH SarabunPSK" w:hint="cs"/>
+          <w:rFonts w:ascii="TH SarabunPSK" w:hAnsi="TH SarabunPSK" w:cs="TH SarabunPSK"/>
           <w:color w:val="auto"/>
           <w:sz w:val="28"/>
           <w:szCs w:val="28"/>
@@ -794,7 +574,7 @@
         </w:numPr>
         <w:spacing w:after="0"/>
         <w:rPr>
-          <w:rFonts w:ascii="TH SarabunPSK" w:hAnsi="TH SarabunPSK" w:cs="TH SarabunPSK" w:hint="cs"/>
+          <w:rFonts w:ascii="TH SarabunPSK" w:hAnsi="TH SarabunPSK" w:cs="TH SarabunPSK"/>
           <w:color w:val="auto"/>
           <w:sz w:val="28"/>
           <w:szCs w:val="28"/>
@@ -857,7 +637,7 @@
         <w:pStyle w:val="Heading1"/>
         <w:spacing w:before="0" w:after="0"/>
         <w:rPr>
-          <w:rFonts w:ascii="TH SarabunPSK" w:hAnsi="TH SarabunPSK" w:cs="TH SarabunPSK" w:hint="cs"/>
+          <w:rFonts w:ascii="TH SarabunPSK" w:hAnsi="TH SarabunPSK" w:cs="TH SarabunPSK"/>
           <w:color w:val="auto"/>
           <w:szCs w:val="32"/>
         </w:rPr>
@@ -918,7 +698,7 @@
             <w:pPr>
               <w:pStyle w:val="TableHeader"/>
               <w:rPr>
-                <w:rFonts w:ascii="TH SarabunPSK" w:hAnsi="TH SarabunPSK" w:cs="TH SarabunPSK" w:hint="cs"/>
+                <w:rFonts w:ascii="TH SarabunPSK" w:hAnsi="TH SarabunPSK" w:cs="TH SarabunPSK"/>
                 <w:color w:val="auto"/>
                 <w:sz w:val="28"/>
                 <w:szCs w:val="28"/>
@@ -947,7 +727,7 @@
             <w:pPr>
               <w:pStyle w:val="TableHeader"/>
               <w:rPr>
-                <w:rFonts w:ascii="TH SarabunPSK" w:hAnsi="TH SarabunPSK" w:cs="TH SarabunPSK" w:hint="cs"/>
+                <w:rFonts w:ascii="TH SarabunPSK" w:hAnsi="TH SarabunPSK" w:cs="TH SarabunPSK"/>
                 <w:color w:val="auto"/>
                 <w:sz w:val="28"/>
                 <w:szCs w:val="28"/>
@@ -977,7 +757,7 @@
             <w:pPr>
               <w:pStyle w:val="TableBody"/>
               <w:rPr>
-                <w:rFonts w:ascii="TH SarabunPSK" w:hAnsi="TH SarabunPSK" w:cs="TH SarabunPSK" w:hint="cs"/>
+                <w:rFonts w:ascii="TH SarabunPSK" w:hAnsi="TH SarabunPSK" w:cs="TH SarabunPSK"/>
                 <w:color w:val="auto"/>
                 <w:sz w:val="28"/>
                 <w:szCs w:val="28"/>
@@ -1005,7 +785,7 @@
             <w:pPr>
               <w:pStyle w:val="TableBody"/>
               <w:rPr>
-                <w:rFonts w:ascii="TH SarabunPSK" w:hAnsi="TH SarabunPSK" w:cs="TH SarabunPSK" w:hint="cs"/>
+                <w:rFonts w:ascii="TH SarabunPSK" w:hAnsi="TH SarabunPSK" w:cs="TH SarabunPSK"/>
                 <w:color w:val="auto"/>
                 <w:sz w:val="28"/>
                 <w:szCs w:val="28"/>
@@ -1075,7 +855,7 @@
             <w:pPr>
               <w:pStyle w:val="TableBody"/>
               <w:rPr>
-                <w:rFonts w:ascii="TH SarabunPSK" w:hAnsi="TH SarabunPSK" w:cs="TH SarabunPSK" w:hint="cs"/>
+                <w:rFonts w:ascii="TH SarabunPSK" w:hAnsi="TH SarabunPSK" w:cs="TH SarabunPSK"/>
                 <w:color w:val="auto"/>
                 <w:sz w:val="28"/>
                 <w:szCs w:val="28"/>
@@ -1103,7 +883,7 @@
             <w:pPr>
               <w:pStyle w:val="TableBody"/>
               <w:rPr>
-                <w:rFonts w:ascii="TH SarabunPSK" w:hAnsi="TH SarabunPSK" w:cs="TH SarabunPSK" w:hint="cs"/>
+                <w:rFonts w:ascii="TH SarabunPSK" w:hAnsi="TH SarabunPSK" w:cs="TH SarabunPSK"/>
                 <w:color w:val="auto"/>
                 <w:sz w:val="28"/>
                 <w:szCs w:val="28"/>
@@ -1193,7 +973,7 @@
             <w:pPr>
               <w:pStyle w:val="TableBody"/>
               <w:rPr>
-                <w:rFonts w:ascii="TH SarabunPSK" w:hAnsi="TH SarabunPSK" w:cs="TH SarabunPSK" w:hint="cs"/>
+                <w:rFonts w:ascii="TH SarabunPSK" w:hAnsi="TH SarabunPSK" w:cs="TH SarabunPSK"/>
                 <w:color w:val="auto"/>
                 <w:sz w:val="28"/>
                 <w:szCs w:val="28"/>
@@ -1219,7 +999,7 @@
             <w:pPr>
               <w:pStyle w:val="TableBody"/>
               <w:rPr>
-                <w:rFonts w:ascii="TH SarabunPSK" w:hAnsi="TH SarabunPSK" w:cs="TH SarabunPSK" w:hint="cs"/>
+                <w:rFonts w:ascii="TH SarabunPSK" w:hAnsi="TH SarabunPSK" w:cs="TH SarabunPSK"/>
                 <w:color w:val="auto"/>
                 <w:sz w:val="28"/>
                 <w:szCs w:val="28"/>
@@ -1369,7 +1149,7 @@
             <w:pPr>
               <w:pStyle w:val="TableBody"/>
               <w:rPr>
-                <w:rFonts w:ascii="TH SarabunPSK" w:hAnsi="TH SarabunPSK" w:cs="TH SarabunPSK" w:hint="cs"/>
+                <w:rFonts w:ascii="TH SarabunPSK" w:hAnsi="TH SarabunPSK" w:cs="TH SarabunPSK"/>
                 <w:color w:val="auto"/>
                 <w:sz w:val="28"/>
                 <w:szCs w:val="28"/>
@@ -1406,7 +1186,7 @@
             <w:pPr>
               <w:pStyle w:val="TableBody"/>
               <w:rPr>
-                <w:rFonts w:ascii="TH SarabunPSK" w:hAnsi="TH SarabunPSK" w:cs="TH SarabunPSK" w:hint="cs"/>
+                <w:rFonts w:ascii="TH SarabunPSK" w:hAnsi="TH SarabunPSK" w:cs="TH SarabunPSK"/>
                 <w:color w:val="auto"/>
                 <w:sz w:val="28"/>
                 <w:szCs w:val="28"/>
@@ -1512,7 +1292,7 @@
         <w:pStyle w:val="Heading1"/>
         <w:spacing w:before="0" w:after="0"/>
         <w:rPr>
-          <w:rFonts w:ascii="TH SarabunPSK" w:hAnsi="TH SarabunPSK" w:cs="TH SarabunPSK" w:hint="cs"/>
+          <w:rFonts w:ascii="TH SarabunPSK" w:hAnsi="TH SarabunPSK" w:cs="TH SarabunPSK"/>
           <w:color w:val="auto"/>
           <w:szCs w:val="32"/>
         </w:rPr>
@@ -1545,7 +1325,7 @@
         </w:numPr>
         <w:spacing w:after="0"/>
         <w:rPr>
-          <w:rFonts w:ascii="TH SarabunPSK" w:hAnsi="TH SarabunPSK" w:cs="TH SarabunPSK" w:hint="cs"/>
+          <w:rFonts w:ascii="TH SarabunPSK" w:hAnsi="TH SarabunPSK" w:cs="TH SarabunPSK"/>
           <w:color w:val="auto"/>
           <w:sz w:val="28"/>
           <w:szCs w:val="28"/>
@@ -1612,7 +1392,7 @@
         </w:numPr>
         <w:spacing w:after="0"/>
         <w:rPr>
-          <w:rFonts w:ascii="TH SarabunPSK" w:hAnsi="TH SarabunPSK" w:cs="TH SarabunPSK" w:hint="cs"/>
+          <w:rFonts w:ascii="TH SarabunPSK" w:hAnsi="TH SarabunPSK" w:cs="TH SarabunPSK"/>
           <w:color w:val="auto"/>
           <w:sz w:val="28"/>
           <w:szCs w:val="28"/>
@@ -1639,7 +1419,7 @@
         </w:numPr>
         <w:spacing w:after="0"/>
         <w:rPr>
-          <w:rFonts w:ascii="TH SarabunPSK" w:hAnsi="TH SarabunPSK" w:cs="TH SarabunPSK" w:hint="cs"/>
+          <w:rFonts w:ascii="TH SarabunPSK" w:hAnsi="TH SarabunPSK" w:cs="TH SarabunPSK"/>
           <w:color w:val="auto"/>
           <w:sz w:val="28"/>
           <w:szCs w:val="28"/>
@@ -1666,7 +1446,7 @@
         </w:numPr>
         <w:spacing w:after="0"/>
         <w:rPr>
-          <w:rFonts w:ascii="TH SarabunPSK" w:hAnsi="TH SarabunPSK" w:cs="TH SarabunPSK" w:hint="cs"/>
+          <w:rFonts w:ascii="TH SarabunPSK" w:hAnsi="TH SarabunPSK" w:cs="TH SarabunPSK"/>
           <w:color w:val="auto"/>
           <w:sz w:val="28"/>
           <w:szCs w:val="28"/>
@@ -1687,23 +1467,22 @@
     <w:p>
       <w:pPr>
         <w:pStyle w:val="Heading2"/>
-        <w:spacing w:after="0"/>
-        <w:rPr>
-          <w:rFonts w:ascii="TH SarabunPSK" w:hAnsi="TH SarabunPSK" w:cs="TH SarabunPSK" w:hint="cs"/>
-          <w:color w:val="auto"/>
-          <w:sz w:val="28"/>
-          <w:szCs w:val="28"/>
-        </w:rPr>
-      </w:pPr>
-      <w:proofErr w:type="spellStart"/>
-      <w:r>
-        <w:rPr>
-          <w:rFonts w:ascii="TH SarabunPSK" w:hAnsi="TH SarabunPSK" w:cs="TH SarabunPSK" w:hint="cs"/>
-          <w:color w:val="auto"/>
-          <w:sz w:val="28"/>
-          <w:szCs w:val="28"/>
-        </w:rPr>
-        <w:lastRenderedPageBreak/>
+        <w:spacing w:before="0" w:after="0"/>
+        <w:rPr>
+          <w:rFonts w:ascii="TH SarabunPSK" w:hAnsi="TH SarabunPSK" w:cs="TH SarabunPSK"/>
+          <w:color w:val="auto"/>
+          <w:sz w:val="28"/>
+          <w:szCs w:val="28"/>
+        </w:rPr>
+      </w:pPr>
+      <w:proofErr w:type="spellStart"/>
+      <w:r>
+        <w:rPr>
+          <w:rFonts w:ascii="TH SarabunPSK" w:hAnsi="TH SarabunPSK" w:cs="TH SarabunPSK" w:hint="cs"/>
+          <w:color w:val="auto"/>
+          <w:sz w:val="28"/>
+          <w:szCs w:val="28"/>
+        </w:rPr>
         <w:t>การอนุมัติ</w:t>
       </w:r>
       <w:proofErr w:type="spellEnd"/>
@@ -1717,7 +1496,7 @@
         </w:numPr>
         <w:spacing w:after="0"/>
         <w:rPr>
-          <w:rFonts w:ascii="TH SarabunPSK" w:hAnsi="TH SarabunPSK" w:cs="TH SarabunPSK" w:hint="cs"/>
+          <w:rFonts w:ascii="TH SarabunPSK" w:hAnsi="TH SarabunPSK" w:cs="TH SarabunPSK"/>
           <w:color w:val="auto"/>
           <w:sz w:val="28"/>
           <w:szCs w:val="28"/>
@@ -1844,7 +1623,7 @@
         </w:numPr>
         <w:spacing w:after="0"/>
         <w:rPr>
-          <w:rFonts w:ascii="TH SarabunPSK" w:hAnsi="TH SarabunPSK" w:cs="TH SarabunPSK" w:hint="cs"/>
+          <w:rFonts w:ascii="TH SarabunPSK" w:hAnsi="TH SarabunPSK" w:cs="TH SarabunPSK"/>
           <w:color w:val="auto"/>
           <w:sz w:val="28"/>
           <w:szCs w:val="28"/>
@@ -1911,7 +1690,7 @@
         </w:numPr>
         <w:spacing w:after="0"/>
         <w:rPr>
-          <w:rFonts w:ascii="TH SarabunPSK" w:hAnsi="TH SarabunPSK" w:cs="TH SarabunPSK" w:hint="cs"/>
+          <w:rFonts w:ascii="TH SarabunPSK" w:hAnsi="TH SarabunPSK" w:cs="TH SarabunPSK"/>
           <w:color w:val="auto"/>
           <w:sz w:val="28"/>
           <w:szCs w:val="28"/>
@@ -1938,7 +1717,7 @@
         </w:numPr>
         <w:spacing w:after="0"/>
         <w:rPr>
-          <w:rFonts w:ascii="TH SarabunPSK" w:hAnsi="TH SarabunPSK" w:cs="TH SarabunPSK" w:hint="cs"/>
+          <w:rFonts w:ascii="TH SarabunPSK" w:hAnsi="TH SarabunPSK" w:cs="TH SarabunPSK"/>
           <w:color w:val="auto"/>
           <w:sz w:val="28"/>
           <w:szCs w:val="28"/>
@@ -2001,20 +1780,21 @@
         <w:pStyle w:val="Heading2"/>
         <w:spacing w:before="0" w:after="0"/>
         <w:rPr>
-          <w:rFonts w:ascii="TH SarabunPSK" w:hAnsi="TH SarabunPSK" w:cs="TH SarabunPSK" w:hint="cs"/>
-          <w:color w:val="auto"/>
-          <w:sz w:val="28"/>
-          <w:szCs w:val="28"/>
-        </w:rPr>
-      </w:pPr>
-      <w:proofErr w:type="spellStart"/>
-      <w:r>
-        <w:rPr>
-          <w:rFonts w:ascii="TH SarabunPSK" w:hAnsi="TH SarabunPSK" w:cs="TH SarabunPSK" w:hint="cs"/>
-          <w:color w:val="auto"/>
-          <w:sz w:val="28"/>
-          <w:szCs w:val="28"/>
-        </w:rPr>
+          <w:rFonts w:ascii="TH SarabunPSK" w:hAnsi="TH SarabunPSK" w:cs="TH SarabunPSK"/>
+          <w:color w:val="auto"/>
+          <w:sz w:val="28"/>
+          <w:szCs w:val="28"/>
+        </w:rPr>
+      </w:pPr>
+      <w:proofErr w:type="spellStart"/>
+      <w:r>
+        <w:rPr>
+          <w:rFonts w:ascii="TH SarabunPSK" w:hAnsi="TH SarabunPSK" w:cs="TH SarabunPSK" w:hint="cs"/>
+          <w:color w:val="auto"/>
+          <w:sz w:val="28"/>
+          <w:szCs w:val="28"/>
+        </w:rPr>
+        <w:lastRenderedPageBreak/>
         <w:t>การปฏิเสธ</w:t>
       </w:r>
       <w:proofErr w:type="spellEnd"/>
@@ -2028,7 +1808,7 @@
         </w:numPr>
         <w:spacing w:after="0"/>
         <w:rPr>
-          <w:rFonts w:ascii="TH SarabunPSK" w:hAnsi="TH SarabunPSK" w:cs="TH SarabunPSK" w:hint="cs"/>
+          <w:rFonts w:ascii="TH SarabunPSK" w:hAnsi="TH SarabunPSK" w:cs="TH SarabunPSK"/>
           <w:color w:val="auto"/>
           <w:sz w:val="28"/>
           <w:szCs w:val="28"/>
@@ -2055,7 +1835,7 @@
         </w:numPr>
         <w:spacing w:after="0"/>
         <w:rPr>
-          <w:rFonts w:ascii="TH SarabunPSK" w:hAnsi="TH SarabunPSK" w:cs="TH SarabunPSK" w:hint="cs"/>
+          <w:rFonts w:ascii="TH SarabunPSK" w:hAnsi="TH SarabunPSK" w:cs="TH SarabunPSK"/>
           <w:color w:val="auto"/>
           <w:sz w:val="28"/>
           <w:szCs w:val="28"/>
@@ -2102,7 +1882,7 @@
         </w:numPr>
         <w:spacing w:after="0"/>
         <w:rPr>
-          <w:rFonts w:ascii="TH SarabunPSK" w:hAnsi="TH SarabunPSK" w:cs="TH SarabunPSK" w:hint="cs"/>
+          <w:rFonts w:ascii="TH SarabunPSK" w:hAnsi="TH SarabunPSK" w:cs="TH SarabunPSK"/>
           <w:color w:val="auto"/>
           <w:sz w:val="28"/>
           <w:szCs w:val="28"/>
@@ -2129,7 +1909,7 @@
         </w:numPr>
         <w:spacing w:after="0"/>
         <w:rPr>
-          <w:rFonts w:ascii="TH SarabunPSK" w:hAnsi="TH SarabunPSK" w:cs="TH SarabunPSK" w:hint="cs"/>
+          <w:rFonts w:ascii="TH SarabunPSK" w:hAnsi="TH SarabunPSK" w:cs="TH SarabunPSK"/>
           <w:color w:val="auto"/>
           <w:sz w:val="28"/>
           <w:szCs w:val="28"/>
@@ -2152,7 +1932,7 @@
         <w:pStyle w:val="Numbered"/>
         <w:spacing w:after="0"/>
         <w:rPr>
-          <w:rFonts w:ascii="TH SarabunPSK" w:hAnsi="TH SarabunPSK" w:cs="TH SarabunPSK" w:hint="cs"/>
+          <w:rFonts w:ascii="TH SarabunPSK" w:hAnsi="TH SarabunPSK" w:cs="TH SarabunPSK"/>
           <w:b/>
           <w:bCs/>
           <w:color w:val="auto"/>
@@ -2194,7 +1974,7 @@
         </w:numPr>
         <w:spacing w:after="0"/>
         <w:rPr>
-          <w:rFonts w:ascii="TH SarabunPSK" w:hAnsi="TH SarabunPSK" w:cs="TH SarabunPSK" w:hint="cs"/>
+          <w:rFonts w:ascii="TH SarabunPSK" w:hAnsi="TH SarabunPSK" w:cs="TH SarabunPSK"/>
           <w:color w:val="auto"/>
           <w:sz w:val="28"/>
           <w:szCs w:val="28"/>
@@ -2241,7 +2021,7 @@
         </w:numPr>
         <w:spacing w:after="0"/>
         <w:rPr>
-          <w:rFonts w:ascii="TH SarabunPSK" w:hAnsi="TH SarabunPSK" w:cs="TH SarabunPSK" w:hint="cs"/>
+          <w:rFonts w:ascii="TH SarabunPSK" w:hAnsi="TH SarabunPSK" w:cs="TH SarabunPSK"/>
           <w:color w:val="auto"/>
           <w:sz w:val="28"/>
           <w:szCs w:val="28"/>
@@ -2288,7 +2068,7 @@
         </w:numPr>
         <w:spacing w:after="0"/>
         <w:rPr>
-          <w:rFonts w:ascii="TH SarabunPSK" w:hAnsi="TH SarabunPSK" w:cs="TH SarabunPSK" w:hint="cs"/>
+          <w:rFonts w:ascii="TH SarabunPSK" w:hAnsi="TH SarabunPSK" w:cs="TH SarabunPSK"/>
           <w:color w:val="auto"/>
           <w:sz w:val="28"/>
           <w:szCs w:val="28"/>
@@ -2355,7 +2135,7 @@
         </w:numPr>
         <w:spacing w:after="0"/>
         <w:rPr>
-          <w:rFonts w:ascii="TH SarabunPSK" w:hAnsi="TH SarabunPSK" w:cs="TH SarabunPSK" w:hint="cs"/>
+          <w:rFonts w:ascii="TH SarabunPSK" w:hAnsi="TH SarabunPSK" w:cs="TH SarabunPSK"/>
           <w:color w:val="auto"/>
           <w:sz w:val="28"/>
           <w:szCs w:val="28"/>
@@ -2378,7 +2158,7 @@
         <w:pStyle w:val="Heading1"/>
         <w:spacing w:before="0" w:after="0"/>
         <w:rPr>
-          <w:rFonts w:ascii="TH SarabunPSK" w:hAnsi="TH SarabunPSK" w:cs="TH SarabunPSK" w:hint="cs"/>
+          <w:rFonts w:ascii="TH SarabunPSK" w:hAnsi="TH SarabunPSK" w:cs="TH SarabunPSK"/>
           <w:color w:val="auto"/>
           <w:szCs w:val="32"/>
         </w:rPr>
@@ -2415,7 +2195,7 @@
         <w:pStyle w:val="BodyText"/>
         <w:spacing w:after="0"/>
         <w:rPr>
-          <w:rFonts w:ascii="TH SarabunPSK" w:hAnsi="TH SarabunPSK" w:cs="TH SarabunPSK" w:hint="cs"/>
+          <w:rFonts w:ascii="TH SarabunPSK" w:hAnsi="TH SarabunPSK" w:cs="TH SarabunPSK"/>
           <w:color w:val="auto"/>
           <w:sz w:val="28"/>
           <w:szCs w:val="28"/>
@@ -2582,7 +2362,7 @@
         </w:numPr>
         <w:spacing w:after="0"/>
         <w:rPr>
-          <w:rFonts w:ascii="TH SarabunPSK" w:hAnsi="TH SarabunPSK" w:cs="TH SarabunPSK" w:hint="cs"/>
+          <w:rFonts w:ascii="TH SarabunPSK" w:hAnsi="TH SarabunPSK" w:cs="TH SarabunPSK"/>
           <w:color w:val="auto"/>
           <w:sz w:val="28"/>
           <w:szCs w:val="28"/>
@@ -2609,7 +2389,7 @@
         </w:numPr>
         <w:spacing w:after="0"/>
         <w:rPr>
-          <w:rFonts w:ascii="TH SarabunPSK" w:hAnsi="TH SarabunPSK" w:cs="TH SarabunPSK" w:hint="cs"/>
+          <w:rFonts w:ascii="TH SarabunPSK" w:hAnsi="TH SarabunPSK" w:cs="TH SarabunPSK"/>
           <w:color w:val="auto"/>
           <w:sz w:val="28"/>
           <w:szCs w:val="28"/>
@@ -2636,7 +2416,7 @@
         </w:numPr>
         <w:spacing w:after="0"/>
         <w:rPr>
-          <w:rFonts w:ascii="TH SarabunPSK" w:hAnsi="TH SarabunPSK" w:cs="TH SarabunPSK" w:hint="cs"/>
+          <w:rFonts w:ascii="TH SarabunPSK" w:hAnsi="TH SarabunPSK" w:cs="TH SarabunPSK"/>
           <w:color w:val="auto"/>
           <w:sz w:val="28"/>
           <w:szCs w:val="28"/>
@@ -2659,7 +2439,7 @@
         <w:pStyle w:val="Heading1"/>
         <w:spacing w:before="0" w:after="0"/>
         <w:rPr>
-          <w:rFonts w:ascii="TH SarabunPSK" w:hAnsi="TH SarabunPSK" w:cs="TH SarabunPSK" w:hint="cs"/>
+          <w:rFonts w:ascii="TH SarabunPSK" w:hAnsi="TH SarabunPSK" w:cs="TH SarabunPSK"/>
           <w:color w:val="auto"/>
           <w:szCs w:val="32"/>
         </w:rPr>
@@ -2700,7 +2480,7 @@
         </w:numPr>
         <w:spacing w:after="0"/>
         <w:rPr>
-          <w:rFonts w:ascii="TH SarabunPSK" w:hAnsi="TH SarabunPSK" w:cs="TH SarabunPSK" w:hint="cs"/>
+          <w:rFonts w:ascii="TH SarabunPSK" w:hAnsi="TH SarabunPSK" w:cs="TH SarabunPSK"/>
           <w:color w:val="auto"/>
           <w:sz w:val="28"/>
           <w:szCs w:val="28"/>
@@ -2736,7 +2516,7 @@
         </w:numPr>
         <w:spacing w:after="0"/>
         <w:rPr>
-          <w:rFonts w:ascii="TH SarabunPSK" w:hAnsi="TH SarabunPSK" w:cs="TH SarabunPSK" w:hint="cs"/>
+          <w:rFonts w:ascii="TH SarabunPSK" w:hAnsi="TH SarabunPSK" w:cs="TH SarabunPSK"/>
           <w:color w:val="auto"/>
           <w:sz w:val="28"/>
           <w:szCs w:val="28"/>
@@ -2792,7 +2572,7 @@
         </w:numPr>
         <w:spacing w:after="0"/>
         <w:rPr>
-          <w:rFonts w:ascii="TH SarabunPSK" w:hAnsi="TH SarabunPSK" w:cs="TH SarabunPSK" w:hint="cs"/>
+          <w:rFonts w:ascii="TH SarabunPSK" w:hAnsi="TH SarabunPSK" w:cs="TH SarabunPSK"/>
           <w:color w:val="auto"/>
           <w:sz w:val="28"/>
           <w:szCs w:val="28"/>
@@ -2828,7 +2608,7 @@
         </w:numPr>
         <w:spacing w:after="0"/>
         <w:rPr>
-          <w:rFonts w:ascii="TH SarabunPSK" w:hAnsi="TH SarabunPSK" w:cs="TH SarabunPSK" w:hint="cs"/>
+          <w:rFonts w:ascii="TH SarabunPSK" w:hAnsi="TH SarabunPSK" w:cs="TH SarabunPSK"/>
           <w:color w:val="auto"/>
           <w:sz w:val="28"/>
           <w:szCs w:val="28"/>
@@ -2855,7 +2635,7 @@
         </w:numPr>
         <w:spacing w:after="0"/>
         <w:rPr>
-          <w:rFonts w:ascii="TH SarabunPSK" w:hAnsi="TH SarabunPSK" w:cs="TH SarabunPSK" w:hint="cs"/>
+          <w:rFonts w:ascii="TH SarabunPSK" w:hAnsi="TH SarabunPSK" w:cs="TH SarabunPSK"/>
           <w:color w:val="auto"/>
           <w:sz w:val="28"/>
           <w:szCs w:val="28"/>
@@ -2922,7 +2702,7 @@
         </w:numPr>
         <w:spacing w:after="0"/>
         <w:rPr>
-          <w:rFonts w:ascii="TH SarabunPSK" w:hAnsi="TH SarabunPSK" w:cs="TH SarabunPSK" w:hint="cs"/>
+          <w:rFonts w:ascii="TH SarabunPSK" w:hAnsi="TH SarabunPSK" w:cs="TH SarabunPSK"/>
           <w:color w:val="auto"/>
           <w:sz w:val="28"/>
           <w:szCs w:val="28"/>
@@ -2949,21 +2729,20 @@
         </w:numPr>
         <w:spacing w:after="0"/>
         <w:rPr>
-          <w:rFonts w:ascii="TH SarabunPSK" w:hAnsi="TH SarabunPSK" w:cs="TH SarabunPSK" w:hint="cs"/>
-          <w:color w:val="auto"/>
-          <w:sz w:val="28"/>
-          <w:szCs w:val="28"/>
-        </w:rPr>
-      </w:pPr>
-      <w:proofErr w:type="spellStart"/>
-      <w:r>
-        <w:rPr>
-          <w:rFonts w:ascii="TH SarabunPSK" w:hAnsi="TH SarabunPSK" w:cs="TH SarabunPSK" w:hint="cs"/>
-          <w:color w:val="auto"/>
-          <w:sz w:val="28"/>
-          <w:szCs w:val="28"/>
-        </w:rPr>
-        <w:lastRenderedPageBreak/>
+          <w:rFonts w:ascii="TH SarabunPSK" w:hAnsi="TH SarabunPSK" w:cs="TH SarabunPSK"/>
+          <w:color w:val="auto"/>
+          <w:sz w:val="28"/>
+          <w:szCs w:val="28"/>
+        </w:rPr>
+      </w:pPr>
+      <w:proofErr w:type="spellStart"/>
+      <w:r>
+        <w:rPr>
+          <w:rFonts w:ascii="TH SarabunPSK" w:hAnsi="TH SarabunPSK" w:cs="TH SarabunPSK" w:hint="cs"/>
+          <w:color w:val="auto"/>
+          <w:sz w:val="28"/>
+          <w:szCs w:val="28"/>
+        </w:rPr>
         <w:t>กดบันทึกเพื่อสร้าง</w:t>
       </w:r>
       <w:proofErr w:type="spellEnd"/>
@@ -2977,163 +2756,12 @@
         <w:t xml:space="preserve"> Event</w:t>
       </w:r>
     </w:p>
-    <w:tbl>
-      <w:tblPr>
-        <w:tblW w:w="9360" w:type="dxa"/>
-        <w:tblInd w:w="120" w:type="dxa"/>
-        <w:tblBorders>
-          <w:top w:val="single" w:sz="4" w:space="0" w:color="CBD5E1"/>
-          <w:left w:val="single" w:sz="4" w:space="0" w:color="CBD5E1"/>
-          <w:bottom w:val="single" w:sz="4" w:space="0" w:color="CBD5E1"/>
-          <w:right w:val="single" w:sz="4" w:space="0" w:color="CBD5E1"/>
-        </w:tblBorders>
-        <w:tblCellMar>
-          <w:top w:w="160" w:type="dxa"/>
-          <w:left w:w="180" w:type="dxa"/>
-          <w:bottom w:w="160" w:type="dxa"/>
-          <w:right w:w="180" w:type="dxa"/>
-        </w:tblCellMar>
-        <w:tblLook w:val="0000" w:firstRow="0" w:lastRow="0" w:firstColumn="0" w:lastColumn="0" w:noHBand="0" w:noVBand="0"/>
-      </w:tblPr>
-      <w:tblGrid>
-        <w:gridCol w:w="9360"/>
-      </w:tblGrid>
-      <w:tr>
-        <w:tc>
-          <w:tcPr>
-            <w:tcW w:w="9360" w:type="dxa"/>
-            <w:shd w:val="clear" w:color="auto" w:fill="F4F6F9"/>
-          </w:tcPr>
-          <w:p>
-            <w:pPr>
-              <w:pStyle w:val="CalloutTitle"/>
-              <w:spacing w:after="0"/>
-              <w:rPr>
-                <w:rFonts w:ascii="TH SarabunPSK" w:hAnsi="TH SarabunPSK" w:cs="TH SarabunPSK" w:hint="cs"/>
-                <w:color w:val="auto"/>
-                <w:sz w:val="28"/>
-                <w:szCs w:val="28"/>
-              </w:rPr>
-            </w:pPr>
-            <w:proofErr w:type="spellStart"/>
-            <w:r>
-              <w:rPr>
-                <w:rFonts w:ascii="TH SarabunPSK" w:hAnsi="TH SarabunPSK" w:cs="TH SarabunPSK" w:hint="cs"/>
-                <w:color w:val="auto"/>
-                <w:sz w:val="28"/>
-                <w:szCs w:val="28"/>
-              </w:rPr>
-              <w:t>เงื่อนไขสำคัญ</w:t>
-            </w:r>
-            <w:proofErr w:type="spellEnd"/>
-          </w:p>
-          <w:p>
-            <w:pPr>
-              <w:pStyle w:val="CalloutBody"/>
-              <w:spacing w:after="0"/>
-              <w:rPr>
-                <w:rFonts w:ascii="TH SarabunPSK" w:hAnsi="TH SarabunPSK" w:cs="TH SarabunPSK" w:hint="cs"/>
-                <w:color w:val="auto"/>
-                <w:sz w:val="28"/>
-                <w:szCs w:val="28"/>
-              </w:rPr>
-            </w:pPr>
-            <w:proofErr w:type="spellStart"/>
-            <w:r>
-              <w:rPr>
-                <w:rFonts w:ascii="TH SarabunPSK" w:hAnsi="TH SarabunPSK" w:cs="TH SarabunPSK" w:hint="cs"/>
-                <w:color w:val="auto"/>
-                <w:sz w:val="28"/>
-                <w:szCs w:val="28"/>
-              </w:rPr>
-              <w:t>ต้องระบุชื่อ</w:t>
-            </w:r>
-            <w:proofErr w:type="spellEnd"/>
-            <w:r>
-              <w:rPr>
-                <w:rFonts w:ascii="TH SarabunPSK" w:hAnsi="TH SarabunPSK" w:cs="TH SarabunPSK" w:hint="cs"/>
-                <w:color w:val="auto"/>
-                <w:sz w:val="28"/>
-                <w:szCs w:val="28"/>
-              </w:rPr>
-              <w:t xml:space="preserve"> Event</w:t>
-            </w:r>
-          </w:p>
-          <w:p>
-            <w:pPr>
-              <w:pStyle w:val="CalloutBody"/>
-              <w:spacing w:after="0"/>
-              <w:rPr>
-                <w:rFonts w:ascii="TH SarabunPSK" w:hAnsi="TH SarabunPSK" w:cs="TH SarabunPSK" w:hint="cs"/>
-                <w:color w:val="auto"/>
-                <w:sz w:val="28"/>
-                <w:szCs w:val="28"/>
-              </w:rPr>
-            </w:pPr>
-            <w:proofErr w:type="spellStart"/>
-            <w:r>
-              <w:rPr>
-                <w:rFonts w:ascii="TH SarabunPSK" w:hAnsi="TH SarabunPSK" w:cs="TH SarabunPSK" w:hint="cs"/>
-                <w:color w:val="auto"/>
-                <w:sz w:val="28"/>
-                <w:szCs w:val="28"/>
-              </w:rPr>
-              <w:t>ต้องเลือกผู้รับผิดชอบอย่างน้อย</w:t>
-            </w:r>
-            <w:proofErr w:type="spellEnd"/>
-            <w:r>
-              <w:rPr>
-                <w:rFonts w:ascii="TH SarabunPSK" w:hAnsi="TH SarabunPSK" w:cs="TH SarabunPSK" w:hint="cs"/>
-                <w:color w:val="auto"/>
-                <w:sz w:val="28"/>
-                <w:szCs w:val="28"/>
-              </w:rPr>
-              <w:t xml:space="preserve"> 1 </w:t>
-            </w:r>
-            <w:proofErr w:type="spellStart"/>
-            <w:r>
-              <w:rPr>
-                <w:rFonts w:ascii="TH SarabunPSK" w:hAnsi="TH SarabunPSK" w:cs="TH SarabunPSK" w:hint="cs"/>
-                <w:color w:val="auto"/>
-                <w:sz w:val="28"/>
-                <w:szCs w:val="28"/>
-              </w:rPr>
-              <w:t>คน</w:t>
-            </w:r>
-            <w:proofErr w:type="spellEnd"/>
-          </w:p>
-          <w:p>
-            <w:pPr>
-              <w:pStyle w:val="CalloutBody"/>
-              <w:spacing w:after="0"/>
-              <w:rPr>
-                <w:rFonts w:ascii="TH SarabunPSK" w:hAnsi="TH SarabunPSK" w:cs="TH SarabunPSK" w:hint="cs"/>
-                <w:color w:val="auto"/>
-                <w:sz w:val="28"/>
-                <w:szCs w:val="28"/>
-              </w:rPr>
-            </w:pPr>
-            <w:proofErr w:type="spellStart"/>
-            <w:r>
-              <w:rPr>
-                <w:rFonts w:ascii="TH SarabunPSK" w:hAnsi="TH SarabunPSK" w:cs="TH SarabunPSK" w:hint="cs"/>
-                <w:color w:val="auto"/>
-                <w:sz w:val="28"/>
-                <w:szCs w:val="28"/>
-              </w:rPr>
-              <w:t>วันที่สิ้นสุดต้องไม่น้อยกว่าวันที่เริ่มต้น</w:t>
-            </w:r>
-            <w:proofErr w:type="spellEnd"/>
-          </w:p>
-        </w:tc>
-      </w:tr>
-    </w:tbl>
     <w:p>
       <w:pPr>
         <w:pStyle w:val="Heading1"/>
         <w:spacing w:before="0" w:after="0"/>
         <w:rPr>
-          <w:rFonts w:ascii="TH SarabunPSK" w:hAnsi="TH SarabunPSK" w:cs="TH SarabunPSK" w:hint="cs"/>
+          <w:rFonts w:ascii="TH SarabunPSK" w:hAnsi="TH SarabunPSK" w:cs="TH SarabunPSK"/>
           <w:color w:val="auto"/>
           <w:szCs w:val="32"/>
         </w:rPr>
@@ -3174,7 +2802,7 @@
         </w:numPr>
         <w:spacing w:after="0"/>
         <w:rPr>
-          <w:rFonts w:ascii="TH SarabunPSK" w:hAnsi="TH SarabunPSK" w:cs="TH SarabunPSK" w:hint="cs"/>
+          <w:rFonts w:ascii="TH SarabunPSK" w:hAnsi="TH SarabunPSK" w:cs="TH SarabunPSK"/>
           <w:color w:val="auto"/>
           <w:sz w:val="28"/>
           <w:szCs w:val="28"/>
@@ -3250,41 +2878,21 @@
         </w:numPr>
         <w:spacing w:after="0"/>
         <w:rPr>
-          <w:rFonts w:ascii="TH SarabunPSK" w:hAnsi="TH SarabunPSK" w:cs="TH SarabunPSK" w:hint="cs"/>
-          <w:color w:val="auto"/>
-          <w:sz w:val="28"/>
-          <w:szCs w:val="28"/>
-        </w:rPr>
-      </w:pPr>
-      <w:proofErr w:type="spellStart"/>
-      <w:r>
-        <w:rPr>
-          <w:rFonts w:ascii="TH SarabunPSK" w:hAnsi="TH SarabunPSK" w:cs="TH SarabunPSK" w:hint="cs"/>
-          <w:color w:val="auto"/>
-          <w:sz w:val="28"/>
-          <w:szCs w:val="28"/>
-        </w:rPr>
-        <w:t>ระบบจะแสดงสมาชิกจากทีมของผู้รับผิดชอบ</w:t>
-      </w:r>
-      <w:proofErr w:type="spellEnd"/>
-      <w:r>
-        <w:rPr>
-          <w:rFonts w:ascii="TH SarabunPSK" w:hAnsi="TH SarabunPSK" w:cs="TH SarabunPSK" w:hint="cs"/>
-          <w:color w:val="auto"/>
-          <w:sz w:val="28"/>
-          <w:szCs w:val="28"/>
-        </w:rPr>
-        <w:t xml:space="preserve">/Lead </w:t>
-      </w:r>
-      <w:proofErr w:type="spellStart"/>
-      <w:r>
-        <w:rPr>
-          <w:rFonts w:ascii="TH SarabunPSK" w:hAnsi="TH SarabunPSK" w:cs="TH SarabunPSK" w:hint="cs"/>
-          <w:color w:val="auto"/>
-          <w:sz w:val="28"/>
-          <w:szCs w:val="28"/>
-        </w:rPr>
-        <w:t>ที่เกี่ยวข้อง</w:t>
+          <w:rFonts w:ascii="TH SarabunPSK" w:hAnsi="TH SarabunPSK" w:cs="TH SarabunPSK"/>
+          <w:color w:val="auto"/>
+          <w:sz w:val="28"/>
+          <w:szCs w:val="28"/>
+        </w:rPr>
+      </w:pPr>
+      <w:proofErr w:type="spellStart"/>
+      <w:r>
+        <w:rPr>
+          <w:rFonts w:ascii="TH SarabunPSK" w:hAnsi="TH SarabunPSK" w:cs="TH SarabunPSK" w:hint="cs"/>
+          <w:color w:val="auto"/>
+          <w:sz w:val="28"/>
+          <w:szCs w:val="28"/>
+        </w:rPr>
+        <w:t>เลือกรายชื่อพนักงานที่ต้องเข้าร่วม</w:t>
       </w:r>
       <w:proofErr w:type="spellEnd"/>
     </w:p>
@@ -3297,23 +2905,124 @@
         </w:numPr>
         <w:spacing w:after="0"/>
         <w:rPr>
-          <w:rFonts w:ascii="TH SarabunPSK" w:hAnsi="TH SarabunPSK" w:cs="TH SarabunPSK" w:hint="cs"/>
-          <w:color w:val="auto"/>
-          <w:sz w:val="28"/>
-          <w:szCs w:val="28"/>
-        </w:rPr>
-      </w:pPr>
-      <w:proofErr w:type="spellStart"/>
-      <w:r>
-        <w:rPr>
-          <w:rFonts w:ascii="TH SarabunPSK" w:hAnsi="TH SarabunPSK" w:cs="TH SarabunPSK" w:hint="cs"/>
-          <w:color w:val="auto"/>
-          <w:sz w:val="28"/>
-          <w:szCs w:val="28"/>
-        </w:rPr>
-        <w:t>เลือกรายชื่อพนักงานที่ต้องเข้าร่วม</w:t>
-      </w:r>
-      <w:proofErr w:type="spellEnd"/>
+          <w:rFonts w:ascii="TH SarabunPSK" w:hAnsi="TH SarabunPSK" w:cs="TH SarabunPSK"/>
+          <w:color w:val="auto"/>
+          <w:sz w:val="28"/>
+          <w:szCs w:val="28"/>
+        </w:rPr>
+      </w:pPr>
+      <w:proofErr w:type="spellStart"/>
+      <w:r>
+        <w:rPr>
+          <w:rFonts w:ascii="TH SarabunPSK" w:hAnsi="TH SarabunPSK" w:cs="TH SarabunPSK" w:hint="cs"/>
+          <w:color w:val="auto"/>
+          <w:sz w:val="28"/>
+          <w:szCs w:val="28"/>
+        </w:rPr>
+        <w:lastRenderedPageBreak/>
+        <w:t>กดบันทึกเพื่ออัปเดตรายชื่อผู้เข้าร่วม</w:t>
+      </w:r>
+      <w:proofErr w:type="spellEnd"/>
+    </w:p>
+    <w:p>
+      <w:pPr>
+        <w:pStyle w:val="BodyText"/>
+        <w:spacing w:after="0"/>
+        <w:rPr>
+          <w:rFonts w:ascii="TH SarabunPSK" w:hAnsi="TH SarabunPSK" w:cs="TH SarabunPSK"/>
+          <w:color w:val="auto"/>
+          <w:sz w:val="28"/>
+          <w:szCs w:val="28"/>
+        </w:rPr>
+      </w:pPr>
+      <w:proofErr w:type="spellStart"/>
+      <w:r>
+        <w:rPr>
+          <w:rFonts w:ascii="TH SarabunPSK" w:hAnsi="TH SarabunPSK" w:cs="TH SarabunPSK" w:hint="cs"/>
+          <w:color w:val="auto"/>
+          <w:sz w:val="28"/>
+          <w:szCs w:val="28"/>
+        </w:rPr>
+        <w:t>ผู้เข้าร่วมที่ถูกเลือกจะเห็น</w:t>
+      </w:r>
+      <w:proofErr w:type="spellEnd"/>
+      <w:r>
+        <w:rPr>
+          <w:rFonts w:ascii="TH SarabunPSK" w:hAnsi="TH SarabunPSK" w:cs="TH SarabunPSK" w:hint="cs"/>
+          <w:color w:val="auto"/>
+          <w:sz w:val="28"/>
+          <w:szCs w:val="28"/>
+        </w:rPr>
+        <w:t xml:space="preserve"> Event </w:t>
+      </w:r>
+      <w:proofErr w:type="spellStart"/>
+      <w:r>
+        <w:rPr>
+          <w:rFonts w:ascii="TH SarabunPSK" w:hAnsi="TH SarabunPSK" w:cs="TH SarabunPSK" w:hint="cs"/>
+          <w:color w:val="auto"/>
+          <w:sz w:val="28"/>
+          <w:szCs w:val="28"/>
+        </w:rPr>
+        <w:t>ในหน้า</w:t>
+      </w:r>
+      <w:proofErr w:type="spellEnd"/>
+      <w:r>
+        <w:rPr>
+          <w:rFonts w:ascii="TH SarabunPSK" w:hAnsi="TH SarabunPSK" w:cs="TH SarabunPSK" w:hint="cs"/>
+          <w:color w:val="auto"/>
+          <w:sz w:val="28"/>
+          <w:szCs w:val="28"/>
+        </w:rPr>
+        <w:t xml:space="preserve"> Dashboard </w:t>
+      </w:r>
+      <w:proofErr w:type="spellStart"/>
+      <w:r>
+        <w:rPr>
+          <w:rFonts w:ascii="TH SarabunPSK" w:hAnsi="TH SarabunPSK" w:cs="TH SarabunPSK" w:hint="cs"/>
+          <w:color w:val="auto"/>
+          <w:sz w:val="28"/>
+          <w:szCs w:val="28"/>
+        </w:rPr>
+        <w:t>ของตนเอง</w:t>
+      </w:r>
+      <w:proofErr w:type="spellEnd"/>
+    </w:p>
+    <w:p>
+      <w:pPr>
+        <w:pStyle w:val="Heading1"/>
+        <w:spacing w:before="0" w:after="0"/>
+        <w:rPr>
+          <w:rFonts w:ascii="TH SarabunPSK" w:hAnsi="TH SarabunPSK" w:cs="TH SarabunPSK"/>
+          <w:color w:val="auto"/>
+          <w:szCs w:val="32"/>
+        </w:rPr>
+      </w:pPr>
+      <w:r>
+        <w:rPr>
+          <w:rFonts w:ascii="TH SarabunPSK" w:hAnsi="TH SarabunPSK" w:cs="TH SarabunPSK" w:hint="cs"/>
+          <w:color w:val="auto"/>
+          <w:szCs w:val="32"/>
+        </w:rPr>
+        <w:t xml:space="preserve">8. </w:t>
+      </w:r>
+      <w:proofErr w:type="spellStart"/>
+      <w:r>
+        <w:rPr>
+          <w:rFonts w:ascii="TH SarabunPSK" w:hAnsi="TH SarabunPSK" w:cs="TH SarabunPSK" w:hint="cs"/>
+          <w:color w:val="auto"/>
+          <w:szCs w:val="32"/>
+        </w:rPr>
+        <w:t>การตรวจและบันทึกเวลา</w:t>
+      </w:r>
+      <w:proofErr w:type="spellEnd"/>
+      <w:r>
+        <w:rPr>
+          <w:rFonts w:ascii="TH SarabunPSK" w:hAnsi="TH SarabunPSK" w:cs="TH SarabunPSK" w:hint="cs"/>
+          <w:color w:val="auto"/>
+          <w:szCs w:val="32"/>
+        </w:rPr>
+        <w:t xml:space="preserve"> Event</w:t>
+      </w:r>
     </w:p>
     <w:p>
       <w:pPr>
@@ -3324,44 +3033,21 @@
         </w:numPr>
         <w:spacing w:after="0"/>
         <w:rPr>
-          <w:rFonts w:ascii="TH SarabunPSK" w:hAnsi="TH SarabunPSK" w:cs="TH SarabunPSK" w:hint="cs"/>
-          <w:color w:val="auto"/>
-          <w:sz w:val="28"/>
-          <w:szCs w:val="28"/>
-        </w:rPr>
-      </w:pPr>
-      <w:proofErr w:type="spellStart"/>
-      <w:r>
-        <w:rPr>
-          <w:rFonts w:ascii="TH SarabunPSK" w:hAnsi="TH SarabunPSK" w:cs="TH SarabunPSK" w:hint="cs"/>
-          <w:color w:val="auto"/>
-          <w:sz w:val="28"/>
-          <w:szCs w:val="28"/>
-        </w:rPr>
-        <w:t>กดบันทึกเพื่ออัปเดตรายชื่อผู้เข้าร่วม</w:t>
-      </w:r>
-      <w:proofErr w:type="spellEnd"/>
-    </w:p>
-    <w:p>
-      <w:pPr>
-        <w:pStyle w:val="BodyText"/>
-        <w:spacing w:after="0"/>
-        <w:rPr>
-          <w:rFonts w:ascii="TH SarabunPSK" w:hAnsi="TH SarabunPSK" w:cs="TH SarabunPSK" w:hint="cs"/>
-          <w:color w:val="auto"/>
-          <w:sz w:val="28"/>
-          <w:szCs w:val="28"/>
-        </w:rPr>
-      </w:pPr>
-      <w:proofErr w:type="spellStart"/>
-      <w:r>
-        <w:rPr>
-          <w:rFonts w:ascii="TH SarabunPSK" w:hAnsi="TH SarabunPSK" w:cs="TH SarabunPSK" w:hint="cs"/>
-          <w:color w:val="auto"/>
-          <w:sz w:val="28"/>
-          <w:szCs w:val="28"/>
-        </w:rPr>
-        <w:t>ผู้เข้าร่วมที่ถูกเลือกจะเห็น</w:t>
+          <w:rFonts w:ascii="TH SarabunPSK" w:hAnsi="TH SarabunPSK" w:cs="TH SarabunPSK"/>
+          <w:color w:val="auto"/>
+          <w:sz w:val="28"/>
+          <w:szCs w:val="28"/>
+        </w:rPr>
+      </w:pPr>
+      <w:proofErr w:type="spellStart"/>
+      <w:r>
+        <w:rPr>
+          <w:rFonts w:ascii="TH SarabunPSK" w:hAnsi="TH SarabunPSK" w:cs="TH SarabunPSK" w:hint="cs"/>
+          <w:color w:val="auto"/>
+          <w:sz w:val="28"/>
+          <w:szCs w:val="28"/>
+        </w:rPr>
+        <w:t>คลิกแถว</w:t>
       </w:r>
       <w:proofErr w:type="spellEnd"/>
       <w:r>
@@ -3381,63 +3067,15 @@
           <w:sz w:val="28"/>
           <w:szCs w:val="28"/>
         </w:rPr>
-        <w:t>ในหน้า</w:t>
-      </w:r>
-      <w:proofErr w:type="spellEnd"/>
-      <w:r>
-        <w:rPr>
-          <w:rFonts w:ascii="TH SarabunPSK" w:hAnsi="TH SarabunPSK" w:cs="TH SarabunPSK" w:hint="cs"/>
-          <w:color w:val="auto"/>
-          <w:sz w:val="28"/>
-          <w:szCs w:val="28"/>
-        </w:rPr>
-        <w:t xml:space="preserve"> Dashboard </w:t>
-      </w:r>
-      <w:proofErr w:type="spellStart"/>
-      <w:r>
-        <w:rPr>
-          <w:rFonts w:ascii="TH SarabunPSK" w:hAnsi="TH SarabunPSK" w:cs="TH SarabunPSK" w:hint="cs"/>
-          <w:color w:val="auto"/>
-          <w:sz w:val="28"/>
-          <w:szCs w:val="28"/>
-        </w:rPr>
-        <w:t>ของตนเองและสามารถส่งเวลาเข้า-ออกพร้อมหลักฐานได้</w:t>
-      </w:r>
-      <w:proofErr w:type="spellEnd"/>
-    </w:p>
-    <w:p>
-      <w:pPr>
-        <w:pStyle w:val="Heading1"/>
-        <w:spacing w:before="0" w:after="0"/>
-        <w:rPr>
-          <w:rFonts w:ascii="TH SarabunPSK" w:hAnsi="TH SarabunPSK" w:cs="TH SarabunPSK" w:hint="cs"/>
-          <w:color w:val="auto"/>
-          <w:szCs w:val="32"/>
-        </w:rPr>
-      </w:pPr>
-      <w:r>
-        <w:rPr>
-          <w:rFonts w:ascii="TH SarabunPSK" w:hAnsi="TH SarabunPSK" w:cs="TH SarabunPSK" w:hint="cs"/>
-          <w:color w:val="auto"/>
-          <w:szCs w:val="32"/>
-        </w:rPr>
-        <w:t xml:space="preserve">8. </w:t>
-      </w:r>
-      <w:proofErr w:type="spellStart"/>
-      <w:r>
-        <w:rPr>
-          <w:rFonts w:ascii="TH SarabunPSK" w:hAnsi="TH SarabunPSK" w:cs="TH SarabunPSK" w:hint="cs"/>
-          <w:color w:val="auto"/>
-          <w:szCs w:val="32"/>
-        </w:rPr>
-        <w:t>การตรวจและบันทึกเวลา</w:t>
-      </w:r>
-      <w:proofErr w:type="spellEnd"/>
-      <w:r>
-        <w:rPr>
-          <w:rFonts w:ascii="TH SarabunPSK" w:hAnsi="TH SarabunPSK" w:cs="TH SarabunPSK" w:hint="cs"/>
-          <w:color w:val="auto"/>
-          <w:szCs w:val="32"/>
+        <w:t>เพื่อเปิดรายละเอียด</w:t>
+      </w:r>
+      <w:proofErr w:type="spellEnd"/>
+      <w:r>
+        <w:rPr>
+          <w:rFonts w:ascii="TH SarabunPSK" w:hAnsi="TH SarabunPSK" w:cs="TH SarabunPSK" w:hint="cs"/>
+          <w:color w:val="auto"/>
+          <w:sz w:val="28"/>
+          <w:szCs w:val="28"/>
         </w:rPr>
         <w:t xml:space="preserve"> Event</w:t>
       </w:r>
@@ -3450,52 +3088,32 @@
           <w:numId w:val="1"/>
         </w:numPr>
         <w:spacing w:after="0"/>
-        <w:rPr>
-          <w:rFonts w:ascii="TH SarabunPSK" w:hAnsi="TH SarabunPSK" w:cs="TH SarabunPSK" w:hint="cs"/>
-          <w:color w:val="auto"/>
-          <w:sz w:val="28"/>
-          <w:szCs w:val="28"/>
-        </w:rPr>
-      </w:pPr>
-      <w:proofErr w:type="spellStart"/>
-      <w:r>
-        <w:rPr>
-          <w:rFonts w:ascii="TH SarabunPSK" w:hAnsi="TH SarabunPSK" w:cs="TH SarabunPSK" w:hint="cs"/>
-          <w:color w:val="auto"/>
-          <w:sz w:val="28"/>
-          <w:szCs w:val="28"/>
-        </w:rPr>
-        <w:t>คลิกแถว</w:t>
-      </w:r>
-      <w:proofErr w:type="spellEnd"/>
-      <w:r>
-        <w:rPr>
-          <w:rFonts w:ascii="TH SarabunPSK" w:hAnsi="TH SarabunPSK" w:cs="TH SarabunPSK" w:hint="cs"/>
-          <w:color w:val="auto"/>
-          <w:sz w:val="28"/>
-          <w:szCs w:val="28"/>
-        </w:rPr>
-        <w:t xml:space="preserve"> Event </w:t>
-      </w:r>
-      <w:proofErr w:type="spellStart"/>
-      <w:r>
-        <w:rPr>
-          <w:rFonts w:ascii="TH SarabunPSK" w:hAnsi="TH SarabunPSK" w:cs="TH SarabunPSK" w:hint="cs"/>
-          <w:color w:val="auto"/>
-          <w:sz w:val="28"/>
-          <w:szCs w:val="28"/>
-        </w:rPr>
-        <w:t>เพื่อเปิดรายละเอียด</w:t>
-      </w:r>
-      <w:proofErr w:type="spellEnd"/>
-      <w:r>
-        <w:rPr>
-          <w:rFonts w:ascii="TH SarabunPSK" w:hAnsi="TH SarabunPSK" w:cs="TH SarabunPSK" w:hint="cs"/>
-          <w:color w:val="auto"/>
-          <w:sz w:val="28"/>
-          <w:szCs w:val="28"/>
-        </w:rPr>
-        <w:t xml:space="preserve"> Event</w:t>
+        <w:jc w:val="thaiDistribute"/>
+        <w:rPr>
+          <w:rFonts w:ascii="TH SarabunPSK" w:hAnsi="TH SarabunPSK" w:cs="TH SarabunPSK"/>
+          <w:color w:val="auto"/>
+          <w:sz w:val="28"/>
+          <w:szCs w:val="28"/>
+        </w:rPr>
+      </w:pPr>
+      <w:r>
+        <w:rPr>
+          <w:rFonts w:ascii="TH SarabunPSK" w:hAnsi="TH SarabunPSK" w:cs="TH SarabunPSK" w:hint="cs"/>
+          <w:color w:val="auto"/>
+          <w:sz w:val="28"/>
+          <w:szCs w:val="28"/>
+          <w:cs/>
+        </w:rPr>
+        <w:t xml:space="preserve">กดลงเวลาในการเข้า และออก </w:t>
+      </w:r>
+      <w:r>
+        <w:rPr>
+          <w:rFonts w:ascii="TH SarabunPSK" w:hAnsi="TH SarabunPSK" w:cs="TH SarabunPSK"/>
+          <w:color w:val="auto"/>
+          <w:sz w:val="28"/>
+          <w:szCs w:val="28"/>
+        </w:rPr>
+        <w:t>Event</w:t>
       </w:r>
     </w:p>
     <w:p>
@@ -3506,44 +3124,82 @@
           <w:numId w:val="1"/>
         </w:numPr>
         <w:spacing w:after="0"/>
-        <w:rPr>
-          <w:rFonts w:ascii="TH SarabunPSK" w:hAnsi="TH SarabunPSK" w:cs="TH SarabunPSK" w:hint="cs"/>
-          <w:color w:val="auto"/>
-          <w:sz w:val="28"/>
-          <w:szCs w:val="28"/>
-        </w:rPr>
-      </w:pPr>
-      <w:proofErr w:type="spellStart"/>
-      <w:r>
-        <w:rPr>
-          <w:rFonts w:ascii="TH SarabunPSK" w:hAnsi="TH SarabunPSK" w:cs="TH SarabunPSK" w:hint="cs"/>
-          <w:color w:val="auto"/>
-          <w:sz w:val="28"/>
-          <w:szCs w:val="28"/>
-        </w:rPr>
-        <w:t>ตรวจรายการเวลาที่พนักงานส่งเข้ามา</w:t>
-      </w:r>
-      <w:proofErr w:type="spellEnd"/>
-      <w:r>
-        <w:rPr>
-          <w:rFonts w:ascii="TH SarabunPSK" w:hAnsi="TH SarabunPSK" w:cs="TH SarabunPSK" w:hint="cs"/>
-          <w:color w:val="auto"/>
-          <w:sz w:val="28"/>
-          <w:szCs w:val="28"/>
-        </w:rPr>
-        <w:t xml:space="preserve"> </w:t>
-      </w:r>
-      <w:proofErr w:type="spellStart"/>
-      <w:r>
-        <w:rPr>
-          <w:rFonts w:ascii="TH SarabunPSK" w:hAnsi="TH SarabunPSK" w:cs="TH SarabunPSK" w:hint="cs"/>
-          <w:color w:val="auto"/>
-          <w:sz w:val="28"/>
-          <w:szCs w:val="28"/>
-        </w:rPr>
-        <w:t>รวมถึงสถานะและหลักฐานแนบ</w:t>
-      </w:r>
-      <w:proofErr w:type="spellEnd"/>
+        <w:jc w:val="thaiDistribute"/>
+        <w:rPr>
+          <w:rFonts w:ascii="TH SarabunPSK" w:hAnsi="TH SarabunPSK" w:cs="TH SarabunPSK"/>
+          <w:color w:val="auto"/>
+          <w:sz w:val="28"/>
+          <w:szCs w:val="28"/>
+        </w:rPr>
+      </w:pPr>
+      <w:proofErr w:type="spellStart"/>
+      <w:r>
+        <w:rPr>
+          <w:rFonts w:ascii="TH SarabunPSK" w:hAnsi="TH SarabunPSK" w:cs="TH SarabunPSK" w:hint="cs"/>
+          <w:color w:val="auto"/>
+          <w:sz w:val="28"/>
+          <w:szCs w:val="28"/>
+        </w:rPr>
+        <w:t>สามารถลบบันทึกเวลา</w:t>
+      </w:r>
+      <w:proofErr w:type="spellEnd"/>
+      <w:r>
+        <w:rPr>
+          <w:rFonts w:ascii="TH SarabunPSK" w:hAnsi="TH SarabunPSK" w:cs="TH SarabunPSK" w:hint="cs"/>
+          <w:color w:val="auto"/>
+          <w:sz w:val="28"/>
+          <w:szCs w:val="28"/>
+        </w:rPr>
+        <w:t xml:space="preserve"> Event </w:t>
+      </w:r>
+      <w:proofErr w:type="spellStart"/>
+      <w:r>
+        <w:rPr>
+          <w:rFonts w:ascii="TH SarabunPSK" w:hAnsi="TH SarabunPSK" w:cs="TH SarabunPSK" w:hint="cs"/>
+          <w:color w:val="auto"/>
+          <w:sz w:val="28"/>
+          <w:szCs w:val="28"/>
+        </w:rPr>
+        <w:t>ที่ผิดพลาดได้จากหน้ารายละเอียด</w:t>
+      </w:r>
+      <w:proofErr w:type="spellEnd"/>
+    </w:p>
+    <w:p>
+      <w:pPr>
+        <w:pStyle w:val="Heading1"/>
+        <w:spacing w:before="0" w:after="0"/>
+        <w:rPr>
+          <w:rFonts w:ascii="TH SarabunPSK" w:hAnsi="TH SarabunPSK" w:cs="TH SarabunPSK"/>
+          <w:color w:val="auto"/>
+          <w:szCs w:val="32"/>
+        </w:rPr>
+      </w:pPr>
+      <w:r>
+        <w:rPr>
+          <w:rFonts w:ascii="TH SarabunPSK" w:hAnsi="TH SarabunPSK" w:cs="TH SarabunPSK" w:hint="cs"/>
+          <w:color w:val="auto"/>
+          <w:szCs w:val="32"/>
+        </w:rPr>
+        <w:t xml:space="preserve">9. </w:t>
+      </w:r>
+      <w:proofErr w:type="spellStart"/>
+      <w:r>
+        <w:rPr>
+          <w:rFonts w:ascii="TH SarabunPSK" w:hAnsi="TH SarabunPSK" w:cs="TH SarabunPSK" w:hint="cs"/>
+          <w:color w:val="auto"/>
+          <w:szCs w:val="32"/>
+        </w:rPr>
+        <w:t>การพิมพ์รายงาน</w:t>
+      </w:r>
+      <w:proofErr w:type="spellEnd"/>
+      <w:r>
+        <w:rPr>
+          <w:rFonts w:ascii="TH SarabunPSK" w:hAnsi="TH SarabunPSK" w:cs="TH SarabunPSK" w:hint="cs"/>
+          <w:color w:val="auto"/>
+          <w:szCs w:val="32"/>
+        </w:rPr>
+        <w:t xml:space="preserve"> Event</w:t>
+      </w:r>
     </w:p>
     <w:p>
       <w:pPr>
@@ -3554,123 +3210,32 @@
         </w:numPr>
         <w:spacing w:after="0"/>
         <w:rPr>
-          <w:rFonts w:ascii="TH SarabunPSK" w:hAnsi="TH SarabunPSK" w:cs="TH SarabunPSK" w:hint="cs"/>
-          <w:color w:val="auto"/>
-          <w:sz w:val="28"/>
-          <w:szCs w:val="28"/>
-        </w:rPr>
-      </w:pPr>
-      <w:proofErr w:type="spellStart"/>
-      <w:r>
-        <w:rPr>
-          <w:rFonts w:ascii="TH SarabunPSK" w:hAnsi="TH SarabunPSK" w:cs="TH SarabunPSK" w:hint="cs"/>
-          <w:color w:val="auto"/>
-          <w:sz w:val="28"/>
-          <w:szCs w:val="28"/>
-        </w:rPr>
-        <w:t>กด</w:t>
-      </w:r>
-      <w:proofErr w:type="spellEnd"/>
-      <w:r>
-        <w:rPr>
-          <w:rFonts w:ascii="TH SarabunPSK" w:hAnsi="TH SarabunPSK" w:cs="TH SarabunPSK" w:hint="cs"/>
-          <w:color w:val="auto"/>
-          <w:sz w:val="28"/>
-          <w:szCs w:val="28"/>
-        </w:rPr>
-        <w:t xml:space="preserve"> </w:t>
-      </w:r>
-      <w:proofErr w:type="spellStart"/>
-      <w:r>
-        <w:rPr>
-          <w:rFonts w:ascii="TH SarabunPSK" w:hAnsi="TH SarabunPSK" w:cs="TH SarabunPSK" w:hint="cs"/>
-          <w:color w:val="auto"/>
-          <w:sz w:val="28"/>
-          <w:szCs w:val="28"/>
-        </w:rPr>
-        <w:t>ยืนยัน</w:t>
-      </w:r>
-      <w:proofErr w:type="spellEnd"/>
-      <w:r>
-        <w:rPr>
-          <w:rFonts w:ascii="TH SarabunPSK" w:hAnsi="TH SarabunPSK" w:cs="TH SarabunPSK" w:hint="cs"/>
-          <w:color w:val="auto"/>
-          <w:sz w:val="28"/>
-          <w:szCs w:val="28"/>
-        </w:rPr>
-        <w:t xml:space="preserve"> </w:t>
-      </w:r>
-      <w:proofErr w:type="spellStart"/>
-      <w:r>
-        <w:rPr>
-          <w:rFonts w:ascii="TH SarabunPSK" w:hAnsi="TH SarabunPSK" w:cs="TH SarabunPSK" w:hint="cs"/>
-          <w:color w:val="auto"/>
-          <w:sz w:val="28"/>
-          <w:szCs w:val="28"/>
-        </w:rPr>
-        <w:t>เพื่ออนุมัติเวลา</w:t>
-      </w:r>
-      <w:proofErr w:type="spellEnd"/>
-      <w:r>
-        <w:rPr>
-          <w:rFonts w:ascii="TH SarabunPSK" w:hAnsi="TH SarabunPSK" w:cs="TH SarabunPSK" w:hint="cs"/>
-          <w:color w:val="auto"/>
-          <w:sz w:val="28"/>
-          <w:szCs w:val="28"/>
-        </w:rPr>
-        <w:t xml:space="preserve"> </w:t>
-      </w:r>
-      <w:proofErr w:type="spellStart"/>
-      <w:r>
-        <w:rPr>
-          <w:rFonts w:ascii="TH SarabunPSK" w:hAnsi="TH SarabunPSK" w:cs="TH SarabunPSK" w:hint="cs"/>
-          <w:color w:val="auto"/>
-          <w:sz w:val="28"/>
-          <w:szCs w:val="28"/>
-        </w:rPr>
-        <w:t>หรือ</w:t>
-      </w:r>
-      <w:proofErr w:type="spellEnd"/>
-      <w:r>
-        <w:rPr>
-          <w:rFonts w:ascii="TH SarabunPSK" w:hAnsi="TH SarabunPSK" w:cs="TH SarabunPSK" w:hint="cs"/>
-          <w:color w:val="auto"/>
-          <w:sz w:val="28"/>
-          <w:szCs w:val="28"/>
-        </w:rPr>
-        <w:t xml:space="preserve"> </w:t>
-      </w:r>
-      <w:proofErr w:type="spellStart"/>
-      <w:r>
-        <w:rPr>
-          <w:rFonts w:ascii="TH SarabunPSK" w:hAnsi="TH SarabunPSK" w:cs="TH SarabunPSK" w:hint="cs"/>
-          <w:color w:val="auto"/>
-          <w:sz w:val="28"/>
-          <w:szCs w:val="28"/>
-        </w:rPr>
-        <w:t>ปฏิเสธ</w:t>
-      </w:r>
-      <w:proofErr w:type="spellEnd"/>
-      <w:r>
-        <w:rPr>
-          <w:rFonts w:ascii="TH SarabunPSK" w:hAnsi="TH SarabunPSK" w:cs="TH SarabunPSK" w:hint="cs"/>
-          <w:color w:val="auto"/>
-          <w:sz w:val="28"/>
-          <w:szCs w:val="28"/>
-        </w:rPr>
-        <w:t xml:space="preserve"> </w:t>
-      </w:r>
-      <w:proofErr w:type="spellStart"/>
-      <w:r>
-        <w:rPr>
-          <w:rFonts w:ascii="TH SarabunPSK" w:hAnsi="TH SarabunPSK" w:cs="TH SarabunPSK" w:hint="cs"/>
-          <w:color w:val="auto"/>
-          <w:sz w:val="28"/>
-          <w:szCs w:val="28"/>
-        </w:rPr>
-        <w:t>เมื่อข้อมูลไม่ถูกต้อง</w:t>
-      </w:r>
-      <w:proofErr w:type="spellEnd"/>
+          <w:rFonts w:ascii="TH SarabunPSK" w:hAnsi="TH SarabunPSK" w:cs="TH SarabunPSK"/>
+          <w:color w:val="auto"/>
+          <w:sz w:val="28"/>
+          <w:szCs w:val="28"/>
+        </w:rPr>
+      </w:pPr>
+      <w:proofErr w:type="spellStart"/>
+      <w:r>
+        <w:rPr>
+          <w:rFonts w:ascii="TH SarabunPSK" w:hAnsi="TH SarabunPSK" w:cs="TH SarabunPSK" w:hint="cs"/>
+          <w:color w:val="auto"/>
+          <w:sz w:val="28"/>
+          <w:szCs w:val="28"/>
+        </w:rPr>
+        <w:t>เปิดรายละเอียด</w:t>
+      </w:r>
+      <w:proofErr w:type="spellEnd"/>
+      <w:r>
+        <w:rPr>
+          <w:rFonts w:ascii="TH SarabunPSK" w:hAnsi="TH SarabunPSK" w:cs="TH SarabunPSK" w:hint="cs"/>
+          <w:color w:val="auto"/>
+          <w:sz w:val="28"/>
+          <w:szCs w:val="28"/>
+        </w:rPr>
+        <w:t xml:space="preserve"> Event</w:t>
+      </w:r>
     </w:p>
     <w:p>
       <w:pPr>
@@ -3681,141 +3246,21 @@
         </w:numPr>
         <w:spacing w:after="0"/>
         <w:rPr>
-          <w:rFonts w:ascii="TH SarabunPSK" w:hAnsi="TH SarabunPSK" w:cs="TH SarabunPSK" w:hint="cs"/>
-          <w:color w:val="auto"/>
-          <w:sz w:val="28"/>
-          <w:szCs w:val="28"/>
-        </w:rPr>
-      </w:pPr>
-      <w:proofErr w:type="spellStart"/>
-      <w:r>
-        <w:rPr>
-          <w:rFonts w:ascii="TH SarabunPSK" w:hAnsi="TH SarabunPSK" w:cs="TH SarabunPSK" w:hint="cs"/>
-          <w:color w:val="auto"/>
-          <w:sz w:val="28"/>
-          <w:szCs w:val="28"/>
-        </w:rPr>
-        <w:t>หากจำเป็น</w:t>
-      </w:r>
-      <w:proofErr w:type="spellEnd"/>
-      <w:r>
-        <w:rPr>
-          <w:rFonts w:ascii="TH SarabunPSK" w:hAnsi="TH SarabunPSK" w:cs="TH SarabunPSK" w:hint="cs"/>
-          <w:color w:val="auto"/>
-          <w:sz w:val="28"/>
-          <w:szCs w:val="28"/>
-        </w:rPr>
-        <w:t xml:space="preserve"> Manager </w:t>
-      </w:r>
-      <w:proofErr w:type="spellStart"/>
-      <w:r>
-        <w:rPr>
-          <w:rFonts w:ascii="TH SarabunPSK" w:hAnsi="TH SarabunPSK" w:cs="TH SarabunPSK" w:hint="cs"/>
-          <w:color w:val="auto"/>
-          <w:sz w:val="28"/>
-          <w:szCs w:val="28"/>
-        </w:rPr>
-        <w:t>สามารถบันทึกเวลา</w:t>
-      </w:r>
-      <w:proofErr w:type="spellEnd"/>
-      <w:r>
-        <w:rPr>
-          <w:rFonts w:ascii="TH SarabunPSK" w:hAnsi="TH SarabunPSK" w:cs="TH SarabunPSK" w:hint="cs"/>
-          <w:color w:val="auto"/>
-          <w:sz w:val="28"/>
-          <w:szCs w:val="28"/>
-        </w:rPr>
-        <w:t xml:space="preserve"> Event </w:t>
-      </w:r>
-      <w:proofErr w:type="spellStart"/>
-      <w:r>
-        <w:rPr>
-          <w:rFonts w:ascii="TH SarabunPSK" w:hAnsi="TH SarabunPSK" w:cs="TH SarabunPSK" w:hint="cs"/>
-          <w:color w:val="auto"/>
-          <w:sz w:val="28"/>
-          <w:szCs w:val="28"/>
-        </w:rPr>
-        <w:t>แทนผู้เข้าร่วมได้</w:t>
-      </w:r>
-      <w:proofErr w:type="spellEnd"/>
-      <w:r>
-        <w:rPr>
-          <w:rFonts w:ascii="TH SarabunPSK" w:hAnsi="TH SarabunPSK" w:cs="TH SarabunPSK" w:hint="cs"/>
-          <w:color w:val="auto"/>
-          <w:sz w:val="28"/>
-          <w:szCs w:val="28"/>
-        </w:rPr>
-        <w:t xml:space="preserve"> </w:t>
-      </w:r>
-      <w:proofErr w:type="spellStart"/>
-      <w:r>
-        <w:rPr>
-          <w:rFonts w:ascii="TH SarabunPSK" w:hAnsi="TH SarabunPSK" w:cs="TH SarabunPSK" w:hint="cs"/>
-          <w:color w:val="auto"/>
-          <w:sz w:val="28"/>
-          <w:szCs w:val="28"/>
-        </w:rPr>
-        <w:t>โดยเลือกผู้เข้าร่วม</w:t>
-      </w:r>
-      <w:proofErr w:type="spellEnd"/>
-      <w:r>
-        <w:rPr>
-          <w:rFonts w:ascii="TH SarabunPSK" w:hAnsi="TH SarabunPSK" w:cs="TH SarabunPSK" w:hint="cs"/>
-          <w:color w:val="auto"/>
-          <w:sz w:val="28"/>
-          <w:szCs w:val="28"/>
-        </w:rPr>
-        <w:t xml:space="preserve"> </w:t>
-      </w:r>
-      <w:proofErr w:type="spellStart"/>
-      <w:r>
-        <w:rPr>
-          <w:rFonts w:ascii="TH SarabunPSK" w:hAnsi="TH SarabunPSK" w:cs="TH SarabunPSK" w:hint="cs"/>
-          <w:color w:val="auto"/>
-          <w:sz w:val="28"/>
-          <w:szCs w:val="28"/>
-        </w:rPr>
-        <w:t>วันที่</w:t>
-      </w:r>
-      <w:proofErr w:type="spellEnd"/>
-      <w:r>
-        <w:rPr>
-          <w:rFonts w:ascii="TH SarabunPSK" w:hAnsi="TH SarabunPSK" w:cs="TH SarabunPSK" w:hint="cs"/>
-          <w:color w:val="auto"/>
-          <w:sz w:val="28"/>
-          <w:szCs w:val="28"/>
-        </w:rPr>
-        <w:t xml:space="preserve"> </w:t>
-      </w:r>
-      <w:proofErr w:type="spellStart"/>
-      <w:r>
-        <w:rPr>
-          <w:rFonts w:ascii="TH SarabunPSK" w:hAnsi="TH SarabunPSK" w:cs="TH SarabunPSK" w:hint="cs"/>
-          <w:color w:val="auto"/>
-          <w:sz w:val="28"/>
-          <w:szCs w:val="28"/>
-        </w:rPr>
-        <w:t>เวลาเข้า</w:t>
-      </w:r>
-      <w:proofErr w:type="spellEnd"/>
-      <w:r>
-        <w:rPr>
-          <w:rFonts w:ascii="TH SarabunPSK" w:hAnsi="TH SarabunPSK" w:cs="TH SarabunPSK" w:hint="cs"/>
-          <w:color w:val="auto"/>
-          <w:sz w:val="28"/>
-          <w:szCs w:val="28"/>
-        </w:rPr>
-        <w:t xml:space="preserve"> </w:t>
-      </w:r>
-      <w:proofErr w:type="spellStart"/>
-      <w:r>
-        <w:rPr>
-          <w:rFonts w:ascii="TH SarabunPSK" w:hAnsi="TH SarabunPSK" w:cs="TH SarabunPSK" w:hint="cs"/>
-          <w:color w:val="auto"/>
-          <w:sz w:val="28"/>
-          <w:szCs w:val="28"/>
-        </w:rPr>
-        <w:t>และเวลาออก</w:t>
+          <w:rFonts w:ascii="TH SarabunPSK" w:hAnsi="TH SarabunPSK" w:cs="TH SarabunPSK"/>
+          <w:color w:val="auto"/>
+          <w:sz w:val="28"/>
+          <w:szCs w:val="28"/>
+        </w:rPr>
+      </w:pPr>
+      <w:proofErr w:type="spellStart"/>
+      <w:r>
+        <w:rPr>
+          <w:rFonts w:ascii="TH SarabunPSK" w:hAnsi="TH SarabunPSK" w:cs="TH SarabunPSK" w:hint="cs"/>
+          <w:color w:val="auto"/>
+          <w:sz w:val="28"/>
+          <w:szCs w:val="28"/>
+        </w:rPr>
+        <w:t>ตรวจว่ารายชื่อและเวลาที่ต้องการพิมพ์ถูกต้อง</w:t>
       </w:r>
       <w:proofErr w:type="spellEnd"/>
     </w:p>
@@ -3828,459 +3273,29 @@
         </w:numPr>
         <w:spacing w:after="0"/>
         <w:rPr>
-          <w:rFonts w:ascii="TH SarabunPSK" w:hAnsi="TH SarabunPSK" w:cs="TH SarabunPSK" w:hint="cs"/>
-          <w:color w:val="auto"/>
-          <w:sz w:val="28"/>
-          <w:szCs w:val="28"/>
-        </w:rPr>
-      </w:pPr>
-      <w:proofErr w:type="spellStart"/>
-      <w:r>
-        <w:rPr>
-          <w:rFonts w:ascii="TH SarabunPSK" w:hAnsi="TH SarabunPSK" w:cs="TH SarabunPSK" w:hint="cs"/>
-          <w:color w:val="auto"/>
-          <w:sz w:val="28"/>
-          <w:szCs w:val="28"/>
-        </w:rPr>
-        <w:t>สามารถลบบันทึกเวลา</w:t>
-      </w:r>
-      <w:proofErr w:type="spellEnd"/>
-      <w:r>
-        <w:rPr>
-          <w:rFonts w:ascii="TH SarabunPSK" w:hAnsi="TH SarabunPSK" w:cs="TH SarabunPSK" w:hint="cs"/>
-          <w:color w:val="auto"/>
-          <w:sz w:val="28"/>
-          <w:szCs w:val="28"/>
-        </w:rPr>
-        <w:t xml:space="preserve"> Event </w:t>
-      </w:r>
-      <w:proofErr w:type="spellStart"/>
-      <w:r>
-        <w:rPr>
-          <w:rFonts w:ascii="TH SarabunPSK" w:hAnsi="TH SarabunPSK" w:cs="TH SarabunPSK" w:hint="cs"/>
-          <w:color w:val="auto"/>
-          <w:sz w:val="28"/>
-          <w:szCs w:val="28"/>
-        </w:rPr>
-        <w:t>ที่ผิดพลาดได้จากหน้ารายละเอียด</w:t>
-      </w:r>
-      <w:proofErr w:type="spellEnd"/>
-    </w:p>
-    <w:tbl>
-      <w:tblPr>
-        <w:tblStyle w:val="ManualTable"/>
-        <w:tblW w:w="9360" w:type="dxa"/>
-        <w:tblInd w:w="120" w:type="dxa"/>
-        <w:tblLayout w:type="fixed"/>
-        <w:tblCellMar>
-          <w:top w:w="120" w:type="dxa"/>
-          <w:left w:w="140" w:type="dxa"/>
-          <w:bottom w:w="120" w:type="dxa"/>
-          <w:right w:w="140" w:type="dxa"/>
-        </w:tblCellMar>
-        <w:tblLook w:val="04A0" w:firstRow="1" w:lastRow="0" w:firstColumn="1" w:lastColumn="0" w:noHBand="0" w:noVBand="1"/>
-      </w:tblPr>
-      <w:tblGrid>
-        <w:gridCol w:w="2600"/>
-        <w:gridCol w:w="6760"/>
-      </w:tblGrid>
-      <w:tr>
-        <w:tc>
-          <w:tcPr>
-            <w:tcW w:w="2600" w:type="dxa"/>
-            <w:shd w:val="clear" w:color="auto" w:fill="E8EEF5"/>
-            <w:vAlign w:val="center"/>
-          </w:tcPr>
-          <w:p>
-            <w:pPr>
-              <w:pStyle w:val="TableHeader"/>
-              <w:rPr>
-                <w:rFonts w:ascii="TH SarabunPSK" w:hAnsi="TH SarabunPSK" w:cs="TH SarabunPSK" w:hint="cs"/>
-                <w:color w:val="auto"/>
-                <w:sz w:val="28"/>
-                <w:szCs w:val="28"/>
-              </w:rPr>
-            </w:pPr>
-            <w:proofErr w:type="spellStart"/>
-            <w:r>
-              <w:rPr>
-                <w:rFonts w:ascii="TH SarabunPSK" w:hAnsi="TH SarabunPSK" w:cs="TH SarabunPSK" w:hint="cs"/>
-                <w:color w:val="auto"/>
-                <w:sz w:val="28"/>
-                <w:szCs w:val="28"/>
-              </w:rPr>
-              <w:t>สถานะเวลา</w:t>
-            </w:r>
-            <w:proofErr w:type="spellEnd"/>
-            <w:r>
-              <w:rPr>
-                <w:rFonts w:ascii="TH SarabunPSK" w:hAnsi="TH SarabunPSK" w:cs="TH SarabunPSK" w:hint="cs"/>
-                <w:color w:val="auto"/>
-                <w:sz w:val="28"/>
-                <w:szCs w:val="28"/>
-              </w:rPr>
-              <w:t xml:space="preserve"> Event</w:t>
-            </w:r>
-          </w:p>
-        </w:tc>
-        <w:tc>
-          <w:tcPr>
-            <w:tcW w:w="6760" w:type="dxa"/>
-            <w:shd w:val="clear" w:color="auto" w:fill="E8EEF5"/>
-            <w:vAlign w:val="center"/>
-          </w:tcPr>
-          <w:p>
-            <w:pPr>
-              <w:pStyle w:val="TableHeader"/>
-              <w:rPr>
-                <w:rFonts w:ascii="TH SarabunPSK" w:hAnsi="TH SarabunPSK" w:cs="TH SarabunPSK" w:hint="cs"/>
-                <w:color w:val="auto"/>
-                <w:sz w:val="28"/>
-                <w:szCs w:val="28"/>
-              </w:rPr>
-            </w:pPr>
-            <w:proofErr w:type="spellStart"/>
-            <w:r>
-              <w:rPr>
-                <w:rFonts w:ascii="TH SarabunPSK" w:hAnsi="TH SarabunPSK" w:cs="TH SarabunPSK" w:hint="cs"/>
-                <w:color w:val="auto"/>
-                <w:sz w:val="28"/>
-                <w:szCs w:val="28"/>
-              </w:rPr>
-              <w:t>ความหมาย</w:t>
-            </w:r>
-            <w:proofErr w:type="spellEnd"/>
-          </w:p>
-        </w:tc>
-      </w:tr>
-      <w:tr>
-        <w:tc>
-          <w:tcPr>
-            <w:tcW w:w="2600" w:type="dxa"/>
-            <w:vAlign w:val="center"/>
-          </w:tcPr>
-          <w:p>
-            <w:pPr>
-              <w:pStyle w:val="TableBody"/>
-              <w:rPr>
-                <w:rFonts w:ascii="TH SarabunPSK" w:hAnsi="TH SarabunPSK" w:cs="TH SarabunPSK" w:hint="cs"/>
-                <w:color w:val="auto"/>
-                <w:sz w:val="28"/>
-                <w:szCs w:val="28"/>
-              </w:rPr>
-            </w:pPr>
-            <w:proofErr w:type="spellStart"/>
-            <w:r>
-              <w:rPr>
-                <w:rFonts w:ascii="TH SarabunPSK" w:hAnsi="TH SarabunPSK" w:cs="TH SarabunPSK" w:hint="cs"/>
-                <w:color w:val="auto"/>
-                <w:sz w:val="28"/>
-                <w:szCs w:val="28"/>
-              </w:rPr>
-              <w:t>ยังไม่ส่ง</w:t>
-            </w:r>
-            <w:proofErr w:type="spellEnd"/>
-          </w:p>
-        </w:tc>
-        <w:tc>
-          <w:tcPr>
-            <w:tcW w:w="6760" w:type="dxa"/>
-            <w:vAlign w:val="center"/>
-          </w:tcPr>
-          <w:p>
-            <w:pPr>
-              <w:pStyle w:val="TableBody"/>
-              <w:rPr>
-                <w:rFonts w:ascii="TH SarabunPSK" w:hAnsi="TH SarabunPSK" w:cs="TH SarabunPSK" w:hint="cs"/>
-                <w:color w:val="auto"/>
-                <w:sz w:val="28"/>
-                <w:szCs w:val="28"/>
-              </w:rPr>
-            </w:pPr>
-            <w:proofErr w:type="spellStart"/>
-            <w:r>
-              <w:rPr>
-                <w:rFonts w:ascii="TH SarabunPSK" w:hAnsi="TH SarabunPSK" w:cs="TH SarabunPSK" w:hint="cs"/>
-                <w:color w:val="auto"/>
-                <w:sz w:val="28"/>
-                <w:szCs w:val="28"/>
-              </w:rPr>
-              <w:t>ผู้เข้าร่วมยังไม่ส่งเวลาเข้า-ออก</w:t>
-            </w:r>
-            <w:proofErr w:type="spellEnd"/>
-          </w:p>
-        </w:tc>
-      </w:tr>
-      <w:tr>
-        <w:tc>
-          <w:tcPr>
-            <w:tcW w:w="2600" w:type="dxa"/>
-            <w:vAlign w:val="center"/>
-          </w:tcPr>
-          <w:p>
-            <w:pPr>
-              <w:pStyle w:val="TableBody"/>
-              <w:rPr>
-                <w:rFonts w:ascii="TH SarabunPSK" w:hAnsi="TH SarabunPSK" w:cs="TH SarabunPSK" w:hint="cs"/>
-                <w:color w:val="auto"/>
-                <w:sz w:val="28"/>
-                <w:szCs w:val="28"/>
-              </w:rPr>
-            </w:pPr>
-            <w:proofErr w:type="spellStart"/>
-            <w:r>
-              <w:rPr>
-                <w:rFonts w:ascii="TH SarabunPSK" w:hAnsi="TH SarabunPSK" w:cs="TH SarabunPSK" w:hint="cs"/>
-                <w:color w:val="auto"/>
-                <w:sz w:val="28"/>
-                <w:szCs w:val="28"/>
-              </w:rPr>
-              <w:t>รอยืนยัน</w:t>
-            </w:r>
-            <w:proofErr w:type="spellEnd"/>
-          </w:p>
-        </w:tc>
-        <w:tc>
-          <w:tcPr>
-            <w:tcW w:w="6760" w:type="dxa"/>
-            <w:vAlign w:val="center"/>
-          </w:tcPr>
-          <w:p>
-            <w:pPr>
-              <w:pStyle w:val="TableBody"/>
-              <w:rPr>
-                <w:rFonts w:ascii="TH SarabunPSK" w:hAnsi="TH SarabunPSK" w:cs="TH SarabunPSK" w:hint="cs"/>
-                <w:color w:val="auto"/>
-                <w:sz w:val="28"/>
-                <w:szCs w:val="28"/>
-              </w:rPr>
-            </w:pPr>
-            <w:proofErr w:type="spellStart"/>
-            <w:r>
-              <w:rPr>
-                <w:rFonts w:ascii="TH SarabunPSK" w:hAnsi="TH SarabunPSK" w:cs="TH SarabunPSK" w:hint="cs"/>
-                <w:color w:val="auto"/>
-                <w:sz w:val="28"/>
-                <w:szCs w:val="28"/>
-              </w:rPr>
-              <w:t>ผู้เข้าร่วมส่งข้อมูลแล้ว</w:t>
-            </w:r>
-            <w:proofErr w:type="spellEnd"/>
-            <w:r>
-              <w:rPr>
-                <w:rFonts w:ascii="TH SarabunPSK" w:hAnsi="TH SarabunPSK" w:cs="TH SarabunPSK" w:hint="cs"/>
-                <w:color w:val="auto"/>
-                <w:sz w:val="28"/>
-                <w:szCs w:val="28"/>
-              </w:rPr>
-              <w:t xml:space="preserve"> </w:t>
-            </w:r>
-            <w:proofErr w:type="spellStart"/>
-            <w:r>
-              <w:rPr>
-                <w:rFonts w:ascii="TH SarabunPSK" w:hAnsi="TH SarabunPSK" w:cs="TH SarabunPSK" w:hint="cs"/>
-                <w:color w:val="auto"/>
-                <w:sz w:val="28"/>
-                <w:szCs w:val="28"/>
-              </w:rPr>
-              <w:t>รอ</w:t>
-            </w:r>
-            <w:proofErr w:type="spellEnd"/>
-            <w:r>
-              <w:rPr>
-                <w:rFonts w:ascii="TH SarabunPSK" w:hAnsi="TH SarabunPSK" w:cs="TH SarabunPSK" w:hint="cs"/>
-                <w:color w:val="auto"/>
-                <w:sz w:val="28"/>
-                <w:szCs w:val="28"/>
-              </w:rPr>
-              <w:t xml:space="preserve"> Manager/</w:t>
-            </w:r>
-            <w:proofErr w:type="spellStart"/>
-            <w:r>
-              <w:rPr>
-                <w:rFonts w:ascii="TH SarabunPSK" w:hAnsi="TH SarabunPSK" w:cs="TH SarabunPSK" w:hint="cs"/>
-                <w:color w:val="auto"/>
-                <w:sz w:val="28"/>
-                <w:szCs w:val="28"/>
-              </w:rPr>
-              <w:t>ผู้รับผิดชอบตรวจสอบ</w:t>
-            </w:r>
-            <w:proofErr w:type="spellEnd"/>
-          </w:p>
-        </w:tc>
-      </w:tr>
-      <w:tr>
-        <w:tc>
-          <w:tcPr>
-            <w:tcW w:w="2600" w:type="dxa"/>
-            <w:vAlign w:val="center"/>
-          </w:tcPr>
-          <w:p>
-            <w:pPr>
-              <w:pStyle w:val="TableBody"/>
-              <w:rPr>
-                <w:rFonts w:ascii="TH SarabunPSK" w:hAnsi="TH SarabunPSK" w:cs="TH SarabunPSK" w:hint="cs"/>
-                <w:color w:val="auto"/>
-                <w:sz w:val="28"/>
-                <w:szCs w:val="28"/>
-              </w:rPr>
-            </w:pPr>
-            <w:proofErr w:type="spellStart"/>
-            <w:r>
-              <w:rPr>
-                <w:rFonts w:ascii="TH SarabunPSK" w:hAnsi="TH SarabunPSK" w:cs="TH SarabunPSK" w:hint="cs"/>
-                <w:color w:val="auto"/>
-                <w:sz w:val="28"/>
-                <w:szCs w:val="28"/>
-              </w:rPr>
-              <w:t>ยืนยันแล้ว</w:t>
-            </w:r>
-            <w:proofErr w:type="spellEnd"/>
-          </w:p>
-        </w:tc>
-        <w:tc>
-          <w:tcPr>
-            <w:tcW w:w="6760" w:type="dxa"/>
-            <w:vAlign w:val="center"/>
-          </w:tcPr>
-          <w:p>
-            <w:pPr>
-              <w:pStyle w:val="TableBody"/>
-              <w:rPr>
-                <w:rFonts w:ascii="TH SarabunPSK" w:hAnsi="TH SarabunPSK" w:cs="TH SarabunPSK" w:hint="cs"/>
-                <w:color w:val="auto"/>
-                <w:sz w:val="28"/>
-                <w:szCs w:val="28"/>
-              </w:rPr>
-            </w:pPr>
-            <w:proofErr w:type="spellStart"/>
-            <w:r>
-              <w:rPr>
-                <w:rFonts w:ascii="TH SarabunPSK" w:hAnsi="TH SarabunPSK" w:cs="TH SarabunPSK" w:hint="cs"/>
-                <w:color w:val="auto"/>
-                <w:sz w:val="28"/>
-                <w:szCs w:val="28"/>
-              </w:rPr>
-              <w:t>ข้อมูลเวลาผ่านการตรวจสอบแล้ว</w:t>
-            </w:r>
-            <w:proofErr w:type="spellEnd"/>
-          </w:p>
-        </w:tc>
-      </w:tr>
-      <w:tr>
-        <w:tc>
-          <w:tcPr>
-            <w:tcW w:w="2600" w:type="dxa"/>
-            <w:vAlign w:val="center"/>
-          </w:tcPr>
-          <w:p>
-            <w:pPr>
-              <w:pStyle w:val="TableBody"/>
-              <w:rPr>
-                <w:rFonts w:ascii="TH SarabunPSK" w:hAnsi="TH SarabunPSK" w:cs="TH SarabunPSK" w:hint="cs"/>
-                <w:color w:val="auto"/>
-                <w:sz w:val="28"/>
-                <w:szCs w:val="28"/>
-              </w:rPr>
-            </w:pPr>
-            <w:proofErr w:type="spellStart"/>
-            <w:r>
-              <w:rPr>
-                <w:rFonts w:ascii="TH SarabunPSK" w:hAnsi="TH SarabunPSK" w:cs="TH SarabunPSK" w:hint="cs"/>
-                <w:color w:val="auto"/>
-                <w:sz w:val="28"/>
-                <w:szCs w:val="28"/>
-              </w:rPr>
-              <w:t>ปฏิเสธ</w:t>
-            </w:r>
-            <w:proofErr w:type="spellEnd"/>
-          </w:p>
-        </w:tc>
-        <w:tc>
-          <w:tcPr>
-            <w:tcW w:w="6760" w:type="dxa"/>
-            <w:vAlign w:val="center"/>
-          </w:tcPr>
-          <w:p>
-            <w:pPr>
-              <w:pStyle w:val="TableBody"/>
-              <w:rPr>
-                <w:rFonts w:ascii="TH SarabunPSK" w:hAnsi="TH SarabunPSK" w:cs="TH SarabunPSK" w:hint="cs"/>
-                <w:color w:val="auto"/>
-                <w:sz w:val="28"/>
-                <w:szCs w:val="28"/>
-              </w:rPr>
-            </w:pPr>
-            <w:proofErr w:type="spellStart"/>
-            <w:r>
-              <w:rPr>
-                <w:rFonts w:ascii="TH SarabunPSK" w:hAnsi="TH SarabunPSK" w:cs="TH SarabunPSK" w:hint="cs"/>
-                <w:color w:val="auto"/>
-                <w:sz w:val="28"/>
-                <w:szCs w:val="28"/>
-              </w:rPr>
-              <w:t>ข้อมูลเวลาไม่ผ่าน</w:t>
-            </w:r>
-            <w:proofErr w:type="spellEnd"/>
-            <w:r>
-              <w:rPr>
-                <w:rFonts w:ascii="TH SarabunPSK" w:hAnsi="TH SarabunPSK" w:cs="TH SarabunPSK" w:hint="cs"/>
-                <w:color w:val="auto"/>
-                <w:sz w:val="28"/>
-                <w:szCs w:val="28"/>
-              </w:rPr>
-              <w:t xml:space="preserve"> </w:t>
-            </w:r>
-            <w:proofErr w:type="spellStart"/>
-            <w:r>
-              <w:rPr>
-                <w:rFonts w:ascii="TH SarabunPSK" w:hAnsi="TH SarabunPSK" w:cs="TH SarabunPSK" w:hint="cs"/>
-                <w:color w:val="auto"/>
-                <w:sz w:val="28"/>
-                <w:szCs w:val="28"/>
-              </w:rPr>
-              <w:t>ให้ตรวจหมายเหตุและให้ผู้เข้าร่วมแก้ไข</w:t>
-            </w:r>
-            <w:proofErr w:type="spellEnd"/>
-          </w:p>
-        </w:tc>
-      </w:tr>
-    </w:tbl>
-    <w:p/>
-    <w:p>
-      <w:pPr>
-        <w:pStyle w:val="Heading1"/>
-        <w:spacing w:after="0"/>
-        <w:rPr>
-          <w:rFonts w:ascii="TH SarabunPSK" w:hAnsi="TH SarabunPSK" w:cs="TH SarabunPSK" w:hint="cs"/>
-          <w:color w:val="auto"/>
-          <w:szCs w:val="32"/>
-        </w:rPr>
-      </w:pPr>
-      <w:r>
-        <w:rPr>
-          <w:rFonts w:ascii="TH SarabunPSK" w:hAnsi="TH SarabunPSK" w:cs="TH SarabunPSK" w:hint="cs"/>
-          <w:color w:val="auto"/>
-          <w:szCs w:val="32"/>
-        </w:rPr>
-        <w:lastRenderedPageBreak/>
-        <w:t xml:space="preserve">9. </w:t>
-      </w:r>
-      <w:proofErr w:type="spellStart"/>
-      <w:r>
-        <w:rPr>
-          <w:rFonts w:ascii="TH SarabunPSK" w:hAnsi="TH SarabunPSK" w:cs="TH SarabunPSK" w:hint="cs"/>
-          <w:color w:val="auto"/>
-          <w:szCs w:val="32"/>
-        </w:rPr>
-        <w:t>การพิมพ์รายงาน</w:t>
-      </w:r>
-      <w:proofErr w:type="spellEnd"/>
-      <w:r>
-        <w:rPr>
-          <w:rFonts w:ascii="TH SarabunPSK" w:hAnsi="TH SarabunPSK" w:cs="TH SarabunPSK" w:hint="cs"/>
-          <w:color w:val="auto"/>
-          <w:szCs w:val="32"/>
+          <w:rFonts w:ascii="TH SarabunPSK" w:hAnsi="TH SarabunPSK" w:cs="TH SarabunPSK"/>
+          <w:color w:val="auto"/>
+          <w:sz w:val="28"/>
+          <w:szCs w:val="28"/>
+        </w:rPr>
+      </w:pPr>
+      <w:proofErr w:type="spellStart"/>
+      <w:r>
+        <w:rPr>
+          <w:rFonts w:ascii="TH SarabunPSK" w:hAnsi="TH SarabunPSK" w:cs="TH SarabunPSK" w:hint="cs"/>
+          <w:color w:val="auto"/>
+          <w:sz w:val="28"/>
+          <w:szCs w:val="28"/>
+        </w:rPr>
+        <w:t>กดปุ่มพิมพ์รายงาน</w:t>
+      </w:r>
+      <w:proofErr w:type="spellEnd"/>
+      <w:r>
+        <w:rPr>
+          <w:rFonts w:ascii="TH SarabunPSK" w:hAnsi="TH SarabunPSK" w:cs="TH SarabunPSK" w:hint="cs"/>
+          <w:color w:val="auto"/>
+          <w:sz w:val="28"/>
+          <w:szCs w:val="28"/>
         </w:rPr>
         <w:t xml:space="preserve"> Event</w:t>
       </w:r>
@@ -4294,32 +3309,103 @@
         </w:numPr>
         <w:spacing w:after="0"/>
         <w:rPr>
-          <w:rFonts w:ascii="TH SarabunPSK" w:hAnsi="TH SarabunPSK" w:cs="TH SarabunPSK" w:hint="cs"/>
-          <w:color w:val="auto"/>
-          <w:sz w:val="28"/>
-          <w:szCs w:val="28"/>
-        </w:rPr>
-      </w:pPr>
-      <w:proofErr w:type="spellStart"/>
-      <w:r>
-        <w:rPr>
-          <w:rFonts w:ascii="TH SarabunPSK" w:hAnsi="TH SarabunPSK" w:cs="TH SarabunPSK" w:hint="cs"/>
-          <w:color w:val="auto"/>
-          <w:sz w:val="28"/>
-          <w:szCs w:val="28"/>
-        </w:rPr>
-        <w:t>เปิดรายละเอียด</w:t>
-      </w:r>
-      <w:proofErr w:type="spellEnd"/>
-      <w:r>
-        <w:rPr>
-          <w:rFonts w:ascii="TH SarabunPSK" w:hAnsi="TH SarabunPSK" w:cs="TH SarabunPSK" w:hint="cs"/>
-          <w:color w:val="auto"/>
-          <w:sz w:val="28"/>
-          <w:szCs w:val="28"/>
-        </w:rPr>
-        <w:t xml:space="preserve"> Event</w:t>
-      </w:r>
+          <w:rFonts w:ascii="TH SarabunPSK" w:hAnsi="TH SarabunPSK" w:cs="TH SarabunPSK"/>
+          <w:color w:val="auto"/>
+          <w:sz w:val="28"/>
+          <w:szCs w:val="28"/>
+        </w:rPr>
+      </w:pPr>
+      <w:proofErr w:type="spellStart"/>
+      <w:r>
+        <w:rPr>
+          <w:rFonts w:ascii="TH SarabunPSK" w:hAnsi="TH SarabunPSK" w:cs="TH SarabunPSK" w:hint="cs"/>
+          <w:color w:val="auto"/>
+          <w:sz w:val="28"/>
+          <w:szCs w:val="28"/>
+        </w:rPr>
+        <w:t>ระบบจะเปิดหน้าพิมพ์พร้อมตารางรายชื่อ</w:t>
+      </w:r>
+      <w:proofErr w:type="spellEnd"/>
+      <w:r>
+        <w:rPr>
+          <w:rFonts w:ascii="TH SarabunPSK" w:hAnsi="TH SarabunPSK" w:cs="TH SarabunPSK" w:hint="cs"/>
+          <w:color w:val="auto"/>
+          <w:sz w:val="28"/>
+          <w:szCs w:val="28"/>
+        </w:rPr>
+        <w:t xml:space="preserve"> </w:t>
+      </w:r>
+      <w:proofErr w:type="spellStart"/>
+      <w:r>
+        <w:rPr>
+          <w:rFonts w:ascii="TH SarabunPSK" w:hAnsi="TH SarabunPSK" w:cs="TH SarabunPSK" w:hint="cs"/>
+          <w:color w:val="auto"/>
+          <w:sz w:val="28"/>
+          <w:szCs w:val="28"/>
+        </w:rPr>
+        <w:t>วันที่</w:t>
+      </w:r>
+      <w:proofErr w:type="spellEnd"/>
+      <w:r>
+        <w:rPr>
+          <w:rFonts w:ascii="TH SarabunPSK" w:hAnsi="TH SarabunPSK" w:cs="TH SarabunPSK" w:hint="cs"/>
+          <w:color w:val="auto"/>
+          <w:sz w:val="28"/>
+          <w:szCs w:val="28"/>
+        </w:rPr>
+        <w:t xml:space="preserve"> </w:t>
+      </w:r>
+      <w:proofErr w:type="spellStart"/>
+      <w:r>
+        <w:rPr>
+          <w:rFonts w:ascii="TH SarabunPSK" w:hAnsi="TH SarabunPSK" w:cs="TH SarabunPSK" w:hint="cs"/>
+          <w:color w:val="auto"/>
+          <w:sz w:val="28"/>
+          <w:szCs w:val="28"/>
+        </w:rPr>
+        <w:t>เวลาเข้า</w:t>
+      </w:r>
+      <w:proofErr w:type="spellEnd"/>
+      <w:r>
+        <w:rPr>
+          <w:rFonts w:ascii="TH SarabunPSK" w:hAnsi="TH SarabunPSK" w:cs="TH SarabunPSK" w:hint="cs"/>
+          <w:color w:val="auto"/>
+          <w:sz w:val="28"/>
+          <w:szCs w:val="28"/>
+        </w:rPr>
+        <w:t xml:space="preserve"> </w:t>
+      </w:r>
+      <w:proofErr w:type="spellStart"/>
+      <w:r>
+        <w:rPr>
+          <w:rFonts w:ascii="TH SarabunPSK" w:hAnsi="TH SarabunPSK" w:cs="TH SarabunPSK" w:hint="cs"/>
+          <w:color w:val="auto"/>
+          <w:sz w:val="28"/>
+          <w:szCs w:val="28"/>
+        </w:rPr>
+        <w:t>เวลาออก</w:t>
+      </w:r>
+      <w:proofErr w:type="spellEnd"/>
+      <w:r>
+        <w:rPr>
+          <w:rFonts w:ascii="TH SarabunPSK" w:hAnsi="TH SarabunPSK" w:cs="TH SarabunPSK" w:hint="cs"/>
+          <w:color w:val="auto"/>
+          <w:sz w:val="28"/>
+          <w:szCs w:val="28"/>
+        </w:rPr>
+        <w:t xml:space="preserve"> </w:t>
+      </w:r>
+      <w:proofErr w:type="spellStart"/>
+      <w:r>
+        <w:rPr>
+          <w:rFonts w:ascii="TH SarabunPSK" w:hAnsi="TH SarabunPSK" w:cs="TH SarabunPSK" w:hint="cs"/>
+          <w:color w:val="auto"/>
+          <w:sz w:val="28"/>
+          <w:szCs w:val="28"/>
+        </w:rPr>
+        <w:t>และช่องลงชื่อ</w:t>
+      </w:r>
+      <w:proofErr w:type="spellEnd"/>
     </w:p>
     <w:p>
       <w:pPr>
@@ -4330,177 +3416,7 @@
         </w:numPr>
         <w:spacing w:after="0"/>
         <w:rPr>
-          <w:rFonts w:ascii="TH SarabunPSK" w:hAnsi="TH SarabunPSK" w:cs="TH SarabunPSK" w:hint="cs"/>
-          <w:color w:val="auto"/>
-          <w:sz w:val="28"/>
-          <w:szCs w:val="28"/>
-        </w:rPr>
-      </w:pPr>
-      <w:proofErr w:type="spellStart"/>
-      <w:r>
-        <w:rPr>
-          <w:rFonts w:ascii="TH SarabunPSK" w:hAnsi="TH SarabunPSK" w:cs="TH SarabunPSK" w:hint="cs"/>
-          <w:color w:val="auto"/>
-          <w:sz w:val="28"/>
-          <w:szCs w:val="28"/>
-        </w:rPr>
-        <w:t>ตรวจว่ารายชื่อและเวลาที่ต้องการพิมพ์ถูกต้อง</w:t>
-      </w:r>
-      <w:proofErr w:type="spellEnd"/>
-    </w:p>
-    <w:p>
-      <w:pPr>
-        <w:pStyle w:val="Numbered"/>
-        <w:numPr>
-          <w:ilvl w:val="0"/>
-          <w:numId w:val="1"/>
-        </w:numPr>
-        <w:spacing w:after="0"/>
-        <w:rPr>
-          <w:rFonts w:ascii="TH SarabunPSK" w:hAnsi="TH SarabunPSK" w:cs="TH SarabunPSK" w:hint="cs"/>
-          <w:color w:val="auto"/>
-          <w:sz w:val="28"/>
-          <w:szCs w:val="28"/>
-        </w:rPr>
-      </w:pPr>
-      <w:proofErr w:type="spellStart"/>
-      <w:r>
-        <w:rPr>
-          <w:rFonts w:ascii="TH SarabunPSK" w:hAnsi="TH SarabunPSK" w:cs="TH SarabunPSK" w:hint="cs"/>
-          <w:color w:val="auto"/>
-          <w:sz w:val="28"/>
-          <w:szCs w:val="28"/>
-        </w:rPr>
-        <w:t>กดปุ่มพิมพ์รายงาน</w:t>
-      </w:r>
-      <w:proofErr w:type="spellEnd"/>
-      <w:r>
-        <w:rPr>
-          <w:rFonts w:ascii="TH SarabunPSK" w:hAnsi="TH SarabunPSK" w:cs="TH SarabunPSK" w:hint="cs"/>
-          <w:color w:val="auto"/>
-          <w:sz w:val="28"/>
-          <w:szCs w:val="28"/>
-        </w:rPr>
-        <w:t xml:space="preserve"> Event</w:t>
-      </w:r>
-    </w:p>
-    <w:p>
-      <w:pPr>
-        <w:pStyle w:val="Numbered"/>
-        <w:numPr>
-          <w:ilvl w:val="0"/>
-          <w:numId w:val="1"/>
-        </w:numPr>
-        <w:spacing w:after="0"/>
-        <w:rPr>
-          <w:rFonts w:ascii="TH SarabunPSK" w:hAnsi="TH SarabunPSK" w:cs="TH SarabunPSK" w:hint="cs"/>
-          <w:color w:val="auto"/>
-          <w:sz w:val="28"/>
-          <w:szCs w:val="28"/>
-        </w:rPr>
-      </w:pPr>
-      <w:proofErr w:type="spellStart"/>
-      <w:r>
-        <w:rPr>
-          <w:rFonts w:ascii="TH SarabunPSK" w:hAnsi="TH SarabunPSK" w:cs="TH SarabunPSK" w:hint="cs"/>
-          <w:color w:val="auto"/>
-          <w:sz w:val="28"/>
-          <w:szCs w:val="28"/>
-        </w:rPr>
-        <w:t>ระบบจะเปิดหน้าพิมพ์พร้อมตารางรายชื่อ</w:t>
-      </w:r>
-      <w:proofErr w:type="spellEnd"/>
-      <w:r>
-        <w:rPr>
-          <w:rFonts w:ascii="TH SarabunPSK" w:hAnsi="TH SarabunPSK" w:cs="TH SarabunPSK" w:hint="cs"/>
-          <w:color w:val="auto"/>
-          <w:sz w:val="28"/>
-          <w:szCs w:val="28"/>
-        </w:rPr>
-        <w:t xml:space="preserve"> </w:t>
-      </w:r>
-      <w:proofErr w:type="spellStart"/>
-      <w:r>
-        <w:rPr>
-          <w:rFonts w:ascii="TH SarabunPSK" w:hAnsi="TH SarabunPSK" w:cs="TH SarabunPSK" w:hint="cs"/>
-          <w:color w:val="auto"/>
-          <w:sz w:val="28"/>
-          <w:szCs w:val="28"/>
-        </w:rPr>
-        <w:t>วันที่</w:t>
-      </w:r>
-      <w:proofErr w:type="spellEnd"/>
-      <w:r>
-        <w:rPr>
-          <w:rFonts w:ascii="TH SarabunPSK" w:hAnsi="TH SarabunPSK" w:cs="TH SarabunPSK" w:hint="cs"/>
-          <w:color w:val="auto"/>
-          <w:sz w:val="28"/>
-          <w:szCs w:val="28"/>
-        </w:rPr>
-        <w:t xml:space="preserve"> </w:t>
-      </w:r>
-      <w:proofErr w:type="spellStart"/>
-      <w:r>
-        <w:rPr>
-          <w:rFonts w:ascii="TH SarabunPSK" w:hAnsi="TH SarabunPSK" w:cs="TH SarabunPSK" w:hint="cs"/>
-          <w:color w:val="auto"/>
-          <w:sz w:val="28"/>
-          <w:szCs w:val="28"/>
-        </w:rPr>
-        <w:t>เวลาเข้า</w:t>
-      </w:r>
-      <w:proofErr w:type="spellEnd"/>
-      <w:r>
-        <w:rPr>
-          <w:rFonts w:ascii="TH SarabunPSK" w:hAnsi="TH SarabunPSK" w:cs="TH SarabunPSK" w:hint="cs"/>
-          <w:color w:val="auto"/>
-          <w:sz w:val="28"/>
-          <w:szCs w:val="28"/>
-        </w:rPr>
-        <w:t xml:space="preserve"> </w:t>
-      </w:r>
-      <w:proofErr w:type="spellStart"/>
-      <w:r>
-        <w:rPr>
-          <w:rFonts w:ascii="TH SarabunPSK" w:hAnsi="TH SarabunPSK" w:cs="TH SarabunPSK" w:hint="cs"/>
-          <w:color w:val="auto"/>
-          <w:sz w:val="28"/>
-          <w:szCs w:val="28"/>
-        </w:rPr>
-        <w:t>เวลาออก</w:t>
-      </w:r>
-      <w:proofErr w:type="spellEnd"/>
-      <w:r>
-        <w:rPr>
-          <w:rFonts w:ascii="TH SarabunPSK" w:hAnsi="TH SarabunPSK" w:cs="TH SarabunPSK" w:hint="cs"/>
-          <w:color w:val="auto"/>
-          <w:sz w:val="28"/>
-          <w:szCs w:val="28"/>
-        </w:rPr>
-        <w:t xml:space="preserve"> </w:t>
-      </w:r>
-      <w:proofErr w:type="spellStart"/>
-      <w:r>
-        <w:rPr>
-          <w:rFonts w:ascii="TH SarabunPSK" w:hAnsi="TH SarabunPSK" w:cs="TH SarabunPSK" w:hint="cs"/>
-          <w:color w:val="auto"/>
-          <w:sz w:val="28"/>
-          <w:szCs w:val="28"/>
-        </w:rPr>
-        <w:t>และช่องลงชื่อ</w:t>
-      </w:r>
-      <w:proofErr w:type="spellEnd"/>
-    </w:p>
-    <w:p>
-      <w:pPr>
-        <w:pStyle w:val="Numbered"/>
-        <w:numPr>
-          <w:ilvl w:val="0"/>
-          <w:numId w:val="1"/>
-        </w:numPr>
-        <w:spacing w:after="0"/>
-        <w:rPr>
-          <w:rFonts w:ascii="TH SarabunPSK" w:hAnsi="TH SarabunPSK" w:cs="TH SarabunPSK" w:hint="cs"/>
+          <w:rFonts w:ascii="TH SarabunPSK" w:hAnsi="TH SarabunPSK" w:cs="TH SarabunPSK"/>
           <w:color w:val="auto"/>
           <w:sz w:val="28"/>
           <w:szCs w:val="28"/>
@@ -4572,7 +3488,7 @@
         <w:pStyle w:val="Heading1"/>
         <w:spacing w:before="0" w:after="0"/>
         <w:rPr>
-          <w:rFonts w:ascii="TH SarabunPSK" w:hAnsi="TH SarabunPSK" w:cs="TH SarabunPSK" w:hint="cs"/>
+          <w:rFonts w:ascii="TH SarabunPSK" w:hAnsi="TH SarabunPSK" w:cs="TH SarabunPSK"/>
           <w:color w:val="auto"/>
           <w:szCs w:val="32"/>
         </w:rPr>
@@ -4613,7 +3529,7 @@
         </w:numPr>
         <w:spacing w:after="0"/>
         <w:rPr>
-          <w:rFonts w:ascii="TH SarabunPSK" w:hAnsi="TH SarabunPSK" w:cs="TH SarabunPSK" w:hint="cs"/>
+          <w:rFonts w:ascii="TH SarabunPSK" w:hAnsi="TH SarabunPSK" w:cs="TH SarabunPSK"/>
           <w:color w:val="auto"/>
           <w:sz w:val="28"/>
           <w:szCs w:val="28"/>
@@ -4689,7 +3605,7 @@
         </w:numPr>
         <w:spacing w:after="0"/>
         <w:rPr>
-          <w:rFonts w:ascii="TH SarabunPSK" w:hAnsi="TH SarabunPSK" w:cs="TH SarabunPSK" w:hint="cs"/>
+          <w:rFonts w:ascii="TH SarabunPSK" w:hAnsi="TH SarabunPSK" w:cs="TH SarabunPSK"/>
           <w:color w:val="auto"/>
           <w:sz w:val="28"/>
           <w:szCs w:val="28"/>
@@ -4816,7 +3732,7 @@
         </w:numPr>
         <w:spacing w:after="0"/>
         <w:rPr>
-          <w:rFonts w:ascii="TH SarabunPSK" w:hAnsi="TH SarabunPSK" w:cs="TH SarabunPSK" w:hint="cs"/>
+          <w:rFonts w:ascii="TH SarabunPSK" w:hAnsi="TH SarabunPSK" w:cs="TH SarabunPSK"/>
           <w:color w:val="auto"/>
           <w:sz w:val="28"/>
           <w:szCs w:val="28"/>
@@ -4893,564 +3809,6 @@
         <w:t>และไฟล์หลักฐานที่เกี่ยวข้องจะถูกลบตามไปด้วย</w:t>
       </w:r>
       <w:proofErr w:type="spellEnd"/>
-    </w:p>
-    <w:p>
-      <w:pPr>
-        <w:pStyle w:val="Heading1"/>
-        <w:spacing w:before="0" w:after="0"/>
-        <w:rPr>
-          <w:rFonts w:ascii="TH SarabunPSK" w:hAnsi="TH SarabunPSK" w:cs="TH SarabunPSK" w:hint="cs"/>
-          <w:color w:val="auto"/>
-          <w:szCs w:val="32"/>
-        </w:rPr>
-      </w:pPr>
-      <w:r>
-        <w:rPr>
-          <w:rFonts w:ascii="TH SarabunPSK" w:hAnsi="TH SarabunPSK" w:cs="TH SarabunPSK" w:hint="cs"/>
-          <w:color w:val="auto"/>
-          <w:szCs w:val="32"/>
-        </w:rPr>
-        <w:t xml:space="preserve">11. Checklist </w:t>
-      </w:r>
-      <w:proofErr w:type="spellStart"/>
-      <w:r>
-        <w:rPr>
-          <w:rFonts w:ascii="TH SarabunPSK" w:hAnsi="TH SarabunPSK" w:cs="TH SarabunPSK" w:hint="cs"/>
-          <w:color w:val="auto"/>
-          <w:szCs w:val="32"/>
-        </w:rPr>
-        <w:t>สำหรับ</w:t>
-      </w:r>
-      <w:proofErr w:type="spellEnd"/>
-      <w:r>
-        <w:rPr>
-          <w:rFonts w:ascii="TH SarabunPSK" w:hAnsi="TH SarabunPSK" w:cs="TH SarabunPSK" w:hint="cs"/>
-          <w:color w:val="auto"/>
-          <w:szCs w:val="32"/>
-        </w:rPr>
-        <w:t xml:space="preserve"> Manager</w:t>
-      </w:r>
-    </w:p>
-    <w:tbl>
-      <w:tblPr>
-        <w:tblStyle w:val="ManualTable"/>
-        <w:tblW w:w="9360" w:type="dxa"/>
-        <w:tblInd w:w="120" w:type="dxa"/>
-        <w:tblLayout w:type="fixed"/>
-        <w:tblCellMar>
-          <w:top w:w="120" w:type="dxa"/>
-          <w:left w:w="140" w:type="dxa"/>
-          <w:bottom w:w="120" w:type="dxa"/>
-          <w:right w:w="140" w:type="dxa"/>
-        </w:tblCellMar>
-        <w:tblLook w:val="04A0" w:firstRow="1" w:lastRow="0" w:firstColumn="1" w:lastColumn="0" w:noHBand="0" w:noVBand="1"/>
-      </w:tblPr>
-      <w:tblGrid>
-        <w:gridCol w:w="2400"/>
-        <w:gridCol w:w="6960"/>
-      </w:tblGrid>
-      <w:tr>
-        <w:tc>
-          <w:tcPr>
-            <w:tcW w:w="2400" w:type="dxa"/>
-            <w:shd w:val="clear" w:color="auto" w:fill="E8EEF5"/>
-            <w:vAlign w:val="center"/>
-          </w:tcPr>
-          <w:p>
-            <w:pPr>
-              <w:pStyle w:val="TableHeader"/>
-              <w:rPr>
-                <w:rFonts w:ascii="TH SarabunPSK" w:hAnsi="TH SarabunPSK" w:cs="TH SarabunPSK" w:hint="cs"/>
-                <w:color w:val="auto"/>
-                <w:sz w:val="28"/>
-                <w:szCs w:val="28"/>
-              </w:rPr>
-            </w:pPr>
-            <w:proofErr w:type="spellStart"/>
-            <w:r>
-              <w:rPr>
-                <w:rFonts w:ascii="TH SarabunPSK" w:hAnsi="TH SarabunPSK" w:cs="TH SarabunPSK" w:hint="cs"/>
-                <w:color w:val="auto"/>
-                <w:sz w:val="28"/>
-                <w:szCs w:val="28"/>
-              </w:rPr>
-              <w:t>งาน</w:t>
-            </w:r>
-            <w:proofErr w:type="spellEnd"/>
-          </w:p>
-        </w:tc>
-        <w:tc>
-          <w:tcPr>
-            <w:tcW w:w="6960" w:type="dxa"/>
-            <w:shd w:val="clear" w:color="auto" w:fill="E8EEF5"/>
-            <w:vAlign w:val="center"/>
-          </w:tcPr>
-          <w:p>
-            <w:pPr>
-              <w:pStyle w:val="TableHeader"/>
-              <w:rPr>
-                <w:rFonts w:ascii="TH SarabunPSK" w:hAnsi="TH SarabunPSK" w:cs="TH SarabunPSK" w:hint="cs"/>
-                <w:color w:val="auto"/>
-                <w:sz w:val="28"/>
-                <w:szCs w:val="28"/>
-              </w:rPr>
-            </w:pPr>
-            <w:proofErr w:type="spellStart"/>
-            <w:r>
-              <w:rPr>
-                <w:rFonts w:ascii="TH SarabunPSK" w:hAnsi="TH SarabunPSK" w:cs="TH SarabunPSK" w:hint="cs"/>
-                <w:color w:val="auto"/>
-                <w:sz w:val="28"/>
-                <w:szCs w:val="28"/>
-              </w:rPr>
-              <w:t>ตรวจสอบก่อนจบงาน</w:t>
-            </w:r>
-            <w:proofErr w:type="spellEnd"/>
-          </w:p>
-        </w:tc>
-      </w:tr>
-      <w:tr>
-        <w:tc>
-          <w:tcPr>
-            <w:tcW w:w="2400" w:type="dxa"/>
-            <w:vAlign w:val="center"/>
-          </w:tcPr>
-          <w:p>
-            <w:pPr>
-              <w:pStyle w:val="TableBody"/>
-              <w:rPr>
-                <w:rFonts w:ascii="TH SarabunPSK" w:hAnsi="TH SarabunPSK" w:cs="TH SarabunPSK" w:hint="cs"/>
-                <w:color w:val="auto"/>
-                <w:sz w:val="28"/>
-                <w:szCs w:val="28"/>
-              </w:rPr>
-            </w:pPr>
-            <w:proofErr w:type="spellStart"/>
-            <w:r>
-              <w:rPr>
-                <w:rFonts w:ascii="TH SarabunPSK" w:hAnsi="TH SarabunPSK" w:cs="TH SarabunPSK" w:hint="cs"/>
-                <w:color w:val="auto"/>
-                <w:sz w:val="28"/>
-                <w:szCs w:val="28"/>
-              </w:rPr>
-              <w:t>คำขอลา</w:t>
-            </w:r>
-            <w:proofErr w:type="spellEnd"/>
-          </w:p>
-        </w:tc>
-        <w:tc>
-          <w:tcPr>
-            <w:tcW w:w="6960" w:type="dxa"/>
-            <w:vAlign w:val="center"/>
-          </w:tcPr>
-          <w:p>
-            <w:pPr>
-              <w:pStyle w:val="TableBody"/>
-              <w:rPr>
-                <w:rFonts w:ascii="TH SarabunPSK" w:hAnsi="TH SarabunPSK" w:cs="TH SarabunPSK" w:hint="cs"/>
-                <w:color w:val="auto"/>
-                <w:sz w:val="28"/>
-                <w:szCs w:val="28"/>
-              </w:rPr>
-            </w:pPr>
-            <w:proofErr w:type="spellStart"/>
-            <w:r>
-              <w:rPr>
-                <w:rFonts w:ascii="TH SarabunPSK" w:hAnsi="TH SarabunPSK" w:cs="TH SarabunPSK" w:hint="cs"/>
-                <w:color w:val="auto"/>
-                <w:sz w:val="28"/>
-                <w:szCs w:val="28"/>
-              </w:rPr>
-              <w:t>ตรวจรายละเอียดและหลักฐานก่อนอนุมัติ</w:t>
-            </w:r>
-            <w:proofErr w:type="spellEnd"/>
-            <w:r>
-              <w:rPr>
-                <w:rFonts w:ascii="TH SarabunPSK" w:hAnsi="TH SarabunPSK" w:cs="TH SarabunPSK" w:hint="cs"/>
-                <w:color w:val="auto"/>
-                <w:sz w:val="28"/>
-                <w:szCs w:val="28"/>
-              </w:rPr>
-              <w:t>/</w:t>
-            </w:r>
-            <w:proofErr w:type="spellStart"/>
-            <w:r>
-              <w:rPr>
-                <w:rFonts w:ascii="TH SarabunPSK" w:hAnsi="TH SarabunPSK" w:cs="TH SarabunPSK" w:hint="cs"/>
-                <w:color w:val="auto"/>
-                <w:sz w:val="28"/>
-                <w:szCs w:val="28"/>
-              </w:rPr>
-              <w:t>ปฏิเสธ</w:t>
-            </w:r>
-            <w:proofErr w:type="spellEnd"/>
-          </w:p>
-        </w:tc>
-      </w:tr>
-      <w:tr>
-        <w:tc>
-          <w:tcPr>
-            <w:tcW w:w="2400" w:type="dxa"/>
-            <w:vAlign w:val="center"/>
-          </w:tcPr>
-          <w:p>
-            <w:pPr>
-              <w:pStyle w:val="TableBody"/>
-              <w:rPr>
-                <w:rFonts w:ascii="TH SarabunPSK" w:hAnsi="TH SarabunPSK" w:cs="TH SarabunPSK" w:hint="cs"/>
-                <w:color w:val="auto"/>
-                <w:sz w:val="28"/>
-                <w:szCs w:val="28"/>
-              </w:rPr>
-            </w:pPr>
-            <w:proofErr w:type="spellStart"/>
-            <w:r>
-              <w:rPr>
-                <w:rFonts w:ascii="TH SarabunPSK" w:hAnsi="TH SarabunPSK" w:cs="TH SarabunPSK" w:hint="cs"/>
-                <w:color w:val="auto"/>
-                <w:sz w:val="28"/>
-                <w:szCs w:val="28"/>
-              </w:rPr>
-              <w:t>หมายเหตุ</w:t>
-            </w:r>
-            <w:proofErr w:type="spellEnd"/>
-          </w:p>
-        </w:tc>
-        <w:tc>
-          <w:tcPr>
-            <w:tcW w:w="6960" w:type="dxa"/>
-            <w:vAlign w:val="center"/>
-          </w:tcPr>
-          <w:p>
-            <w:pPr>
-              <w:pStyle w:val="TableBody"/>
-              <w:rPr>
-                <w:rFonts w:ascii="TH SarabunPSK" w:hAnsi="TH SarabunPSK" w:cs="TH SarabunPSK" w:hint="cs"/>
-                <w:color w:val="auto"/>
-                <w:sz w:val="28"/>
-                <w:szCs w:val="28"/>
-              </w:rPr>
-            </w:pPr>
-            <w:proofErr w:type="spellStart"/>
-            <w:r>
-              <w:rPr>
-                <w:rFonts w:ascii="TH SarabunPSK" w:hAnsi="TH SarabunPSK" w:cs="TH SarabunPSK" w:hint="cs"/>
-                <w:color w:val="auto"/>
-                <w:sz w:val="28"/>
-                <w:szCs w:val="28"/>
-              </w:rPr>
-              <w:t>ใส่เหตุผลชัดเจนเมื่อปฏิเสธ</w:t>
-            </w:r>
-            <w:proofErr w:type="spellEnd"/>
-          </w:p>
-        </w:tc>
-      </w:tr>
-      <w:tr>
-        <w:tc>
-          <w:tcPr>
-            <w:tcW w:w="2400" w:type="dxa"/>
-            <w:vAlign w:val="center"/>
-          </w:tcPr>
-          <w:p>
-            <w:pPr>
-              <w:pStyle w:val="TableBody"/>
-              <w:rPr>
-                <w:rFonts w:ascii="TH SarabunPSK" w:hAnsi="TH SarabunPSK" w:cs="TH SarabunPSK" w:hint="cs"/>
-                <w:color w:val="auto"/>
-                <w:sz w:val="28"/>
-                <w:szCs w:val="28"/>
-              </w:rPr>
-            </w:pPr>
-            <w:proofErr w:type="spellStart"/>
-            <w:r>
-              <w:rPr>
-                <w:rFonts w:ascii="TH SarabunPSK" w:hAnsi="TH SarabunPSK" w:cs="TH SarabunPSK" w:hint="cs"/>
-                <w:color w:val="auto"/>
-                <w:sz w:val="28"/>
-                <w:szCs w:val="28"/>
-              </w:rPr>
-              <w:t>พนักงาน</w:t>
-            </w:r>
-            <w:proofErr w:type="spellEnd"/>
-          </w:p>
-        </w:tc>
-        <w:tc>
-          <w:tcPr>
-            <w:tcW w:w="6960" w:type="dxa"/>
-            <w:vAlign w:val="center"/>
-          </w:tcPr>
-          <w:p>
-            <w:pPr>
-              <w:pStyle w:val="TableBody"/>
-              <w:rPr>
-                <w:rFonts w:ascii="TH SarabunPSK" w:hAnsi="TH SarabunPSK" w:cs="TH SarabunPSK" w:hint="cs"/>
-                <w:color w:val="auto"/>
-                <w:sz w:val="28"/>
-                <w:szCs w:val="28"/>
-              </w:rPr>
-            </w:pPr>
-            <w:proofErr w:type="spellStart"/>
-            <w:r>
-              <w:rPr>
-                <w:rFonts w:ascii="TH SarabunPSK" w:hAnsi="TH SarabunPSK" w:cs="TH SarabunPSK" w:hint="cs"/>
-                <w:color w:val="auto"/>
-                <w:sz w:val="28"/>
-                <w:szCs w:val="28"/>
-              </w:rPr>
-              <w:t>ตรวจยอดวันลาหลังปรับสิทธิ์ทุกครั้ง</w:t>
-            </w:r>
-            <w:proofErr w:type="spellEnd"/>
-          </w:p>
-        </w:tc>
-      </w:tr>
-      <w:tr>
-        <w:tc>
-          <w:tcPr>
-            <w:tcW w:w="2400" w:type="dxa"/>
-            <w:vAlign w:val="center"/>
-          </w:tcPr>
-          <w:p>
-            <w:pPr>
-              <w:pStyle w:val="TableBody"/>
-              <w:rPr>
-                <w:rFonts w:ascii="TH SarabunPSK" w:hAnsi="TH SarabunPSK" w:cs="TH SarabunPSK" w:hint="cs"/>
-                <w:color w:val="auto"/>
-                <w:sz w:val="28"/>
-                <w:szCs w:val="28"/>
-              </w:rPr>
-            </w:pPr>
-            <w:r>
-              <w:rPr>
-                <w:rFonts w:ascii="TH SarabunPSK" w:hAnsi="TH SarabunPSK" w:cs="TH SarabunPSK" w:hint="cs"/>
-                <w:color w:val="auto"/>
-                <w:sz w:val="28"/>
-                <w:szCs w:val="28"/>
-              </w:rPr>
-              <w:t>Report</w:t>
-            </w:r>
-          </w:p>
-        </w:tc>
-        <w:tc>
-          <w:tcPr>
-            <w:tcW w:w="6960" w:type="dxa"/>
-            <w:vAlign w:val="center"/>
-          </w:tcPr>
-          <w:p>
-            <w:pPr>
-              <w:pStyle w:val="TableBody"/>
-              <w:rPr>
-                <w:rFonts w:ascii="TH SarabunPSK" w:hAnsi="TH SarabunPSK" w:cs="TH SarabunPSK" w:hint="cs"/>
-                <w:color w:val="auto"/>
-                <w:sz w:val="28"/>
-                <w:szCs w:val="28"/>
-              </w:rPr>
-            </w:pPr>
-            <w:proofErr w:type="spellStart"/>
-            <w:r>
-              <w:rPr>
-                <w:rFonts w:ascii="TH SarabunPSK" w:hAnsi="TH SarabunPSK" w:cs="TH SarabunPSK" w:hint="cs"/>
-                <w:color w:val="auto"/>
-                <w:sz w:val="28"/>
-                <w:szCs w:val="28"/>
-              </w:rPr>
-              <w:t>ตรวจรายการรออนุมัติและพนักงานวันลาเหลือน้อยเป็นประจำ</w:t>
-            </w:r>
-            <w:proofErr w:type="spellEnd"/>
-          </w:p>
-        </w:tc>
-      </w:tr>
-      <w:tr>
-        <w:tc>
-          <w:tcPr>
-            <w:tcW w:w="2400" w:type="dxa"/>
-            <w:vAlign w:val="center"/>
-          </w:tcPr>
-          <w:p>
-            <w:pPr>
-              <w:pStyle w:val="TableBody"/>
-              <w:rPr>
-                <w:rFonts w:ascii="TH SarabunPSK" w:hAnsi="TH SarabunPSK" w:cs="TH SarabunPSK" w:hint="cs"/>
-                <w:color w:val="auto"/>
-                <w:sz w:val="28"/>
-                <w:szCs w:val="28"/>
-              </w:rPr>
-            </w:pPr>
-            <w:r>
-              <w:rPr>
-                <w:rFonts w:ascii="TH SarabunPSK" w:hAnsi="TH SarabunPSK" w:cs="TH SarabunPSK" w:hint="cs"/>
-                <w:color w:val="auto"/>
-                <w:sz w:val="28"/>
-                <w:szCs w:val="28"/>
-              </w:rPr>
-              <w:t>Event</w:t>
-            </w:r>
-          </w:p>
-        </w:tc>
-        <w:tc>
-          <w:tcPr>
-            <w:tcW w:w="6960" w:type="dxa"/>
-            <w:vAlign w:val="center"/>
-          </w:tcPr>
-          <w:p>
-            <w:pPr>
-              <w:pStyle w:val="TableBody"/>
-              <w:rPr>
-                <w:rFonts w:ascii="TH SarabunPSK" w:hAnsi="TH SarabunPSK" w:cs="TH SarabunPSK" w:hint="cs"/>
-                <w:color w:val="auto"/>
-                <w:sz w:val="28"/>
-                <w:szCs w:val="28"/>
-              </w:rPr>
-            </w:pPr>
-            <w:proofErr w:type="spellStart"/>
-            <w:r>
-              <w:rPr>
-                <w:rFonts w:ascii="TH SarabunPSK" w:hAnsi="TH SarabunPSK" w:cs="TH SarabunPSK" w:hint="cs"/>
-                <w:color w:val="auto"/>
-                <w:sz w:val="28"/>
-                <w:szCs w:val="28"/>
-              </w:rPr>
-              <w:t>เลือกผู้รับผิดชอบและผู้เข้าร่วมครบถ้วน</w:t>
-            </w:r>
-            <w:proofErr w:type="spellEnd"/>
-          </w:p>
-        </w:tc>
-      </w:tr>
-      <w:tr>
-        <w:tc>
-          <w:tcPr>
-            <w:tcW w:w="2400" w:type="dxa"/>
-            <w:vAlign w:val="center"/>
-          </w:tcPr>
-          <w:p>
-            <w:pPr>
-              <w:pStyle w:val="TableBody"/>
-              <w:rPr>
-                <w:rFonts w:ascii="TH SarabunPSK" w:hAnsi="TH SarabunPSK" w:cs="TH SarabunPSK" w:hint="cs"/>
-                <w:color w:val="auto"/>
-                <w:sz w:val="28"/>
-                <w:szCs w:val="28"/>
-              </w:rPr>
-            </w:pPr>
-            <w:proofErr w:type="spellStart"/>
-            <w:r>
-              <w:rPr>
-                <w:rFonts w:ascii="TH SarabunPSK" w:hAnsi="TH SarabunPSK" w:cs="TH SarabunPSK" w:hint="cs"/>
-                <w:color w:val="auto"/>
-                <w:sz w:val="28"/>
-                <w:szCs w:val="28"/>
-              </w:rPr>
-              <w:t>เวลา</w:t>
-            </w:r>
-            <w:proofErr w:type="spellEnd"/>
-            <w:r>
-              <w:rPr>
-                <w:rFonts w:ascii="TH SarabunPSK" w:hAnsi="TH SarabunPSK" w:cs="TH SarabunPSK" w:hint="cs"/>
-                <w:color w:val="auto"/>
-                <w:sz w:val="28"/>
-                <w:szCs w:val="28"/>
-              </w:rPr>
-              <w:t xml:space="preserve"> Event</w:t>
-            </w:r>
-          </w:p>
-        </w:tc>
-        <w:tc>
-          <w:tcPr>
-            <w:tcW w:w="6960" w:type="dxa"/>
-            <w:vAlign w:val="center"/>
-          </w:tcPr>
-          <w:p>
-            <w:pPr>
-              <w:pStyle w:val="TableBody"/>
-              <w:rPr>
-                <w:rFonts w:ascii="TH SarabunPSK" w:hAnsi="TH SarabunPSK" w:cs="TH SarabunPSK" w:hint="cs"/>
-                <w:color w:val="auto"/>
-                <w:sz w:val="28"/>
-                <w:szCs w:val="28"/>
-              </w:rPr>
-            </w:pPr>
-            <w:proofErr w:type="spellStart"/>
-            <w:r>
-              <w:rPr>
-                <w:rFonts w:ascii="TH SarabunPSK" w:hAnsi="TH SarabunPSK" w:cs="TH SarabunPSK" w:hint="cs"/>
-                <w:color w:val="auto"/>
-                <w:sz w:val="28"/>
-                <w:szCs w:val="28"/>
-              </w:rPr>
-              <w:t>ตรวจเวลาและหลักฐานก่อนยืนยันหรือพิมพ์รายงาน</w:t>
-            </w:r>
-            <w:proofErr w:type="spellEnd"/>
-          </w:p>
-        </w:tc>
-      </w:tr>
-      <w:tr>
-        <w:tc>
-          <w:tcPr>
-            <w:tcW w:w="2400" w:type="dxa"/>
-            <w:vAlign w:val="center"/>
-          </w:tcPr>
-          <w:p>
-            <w:pPr>
-              <w:pStyle w:val="TableBody"/>
-              <w:rPr>
-                <w:rFonts w:ascii="TH SarabunPSK" w:hAnsi="TH SarabunPSK" w:cs="TH SarabunPSK" w:hint="cs"/>
-                <w:color w:val="auto"/>
-                <w:sz w:val="28"/>
-                <w:szCs w:val="28"/>
-              </w:rPr>
-            </w:pPr>
-            <w:proofErr w:type="spellStart"/>
-            <w:r>
-              <w:rPr>
-                <w:rFonts w:ascii="TH SarabunPSK" w:hAnsi="TH SarabunPSK" w:cs="TH SarabunPSK" w:hint="cs"/>
-                <w:color w:val="auto"/>
-                <w:sz w:val="28"/>
-                <w:szCs w:val="28"/>
-              </w:rPr>
-              <w:t>การลบ</w:t>
-            </w:r>
-            <w:proofErr w:type="spellEnd"/>
-          </w:p>
-        </w:tc>
-        <w:tc>
-          <w:tcPr>
-            <w:tcW w:w="6960" w:type="dxa"/>
-            <w:vAlign w:val="center"/>
-          </w:tcPr>
-          <w:p>
-            <w:pPr>
-              <w:pStyle w:val="TableBody"/>
-              <w:rPr>
-                <w:rFonts w:ascii="TH SarabunPSK" w:hAnsi="TH SarabunPSK" w:cs="TH SarabunPSK" w:hint="cs"/>
-                <w:color w:val="auto"/>
-                <w:sz w:val="28"/>
-                <w:szCs w:val="28"/>
-              </w:rPr>
-            </w:pPr>
-            <w:proofErr w:type="spellStart"/>
-            <w:r>
-              <w:rPr>
-                <w:rFonts w:ascii="TH SarabunPSK" w:hAnsi="TH SarabunPSK" w:cs="TH SarabunPSK" w:hint="cs"/>
-                <w:color w:val="auto"/>
-                <w:sz w:val="28"/>
-                <w:szCs w:val="28"/>
-              </w:rPr>
-              <w:t>ลบเฉพาะข้อมูลที่สร้างผิดหรือยกเลิกจริง</w:t>
-            </w:r>
-            <w:proofErr w:type="spellEnd"/>
-          </w:p>
-        </w:tc>
-      </w:tr>
-    </w:tbl>
-    <w:p>
-      <w:pPr>
-        <w:spacing w:after="0"/>
-        <w:rPr>
-          <w:rFonts w:ascii="TH SarabunPSK" w:hAnsi="TH SarabunPSK" w:cs="TH SarabunPSK" w:hint="cs"/>
-          <w:color w:val="auto"/>
-          <w:sz w:val="28"/>
-          <w:szCs w:val="28"/>
-        </w:rPr>
-      </w:pPr>
     </w:p>
     <w:sectPr>
       <w:pgSz w:w="12240" w:h="15840"/>
